--- a/jasonpieterkwork/SBK/SEMESTER 1/LATIHAN SOAL SBK BAB 1 - 2.docx
+++ b/jasonpieterkwork/SBK/SEMESTER 1/LATIHAN SOAL SBK BAB 1 - 2.docx
@@ -48,107 +48,87 @@
           <w:bCs/>
           <w:lang w:val="en-US"/>
         </w:rPr>
-        <w:t>instalasi</w:t>
-      </w:r>
-      <w:proofErr w:type="spellEnd"/>
-      <w:r>
-        <w:rPr>
-          <w:rFonts w:ascii="Balsamiq Sans" w:hAnsi="Balsamiq Sans"/>
-          <w:b/>
-          <w:bCs/>
-          <w:lang w:val="en-US"/>
-        </w:rPr>
-        <w:t xml:space="preserve"> </w:t>
-      </w:r>
-      <w:proofErr w:type="spellStart"/>
-      <w:r>
-        <w:rPr>
-          <w:rFonts w:ascii="Balsamiq Sans" w:hAnsi="Balsamiq Sans"/>
-          <w:b/>
-          <w:bCs/>
-          <w:lang w:val="en-US"/>
-        </w:rPr>
-        <w:t>lampu</w:t>
-      </w:r>
-      <w:proofErr w:type="spellEnd"/>
-      <w:r>
-        <w:rPr>
-          <w:rFonts w:ascii="Balsamiq Sans" w:hAnsi="Balsamiq Sans"/>
-          <w:b/>
-          <w:bCs/>
-          <w:lang w:val="en-US"/>
-        </w:rPr>
-        <w:t xml:space="preserve"> </w:t>
-      </w:r>
-      <w:proofErr w:type="spellStart"/>
-      <w:r>
-        <w:rPr>
-          <w:rFonts w:ascii="Balsamiq Sans" w:hAnsi="Balsamiq Sans"/>
-          <w:b/>
-          <w:bCs/>
-          <w:lang w:val="en-US"/>
-        </w:rPr>
-        <w:t>listrik</w:t>
-      </w:r>
-      <w:proofErr w:type="spellEnd"/>
-      <w:r>
-        <w:rPr>
-          <w:rFonts w:ascii="Balsamiq Sans" w:hAnsi="Balsamiq Sans"/>
-          <w:b/>
-          <w:bCs/>
-          <w:lang w:val="en-US"/>
-        </w:rPr>
-        <w:t xml:space="preserve"> </w:t>
-      </w:r>
-      <w:proofErr w:type="spellStart"/>
-      <w:r>
-        <w:rPr>
-          <w:rFonts w:ascii="Balsamiq Sans" w:hAnsi="Balsamiq Sans"/>
-          <w:b/>
-          <w:bCs/>
-          <w:lang w:val="en-US"/>
-        </w:rPr>
-        <w:t>memiliki</w:t>
-      </w:r>
-      <w:proofErr w:type="spellEnd"/>
-      <w:r>
-        <w:rPr>
-          <w:rFonts w:ascii="Balsamiq Sans" w:hAnsi="Balsamiq Sans"/>
-          <w:b/>
-          <w:bCs/>
-          <w:lang w:val="en-US"/>
-        </w:rPr>
-        <w:t xml:space="preserve"> </w:t>
-      </w:r>
-      <w:proofErr w:type="spellStart"/>
-      <w:r>
-        <w:rPr>
-          <w:rFonts w:ascii="Balsamiq Sans" w:hAnsi="Balsamiq Sans"/>
-          <w:b/>
-          <w:bCs/>
-          <w:lang w:val="en-US"/>
-        </w:rPr>
-        <w:t>beberapa</w:t>
-      </w:r>
-      <w:proofErr w:type="spellEnd"/>
-      <w:r>
-        <w:rPr>
-          <w:rFonts w:ascii="Balsamiq Sans" w:hAnsi="Balsamiq Sans"/>
-          <w:b/>
-          <w:bCs/>
-          <w:lang w:val="en-US"/>
-        </w:rPr>
-        <w:t xml:space="preserve"> </w:t>
-      </w:r>
-      <w:proofErr w:type="spellStart"/>
-      <w:r>
-        <w:rPr>
-          <w:rFonts w:ascii="Balsamiq Sans" w:hAnsi="Balsamiq Sans"/>
-          <w:b/>
-          <w:bCs/>
-          <w:lang w:val="en-US"/>
-        </w:rPr>
-        <w:t>tahap</w:t>
+        <w:t>Instalasi</w:t>
+      </w:r>
+      <w:proofErr w:type="spellEnd"/>
+      <w:r>
+        <w:rPr>
+          <w:rFonts w:ascii="Balsamiq Sans" w:hAnsi="Balsamiq Sans"/>
+          <w:b/>
+          <w:bCs/>
+          <w:lang w:val="en-US"/>
+        </w:rPr>
+        <w:t xml:space="preserve"> </w:t>
+      </w:r>
+      <w:proofErr w:type="spellStart"/>
+      <w:r>
+        <w:rPr>
+          <w:rFonts w:ascii="Balsamiq Sans" w:hAnsi="Balsamiq Sans"/>
+          <w:b/>
+          <w:bCs/>
+          <w:lang w:val="en-US"/>
+        </w:rPr>
+        <w:t>Lampu</w:t>
+      </w:r>
+      <w:proofErr w:type="spellEnd"/>
+      <w:r>
+        <w:rPr>
+          <w:rFonts w:ascii="Balsamiq Sans" w:hAnsi="Balsamiq Sans"/>
+          <w:b/>
+          <w:bCs/>
+          <w:lang w:val="en-US"/>
+        </w:rPr>
+        <w:t xml:space="preserve"> Listrik </w:t>
+      </w:r>
+      <w:proofErr w:type="spellStart"/>
+      <w:r>
+        <w:rPr>
+          <w:rFonts w:ascii="Balsamiq Sans" w:hAnsi="Balsamiq Sans"/>
+          <w:b/>
+          <w:bCs/>
+          <w:lang w:val="en-US"/>
+        </w:rPr>
+        <w:t>Memiliki</w:t>
+      </w:r>
+      <w:proofErr w:type="spellEnd"/>
+      <w:r>
+        <w:rPr>
+          <w:rFonts w:ascii="Balsamiq Sans" w:hAnsi="Balsamiq Sans"/>
+          <w:b/>
+          <w:bCs/>
+          <w:lang w:val="en-US"/>
+        </w:rPr>
+        <w:t xml:space="preserve"> </w:t>
+      </w:r>
+      <w:proofErr w:type="spellStart"/>
+      <w:r>
+        <w:rPr>
+          <w:rFonts w:ascii="Balsamiq Sans" w:hAnsi="Balsamiq Sans"/>
+          <w:b/>
+          <w:bCs/>
+          <w:lang w:val="en-US"/>
+        </w:rPr>
+        <w:t>Beberapa</w:t>
+      </w:r>
+      <w:proofErr w:type="spellEnd"/>
+      <w:r>
+        <w:rPr>
+          <w:rFonts w:ascii="Balsamiq Sans" w:hAnsi="Balsamiq Sans"/>
+          <w:b/>
+          <w:bCs/>
+          <w:lang w:val="en-US"/>
+        </w:rPr>
+        <w:t xml:space="preserve"> </w:t>
+      </w:r>
+      <w:proofErr w:type="spellStart"/>
+      <w:r>
+        <w:rPr>
+          <w:rFonts w:ascii="Balsamiq Sans" w:hAnsi="Balsamiq Sans"/>
+          <w:b/>
+          <w:bCs/>
+          <w:lang w:val="en-US"/>
+        </w:rPr>
+        <w:t>Tahap</w:t>
       </w:r>
       <w:proofErr w:type="spellEnd"/>
       <w:r>
@@ -188,7 +168,7 @@
           <w:bCs/>
           <w:lang w:val="en-US"/>
         </w:rPr>
-        <w:t>tiga</w:t>
+        <w:t>Tiga</w:t>
       </w:r>
       <w:proofErr w:type="spellEnd"/>
       <w:r>
@@ -222,119 +202,110 @@
           <w:rFonts w:ascii="Balsamiq Sans" w:hAnsi="Balsamiq Sans"/>
           <w:lang w:val="en-US"/>
         </w:rPr>
-        <w:t>menyiapkan</w:t>
-      </w:r>
-      <w:proofErr w:type="spellEnd"/>
-      <w:r>
-        <w:rPr>
-          <w:rFonts w:ascii="Balsamiq Sans" w:hAnsi="Balsamiq Sans"/>
-          <w:lang w:val="en-US"/>
-        </w:rPr>
-        <w:t xml:space="preserve"> </w:t>
-      </w:r>
-      <w:proofErr w:type="spellStart"/>
-      <w:r>
-        <w:rPr>
-          <w:rFonts w:ascii="Balsamiq Sans" w:hAnsi="Balsamiq Sans"/>
-          <w:lang w:val="en-US"/>
-        </w:rPr>
-        <w:t>alat</w:t>
-      </w:r>
-      <w:proofErr w:type="spellEnd"/>
-      <w:r>
-        <w:rPr>
-          <w:rFonts w:ascii="Balsamiq Sans" w:hAnsi="Balsamiq Sans"/>
-          <w:lang w:val="en-US"/>
-        </w:rPr>
-        <w:t xml:space="preserve"> dan </w:t>
-      </w:r>
-      <w:proofErr w:type="spellStart"/>
-      <w:r>
-        <w:rPr>
-          <w:rFonts w:ascii="Balsamiq Sans" w:hAnsi="Balsamiq Sans"/>
-          <w:lang w:val="en-US"/>
-        </w:rPr>
-        <w:t>bahan</w:t>
-      </w:r>
-      <w:proofErr w:type="spellEnd"/>
-      <w:r>
-        <w:rPr>
-          <w:rFonts w:ascii="Balsamiq Sans" w:hAnsi="Balsamiq Sans"/>
-          <w:lang w:val="en-US"/>
-        </w:rPr>
-        <w:t xml:space="preserve"> </w:t>
-      </w:r>
-      <w:proofErr w:type="spellStart"/>
-      <w:r>
-        <w:rPr>
-          <w:rFonts w:ascii="Balsamiq Sans" w:hAnsi="Balsamiq Sans"/>
-          <w:lang w:val="en-US"/>
-        </w:rPr>
-        <w:t>untuk</w:t>
-      </w:r>
-      <w:proofErr w:type="spellEnd"/>
-      <w:r>
-        <w:rPr>
-          <w:rFonts w:ascii="Balsamiq Sans" w:hAnsi="Balsamiq Sans"/>
-          <w:lang w:val="en-US"/>
-        </w:rPr>
-        <w:t xml:space="preserve"> </w:t>
-      </w:r>
-      <w:proofErr w:type="spellStart"/>
-      <w:r>
-        <w:rPr>
-          <w:rFonts w:ascii="Balsamiq Sans" w:hAnsi="Balsamiq Sans"/>
-          <w:lang w:val="en-US"/>
-        </w:rPr>
-        <w:t>membuat</w:t>
-      </w:r>
-      <w:proofErr w:type="spellEnd"/>
-      <w:r>
-        <w:rPr>
-          <w:rFonts w:ascii="Balsamiq Sans" w:hAnsi="Balsamiq Sans"/>
-          <w:lang w:val="en-US"/>
-        </w:rPr>
-        <w:t xml:space="preserve"> </w:t>
-      </w:r>
-      <w:proofErr w:type="spellStart"/>
-      <w:r>
-        <w:rPr>
-          <w:rFonts w:ascii="Balsamiq Sans" w:hAnsi="Balsamiq Sans"/>
-          <w:lang w:val="en-US"/>
-        </w:rPr>
-        <w:t>instalasi</w:t>
-      </w:r>
-      <w:proofErr w:type="spellEnd"/>
-      <w:r>
-        <w:rPr>
-          <w:rFonts w:ascii="Balsamiq Sans" w:hAnsi="Balsamiq Sans"/>
-          <w:lang w:val="en-US"/>
-        </w:rPr>
-        <w:t xml:space="preserve"> </w:t>
-      </w:r>
-      <w:proofErr w:type="spellStart"/>
-      <w:r>
-        <w:rPr>
-          <w:rFonts w:ascii="Balsamiq Sans" w:hAnsi="Balsamiq Sans"/>
-          <w:lang w:val="en-US"/>
-        </w:rPr>
-        <w:t>lampu</w:t>
-      </w:r>
-      <w:proofErr w:type="spellEnd"/>
-      <w:r>
-        <w:rPr>
-          <w:rFonts w:ascii="Balsamiq Sans" w:hAnsi="Balsamiq Sans"/>
-          <w:lang w:val="en-US"/>
-        </w:rPr>
-        <w:t xml:space="preserve"> Listrik </w:t>
-      </w:r>
-      <w:proofErr w:type="spellStart"/>
-      <w:r>
-        <w:rPr>
-          <w:rFonts w:ascii="Balsamiq Sans" w:hAnsi="Balsamiq Sans"/>
-          <w:lang w:val="en-US"/>
-        </w:rPr>
-        <w:t>sederhana</w:t>
+        <w:t>Menyiapkan</w:t>
+      </w:r>
+      <w:proofErr w:type="spellEnd"/>
+      <w:r>
+        <w:rPr>
+          <w:rFonts w:ascii="Balsamiq Sans" w:hAnsi="Balsamiq Sans"/>
+          <w:lang w:val="en-US"/>
+        </w:rPr>
+        <w:t xml:space="preserve"> Alat Dan </w:t>
+      </w:r>
+      <w:proofErr w:type="spellStart"/>
+      <w:r>
+        <w:rPr>
+          <w:rFonts w:ascii="Balsamiq Sans" w:hAnsi="Balsamiq Sans"/>
+          <w:lang w:val="en-US"/>
+        </w:rPr>
+        <w:t>Bahan</w:t>
+      </w:r>
+      <w:proofErr w:type="spellEnd"/>
+      <w:r>
+        <w:rPr>
+          <w:rFonts w:ascii="Balsamiq Sans" w:hAnsi="Balsamiq Sans"/>
+          <w:lang w:val="en-US"/>
+        </w:rPr>
+        <w:t xml:space="preserve"> </w:t>
+      </w:r>
+      <w:proofErr w:type="spellStart"/>
+      <w:r>
+        <w:rPr>
+          <w:rFonts w:ascii="Balsamiq Sans" w:hAnsi="Balsamiq Sans"/>
+          <w:lang w:val="en-US"/>
+        </w:rPr>
+        <w:t>Untuk</w:t>
+      </w:r>
+      <w:proofErr w:type="spellEnd"/>
+      <w:r>
+        <w:rPr>
+          <w:rFonts w:ascii="Balsamiq Sans" w:hAnsi="Balsamiq Sans"/>
+          <w:lang w:val="en-US"/>
+        </w:rPr>
+        <w:t xml:space="preserve"> </w:t>
+      </w:r>
+      <w:proofErr w:type="spellStart"/>
+      <w:r>
+        <w:rPr>
+          <w:rFonts w:ascii="Balsamiq Sans" w:hAnsi="Balsamiq Sans"/>
+          <w:lang w:val="en-US"/>
+        </w:rPr>
+        <w:t>Membuat</w:t>
+      </w:r>
+      <w:proofErr w:type="spellEnd"/>
+      <w:r>
+        <w:rPr>
+          <w:rFonts w:ascii="Balsamiq Sans" w:hAnsi="Balsamiq Sans"/>
+          <w:lang w:val="en-US"/>
+        </w:rPr>
+        <w:t xml:space="preserve"> </w:t>
+      </w:r>
+      <w:proofErr w:type="spellStart"/>
+      <w:r>
+        <w:rPr>
+          <w:rFonts w:ascii="Balsamiq Sans" w:hAnsi="Balsamiq Sans"/>
+          <w:lang w:val="en-US"/>
+        </w:rPr>
+        <w:t>Instalasi</w:t>
+      </w:r>
+      <w:proofErr w:type="spellEnd"/>
+      <w:r>
+        <w:rPr>
+          <w:rFonts w:ascii="Balsamiq Sans" w:hAnsi="Balsamiq Sans"/>
+          <w:lang w:val="en-US"/>
+        </w:rPr>
+        <w:t xml:space="preserve"> </w:t>
+      </w:r>
+      <w:proofErr w:type="spellStart"/>
+      <w:r>
+        <w:rPr>
+          <w:rFonts w:ascii="Balsamiq Sans" w:hAnsi="Balsamiq Sans"/>
+          <w:lang w:val="en-US"/>
+        </w:rPr>
+        <w:t>Lampu</w:t>
+      </w:r>
+      <w:proofErr w:type="spellEnd"/>
+      <w:r>
+        <w:rPr>
+          <w:rFonts w:ascii="Balsamiq Sans" w:hAnsi="Balsamiq Sans"/>
+          <w:lang w:val="en-US"/>
+        </w:rPr>
+        <w:t xml:space="preserve"> </w:t>
+      </w:r>
+      <w:r>
+        <w:rPr>
+          <w:rFonts w:ascii="Balsamiq Sans" w:hAnsi="Balsamiq Sans"/>
+          <w:lang w:val="en-US"/>
+        </w:rPr>
+        <w:t xml:space="preserve">Listrik </w:t>
+      </w:r>
+      <w:proofErr w:type="spellStart"/>
+      <w:r>
+        <w:rPr>
+          <w:rFonts w:ascii="Balsamiq Sans" w:hAnsi="Balsamiq Sans"/>
+          <w:lang w:val="en-US"/>
+        </w:rPr>
+        <w:t>Sederhana</w:t>
       </w:r>
       <w:proofErr w:type="spellEnd"/>
     </w:p>
@@ -359,87 +330,62 @@
           <w:rFonts w:ascii="Balsamiq Sans" w:hAnsi="Balsamiq Sans"/>
           <w:lang w:val="en-US"/>
         </w:rPr>
-        <w:t>membuat</w:t>
-      </w:r>
-      <w:proofErr w:type="spellEnd"/>
-      <w:r>
-        <w:rPr>
-          <w:rFonts w:ascii="Balsamiq Sans" w:hAnsi="Balsamiq Sans"/>
-          <w:lang w:val="en-US"/>
-        </w:rPr>
-        <w:t xml:space="preserve"> </w:t>
-      </w:r>
-      <w:proofErr w:type="spellStart"/>
-      <w:r>
-        <w:rPr>
-          <w:rFonts w:ascii="Balsamiq Sans" w:hAnsi="Balsamiq Sans"/>
-          <w:lang w:val="en-US"/>
-        </w:rPr>
-        <w:t>bagian</w:t>
-      </w:r>
-      <w:proofErr w:type="spellEnd"/>
-      <w:r>
-        <w:rPr>
-          <w:rFonts w:ascii="Balsamiq Sans" w:hAnsi="Balsamiq Sans"/>
-          <w:lang w:val="en-US"/>
-        </w:rPr>
-        <w:t xml:space="preserve"> – </w:t>
-      </w:r>
-      <w:proofErr w:type="spellStart"/>
-      <w:r>
-        <w:rPr>
-          <w:rFonts w:ascii="Balsamiq Sans" w:hAnsi="Balsamiq Sans"/>
-          <w:lang w:val="en-US"/>
-        </w:rPr>
-        <w:t>bagian</w:t>
-      </w:r>
-      <w:proofErr w:type="spellEnd"/>
-      <w:r>
-        <w:rPr>
-          <w:rFonts w:ascii="Balsamiq Sans" w:hAnsi="Balsamiq Sans"/>
-          <w:lang w:val="en-US"/>
-        </w:rPr>
-        <w:t xml:space="preserve"> </w:t>
-      </w:r>
-      <w:proofErr w:type="spellStart"/>
-      <w:r>
-        <w:rPr>
-          <w:rFonts w:ascii="Balsamiq Sans" w:hAnsi="Balsamiq Sans"/>
-          <w:lang w:val="en-US"/>
-        </w:rPr>
-        <w:t>instalasi</w:t>
-      </w:r>
-      <w:proofErr w:type="spellEnd"/>
-      <w:r>
-        <w:rPr>
-          <w:rFonts w:ascii="Balsamiq Sans" w:hAnsi="Balsamiq Sans"/>
-          <w:lang w:val="en-US"/>
-        </w:rPr>
-        <w:t xml:space="preserve"> </w:t>
-      </w:r>
-      <w:proofErr w:type="spellStart"/>
-      <w:r>
-        <w:rPr>
-          <w:rFonts w:ascii="Balsamiq Sans" w:hAnsi="Balsamiq Sans"/>
-          <w:lang w:val="en-US"/>
-        </w:rPr>
-        <w:t>lampu</w:t>
-      </w:r>
-      <w:proofErr w:type="spellEnd"/>
-      <w:r>
-        <w:rPr>
-          <w:rFonts w:ascii="Balsamiq Sans" w:hAnsi="Balsamiq Sans"/>
-          <w:lang w:val="en-US"/>
-        </w:rPr>
-        <w:t xml:space="preserve"> Listrik </w:t>
-      </w:r>
-      <w:proofErr w:type="spellStart"/>
-      <w:r>
-        <w:rPr>
-          <w:rFonts w:ascii="Balsamiq Sans" w:hAnsi="Balsamiq Sans"/>
-          <w:lang w:val="en-US"/>
-        </w:rPr>
-        <w:t>sederhana</w:t>
+        <w:t>Membuat</w:t>
+      </w:r>
+      <w:proofErr w:type="spellEnd"/>
+      <w:r>
+        <w:rPr>
+          <w:rFonts w:ascii="Balsamiq Sans" w:hAnsi="Balsamiq Sans"/>
+          <w:lang w:val="en-US"/>
+        </w:rPr>
+        <w:t xml:space="preserve"> Bagian – Bagian </w:t>
+      </w:r>
+      <w:proofErr w:type="spellStart"/>
+      <w:r>
+        <w:rPr>
+          <w:rFonts w:ascii="Balsamiq Sans" w:hAnsi="Balsamiq Sans"/>
+          <w:lang w:val="en-US"/>
+        </w:rPr>
+        <w:t>Instalasi</w:t>
+      </w:r>
+      <w:proofErr w:type="spellEnd"/>
+      <w:r>
+        <w:rPr>
+          <w:rFonts w:ascii="Balsamiq Sans" w:hAnsi="Balsamiq Sans"/>
+          <w:lang w:val="en-US"/>
+        </w:rPr>
+        <w:t xml:space="preserve"> </w:t>
+      </w:r>
+      <w:proofErr w:type="spellStart"/>
+      <w:r>
+        <w:rPr>
+          <w:rFonts w:ascii="Balsamiq Sans" w:hAnsi="Balsamiq Sans"/>
+          <w:lang w:val="en-US"/>
+        </w:rPr>
+        <w:t>Lampu</w:t>
+      </w:r>
+      <w:proofErr w:type="spellEnd"/>
+      <w:r>
+        <w:rPr>
+          <w:rFonts w:ascii="Balsamiq Sans" w:hAnsi="Balsamiq Sans"/>
+          <w:lang w:val="en-US"/>
+        </w:rPr>
+        <w:t xml:space="preserve"> </w:t>
+      </w:r>
+      <w:r>
+        <w:rPr>
+          <w:rFonts w:ascii="Balsamiq Sans" w:hAnsi="Balsamiq Sans"/>
+          <w:lang w:val="en-US"/>
+        </w:rPr>
+        <w:t xml:space="preserve">Listrik </w:t>
+      </w:r>
+      <w:proofErr w:type="spellStart"/>
+      <w:r>
+        <w:rPr>
+          <w:rFonts w:ascii="Balsamiq Sans" w:hAnsi="Balsamiq Sans"/>
+          <w:lang w:val="en-US"/>
+        </w:rPr>
+        <w:t>Sederhana</w:t>
       </w:r>
       <w:proofErr w:type="spellEnd"/>
     </w:p>
@@ -464,87 +410,62 @@
           <w:rFonts w:ascii="Balsamiq Sans" w:hAnsi="Balsamiq Sans"/>
           <w:lang w:val="en-US"/>
         </w:rPr>
-        <w:t>merangkai</w:t>
-      </w:r>
-      <w:proofErr w:type="spellEnd"/>
-      <w:r>
-        <w:rPr>
-          <w:rFonts w:ascii="Balsamiq Sans" w:hAnsi="Balsamiq Sans"/>
-          <w:lang w:val="en-US"/>
-        </w:rPr>
-        <w:t xml:space="preserve"> </w:t>
-      </w:r>
-      <w:proofErr w:type="spellStart"/>
-      <w:r>
-        <w:rPr>
-          <w:rFonts w:ascii="Balsamiq Sans" w:hAnsi="Balsamiq Sans"/>
-          <w:lang w:val="en-US"/>
-        </w:rPr>
-        <w:t>bagian</w:t>
-      </w:r>
-      <w:proofErr w:type="spellEnd"/>
-      <w:r>
-        <w:rPr>
-          <w:rFonts w:ascii="Balsamiq Sans" w:hAnsi="Balsamiq Sans"/>
-          <w:lang w:val="en-US"/>
-        </w:rPr>
-        <w:t xml:space="preserve"> – </w:t>
-      </w:r>
-      <w:proofErr w:type="spellStart"/>
-      <w:r>
-        <w:rPr>
-          <w:rFonts w:ascii="Balsamiq Sans" w:hAnsi="Balsamiq Sans"/>
-          <w:lang w:val="en-US"/>
-        </w:rPr>
-        <w:t>bagian</w:t>
-      </w:r>
-      <w:proofErr w:type="spellEnd"/>
-      <w:r>
-        <w:rPr>
-          <w:rFonts w:ascii="Balsamiq Sans" w:hAnsi="Balsamiq Sans"/>
-          <w:lang w:val="en-US"/>
-        </w:rPr>
-        <w:t xml:space="preserve"> </w:t>
-      </w:r>
-      <w:proofErr w:type="spellStart"/>
-      <w:r>
-        <w:rPr>
-          <w:rFonts w:ascii="Balsamiq Sans" w:hAnsi="Balsamiq Sans"/>
-          <w:lang w:val="en-US"/>
-        </w:rPr>
-        <w:t>instalasi</w:t>
-      </w:r>
-      <w:proofErr w:type="spellEnd"/>
-      <w:r>
-        <w:rPr>
-          <w:rFonts w:ascii="Balsamiq Sans" w:hAnsi="Balsamiq Sans"/>
-          <w:lang w:val="en-US"/>
-        </w:rPr>
-        <w:t xml:space="preserve"> </w:t>
-      </w:r>
-      <w:proofErr w:type="spellStart"/>
-      <w:r>
-        <w:rPr>
-          <w:rFonts w:ascii="Balsamiq Sans" w:hAnsi="Balsamiq Sans"/>
-          <w:lang w:val="en-US"/>
-        </w:rPr>
-        <w:t>lampu</w:t>
-      </w:r>
-      <w:proofErr w:type="spellEnd"/>
-      <w:r>
-        <w:rPr>
-          <w:rFonts w:ascii="Balsamiq Sans" w:hAnsi="Balsamiq Sans"/>
-          <w:lang w:val="en-US"/>
-        </w:rPr>
-        <w:t xml:space="preserve"> Listrik </w:t>
-      </w:r>
-      <w:proofErr w:type="spellStart"/>
-      <w:r>
-        <w:rPr>
-          <w:rFonts w:ascii="Balsamiq Sans" w:hAnsi="Balsamiq Sans"/>
-          <w:lang w:val="en-US"/>
-        </w:rPr>
-        <w:t>sederhana</w:t>
+        <w:t>Merangkai</w:t>
+      </w:r>
+      <w:proofErr w:type="spellEnd"/>
+      <w:r>
+        <w:rPr>
+          <w:rFonts w:ascii="Balsamiq Sans" w:hAnsi="Balsamiq Sans"/>
+          <w:lang w:val="en-US"/>
+        </w:rPr>
+        <w:t xml:space="preserve"> Bagian – Bagian </w:t>
+      </w:r>
+      <w:proofErr w:type="spellStart"/>
+      <w:r>
+        <w:rPr>
+          <w:rFonts w:ascii="Balsamiq Sans" w:hAnsi="Balsamiq Sans"/>
+          <w:lang w:val="en-US"/>
+        </w:rPr>
+        <w:t>Instalasi</w:t>
+      </w:r>
+      <w:proofErr w:type="spellEnd"/>
+      <w:r>
+        <w:rPr>
+          <w:rFonts w:ascii="Balsamiq Sans" w:hAnsi="Balsamiq Sans"/>
+          <w:lang w:val="en-US"/>
+        </w:rPr>
+        <w:t xml:space="preserve"> </w:t>
+      </w:r>
+      <w:proofErr w:type="spellStart"/>
+      <w:r>
+        <w:rPr>
+          <w:rFonts w:ascii="Balsamiq Sans" w:hAnsi="Balsamiq Sans"/>
+          <w:lang w:val="en-US"/>
+        </w:rPr>
+        <w:t>Lampu</w:t>
+      </w:r>
+      <w:proofErr w:type="spellEnd"/>
+      <w:r>
+        <w:rPr>
+          <w:rFonts w:ascii="Balsamiq Sans" w:hAnsi="Balsamiq Sans"/>
+          <w:lang w:val="en-US"/>
+        </w:rPr>
+        <w:t xml:space="preserve"> </w:t>
+      </w:r>
+      <w:r>
+        <w:rPr>
+          <w:rFonts w:ascii="Balsamiq Sans" w:hAnsi="Balsamiq Sans"/>
+          <w:lang w:val="en-US"/>
+        </w:rPr>
+        <w:t xml:space="preserve">Listrik </w:t>
+      </w:r>
+      <w:proofErr w:type="spellStart"/>
+      <w:r>
+        <w:rPr>
+          <w:rFonts w:ascii="Balsamiq Sans" w:hAnsi="Balsamiq Sans"/>
+          <w:lang w:val="en-US"/>
+        </w:rPr>
+        <w:t>Sederhana</w:t>
       </w:r>
       <w:proofErr w:type="spellEnd"/>
     </w:p>
@@ -594,7 +515,7 @@
           <w:bCs/>
           <w:lang w:val="en-US"/>
         </w:rPr>
-        <w:t>pemahamanmu</w:t>
+        <w:t>Pemahamanmu</w:t>
       </w:r>
       <w:proofErr w:type="spellEnd"/>
       <w:r>
@@ -614,117 +535,77 @@
           <w:bCs/>
           <w:lang w:val="en-US"/>
         </w:rPr>
-        <w:t>bagaimana</w:t>
-      </w:r>
-      <w:proofErr w:type="spellEnd"/>
-      <w:r>
-        <w:rPr>
-          <w:rFonts w:ascii="Balsamiq Sans" w:hAnsi="Balsamiq Sans"/>
-          <w:b/>
-          <w:bCs/>
-          <w:lang w:val="en-US"/>
-        </w:rPr>
-        <w:t xml:space="preserve"> </w:t>
-      </w:r>
-      <w:proofErr w:type="spellStart"/>
-      <w:r>
-        <w:rPr>
-          <w:rFonts w:ascii="Balsamiq Sans" w:hAnsi="Balsamiq Sans"/>
-          <w:b/>
-          <w:bCs/>
-          <w:lang w:val="en-US"/>
-        </w:rPr>
-        <w:t>cara</w:t>
-      </w:r>
-      <w:proofErr w:type="spellEnd"/>
-      <w:r>
-        <w:rPr>
-          <w:rFonts w:ascii="Balsamiq Sans" w:hAnsi="Balsamiq Sans"/>
-          <w:b/>
-          <w:bCs/>
-          <w:lang w:val="en-US"/>
-        </w:rPr>
-        <w:t xml:space="preserve"> </w:t>
-      </w:r>
-      <w:proofErr w:type="spellStart"/>
-      <w:r>
-        <w:rPr>
-          <w:rFonts w:ascii="Balsamiq Sans" w:hAnsi="Balsamiq Sans"/>
-          <w:b/>
-          <w:bCs/>
-          <w:lang w:val="en-US"/>
-        </w:rPr>
-        <w:t>mencegah</w:t>
-      </w:r>
-      <w:proofErr w:type="spellEnd"/>
-      <w:r>
-        <w:rPr>
-          <w:rFonts w:ascii="Balsamiq Sans" w:hAnsi="Balsamiq Sans"/>
-          <w:b/>
-          <w:bCs/>
-          <w:lang w:val="en-US"/>
-        </w:rPr>
-        <w:t xml:space="preserve"> </w:t>
-      </w:r>
-      <w:proofErr w:type="spellStart"/>
-      <w:r>
-        <w:rPr>
-          <w:rFonts w:ascii="Balsamiq Sans" w:hAnsi="Balsamiq Sans"/>
-          <w:b/>
-          <w:bCs/>
-          <w:lang w:val="en-US"/>
-        </w:rPr>
-        <w:t>terjadinya</w:t>
-      </w:r>
-      <w:proofErr w:type="spellEnd"/>
-      <w:r>
-        <w:rPr>
-          <w:rFonts w:ascii="Balsamiq Sans" w:hAnsi="Balsamiq Sans"/>
-          <w:b/>
-          <w:bCs/>
-          <w:lang w:val="en-US"/>
-        </w:rPr>
-        <w:t xml:space="preserve"> </w:t>
-      </w:r>
-      <w:proofErr w:type="spellStart"/>
-      <w:r>
-        <w:rPr>
-          <w:rFonts w:ascii="Balsamiq Sans" w:hAnsi="Balsamiq Sans"/>
-          <w:b/>
-          <w:bCs/>
-          <w:lang w:val="en-US"/>
-        </w:rPr>
-        <w:t>korsleting</w:t>
-      </w:r>
-      <w:proofErr w:type="spellEnd"/>
-      <w:r>
-        <w:rPr>
-          <w:rFonts w:ascii="Balsamiq Sans" w:hAnsi="Balsamiq Sans"/>
-          <w:b/>
-          <w:bCs/>
-          <w:lang w:val="en-US"/>
-        </w:rPr>
-        <w:t xml:space="preserve"> </w:t>
-      </w:r>
-      <w:proofErr w:type="spellStart"/>
-      <w:r>
-        <w:rPr>
-          <w:rFonts w:ascii="Balsamiq Sans" w:hAnsi="Balsamiq Sans"/>
-          <w:b/>
-          <w:bCs/>
-          <w:lang w:val="en-US"/>
-        </w:rPr>
-        <w:t>listrik</w:t>
-      </w:r>
-      <w:proofErr w:type="spellEnd"/>
-      <w:r>
-        <w:rPr>
-          <w:rFonts w:ascii="Balsamiq Sans" w:hAnsi="Balsamiq Sans"/>
-          <w:b/>
-          <w:bCs/>
-          <w:lang w:val="en-US"/>
-        </w:rPr>
-        <w:t>?</w:t>
+        <w:t>Bagaimana</w:t>
+      </w:r>
+      <w:proofErr w:type="spellEnd"/>
+      <w:r>
+        <w:rPr>
+          <w:rFonts w:ascii="Balsamiq Sans" w:hAnsi="Balsamiq Sans"/>
+          <w:b/>
+          <w:bCs/>
+          <w:lang w:val="en-US"/>
+        </w:rPr>
+        <w:t xml:space="preserve"> Cara </w:t>
+      </w:r>
+      <w:proofErr w:type="spellStart"/>
+      <w:r>
+        <w:rPr>
+          <w:rFonts w:ascii="Balsamiq Sans" w:hAnsi="Balsamiq Sans"/>
+          <w:b/>
+          <w:bCs/>
+          <w:lang w:val="en-US"/>
+        </w:rPr>
+        <w:t>Mencegah</w:t>
+      </w:r>
+      <w:proofErr w:type="spellEnd"/>
+      <w:r>
+        <w:rPr>
+          <w:rFonts w:ascii="Balsamiq Sans" w:hAnsi="Balsamiq Sans"/>
+          <w:b/>
+          <w:bCs/>
+          <w:lang w:val="en-US"/>
+        </w:rPr>
+        <w:t xml:space="preserve"> </w:t>
+      </w:r>
+      <w:proofErr w:type="spellStart"/>
+      <w:r>
+        <w:rPr>
+          <w:rFonts w:ascii="Balsamiq Sans" w:hAnsi="Balsamiq Sans"/>
+          <w:b/>
+          <w:bCs/>
+          <w:lang w:val="en-US"/>
+        </w:rPr>
+        <w:t>Terjadinya</w:t>
+      </w:r>
+      <w:proofErr w:type="spellEnd"/>
+      <w:r>
+        <w:rPr>
+          <w:rFonts w:ascii="Balsamiq Sans" w:hAnsi="Balsamiq Sans"/>
+          <w:b/>
+          <w:bCs/>
+          <w:lang w:val="en-US"/>
+        </w:rPr>
+        <w:t xml:space="preserve"> </w:t>
+      </w:r>
+      <w:proofErr w:type="spellStart"/>
+      <w:r>
+        <w:rPr>
+          <w:rFonts w:ascii="Balsamiq Sans" w:hAnsi="Balsamiq Sans"/>
+          <w:b/>
+          <w:bCs/>
+          <w:lang w:val="en-US"/>
+        </w:rPr>
+        <w:t>Korsleting</w:t>
+      </w:r>
+      <w:proofErr w:type="spellEnd"/>
+      <w:r>
+        <w:rPr>
+          <w:rFonts w:ascii="Balsamiq Sans" w:hAnsi="Balsamiq Sans"/>
+          <w:b/>
+          <w:bCs/>
+          <w:lang w:val="en-US"/>
+        </w:rPr>
+        <w:t xml:space="preserve"> Listrik?</w:t>
       </w:r>
     </w:p>
     <w:p>
@@ -744,7 +625,49 @@
         <w:rPr>
           <w:rFonts w:ascii="Balsamiq Sans" w:hAnsi="Balsamiq Sans"/>
         </w:rPr>
-        <w:t>Tidak mengotak-atik sekring atau MCB: Jangan mengotak-atik atau menyambung langsung peralatan pengaman, baik sekring maupun mini circuit breaker (MCB).</w:t>
+        <w:t xml:space="preserve">Tidak </w:t>
+      </w:r>
+      <w:r>
+        <w:rPr>
+          <w:rFonts w:ascii="Balsamiq Sans" w:hAnsi="Balsamiq Sans"/>
+        </w:rPr>
+        <w:t xml:space="preserve">Mengotak-Atik Sekring Atau </w:t>
+      </w:r>
+      <w:r>
+        <w:rPr>
+          <w:rFonts w:ascii="Balsamiq Sans" w:hAnsi="Balsamiq Sans"/>
+        </w:rPr>
+        <w:t>MCB</w:t>
+      </w:r>
+      <w:r>
+        <w:rPr>
+          <w:rFonts w:ascii="Balsamiq Sans" w:hAnsi="Balsamiq Sans"/>
+        </w:rPr>
+        <w:t xml:space="preserve">: </w:t>
+      </w:r>
+      <w:r>
+        <w:rPr>
+          <w:rFonts w:ascii="Balsamiq Sans" w:hAnsi="Balsamiq Sans"/>
+        </w:rPr>
+        <w:t xml:space="preserve">Jangan </w:t>
+      </w:r>
+      <w:r>
+        <w:rPr>
+          <w:rFonts w:ascii="Balsamiq Sans" w:hAnsi="Balsamiq Sans"/>
+        </w:rPr>
+        <w:t>Mengotak-Atik Atau Menyambung Langsung Peralatan Pengaman, Baik Sekring Maupun Mini Circuit Breaker (</w:t>
+      </w:r>
+      <w:r>
+        <w:rPr>
+          <w:rFonts w:ascii="Balsamiq Sans" w:hAnsi="Balsamiq Sans"/>
+        </w:rPr>
+        <w:t>MCB</w:t>
+      </w:r>
+      <w:r>
+        <w:rPr>
+          <w:rFonts w:ascii="Balsamiq Sans" w:hAnsi="Balsamiq Sans"/>
+        </w:rPr>
+        <w:t>).</w:t>
       </w:r>
     </w:p>
     <w:p>
@@ -764,7 +687,49 @@
         <w:rPr>
           <w:rFonts w:ascii="Balsamiq Sans" w:hAnsi="Balsamiq Sans"/>
         </w:rPr>
-        <w:t>Menggunakan peralatan listrik yang berkualitas: Pastikan seluruh peralatan listrik di rumahmu memiliki standar nasional Indonesia (SNI).</w:t>
+        <w:t xml:space="preserve">Menggunakan </w:t>
+      </w:r>
+      <w:r>
+        <w:rPr>
+          <w:rFonts w:ascii="Balsamiq Sans" w:hAnsi="Balsamiq Sans"/>
+        </w:rPr>
+        <w:t xml:space="preserve">Peralatan Listrik Yang Berkualitas: </w:t>
+      </w:r>
+      <w:r>
+        <w:rPr>
+          <w:rFonts w:ascii="Balsamiq Sans" w:hAnsi="Balsamiq Sans"/>
+        </w:rPr>
+        <w:t xml:space="preserve">Pastikan </w:t>
+      </w:r>
+      <w:r>
+        <w:rPr>
+          <w:rFonts w:ascii="Balsamiq Sans" w:hAnsi="Balsamiq Sans"/>
+        </w:rPr>
+        <w:t xml:space="preserve">Seluruh Peralatan Listrik Di Rumahmu Memiliki Standar Nasional </w:t>
+      </w:r>
+      <w:r>
+        <w:rPr>
+          <w:rFonts w:ascii="Balsamiq Sans" w:hAnsi="Balsamiq Sans"/>
+        </w:rPr>
+        <w:t xml:space="preserve">Indonesia </w:t>
+      </w:r>
+      <w:r>
+        <w:rPr>
+          <w:rFonts w:ascii="Balsamiq Sans" w:hAnsi="Balsamiq Sans"/>
+        </w:rPr>
+        <w:t>(</w:t>
+      </w:r>
+      <w:r>
+        <w:rPr>
+          <w:rFonts w:ascii="Balsamiq Sans" w:hAnsi="Balsamiq Sans"/>
+        </w:rPr>
+        <w:t>SNI</w:t>
+      </w:r>
+      <w:r>
+        <w:rPr>
+          <w:rFonts w:ascii="Balsamiq Sans" w:hAnsi="Balsamiq Sans"/>
+        </w:rPr>
+        <w:t>).</w:t>
       </w:r>
     </w:p>
     <w:p>
@@ -784,7 +749,25 @@
         <w:rPr>
           <w:rFonts w:ascii="Balsamiq Sans" w:hAnsi="Balsamiq Sans"/>
         </w:rPr>
-        <w:t>Rutin memeriksa instalasi rumah: Perangkat atau instalasi listrik harus diperiksa secara rutin untuk mengetahui kondisinya.</w:t>
+        <w:t xml:space="preserve">Rutin </w:t>
+      </w:r>
+      <w:r>
+        <w:rPr>
+          <w:rFonts w:ascii="Balsamiq Sans" w:hAnsi="Balsamiq Sans"/>
+        </w:rPr>
+        <w:t xml:space="preserve">Memeriksa Instalasi Rumah: </w:t>
+      </w:r>
+      <w:r>
+        <w:rPr>
+          <w:rFonts w:ascii="Balsamiq Sans" w:hAnsi="Balsamiq Sans"/>
+        </w:rPr>
+        <w:t xml:space="preserve">Perangkat </w:t>
+      </w:r>
+      <w:r>
+        <w:rPr>
+          <w:rFonts w:ascii="Balsamiq Sans" w:hAnsi="Balsamiq Sans"/>
+        </w:rPr>
+        <w:t>Atau Instalasi Listrik Harus Diperiksa Secara Rutin Untuk Mengetahui Kondisinya.</w:t>
       </w:r>
     </w:p>
     <w:p>
@@ -804,7 +787,25 @@
         <w:rPr>
           <w:rFonts w:ascii="Balsamiq Sans" w:hAnsi="Balsamiq Sans"/>
         </w:rPr>
-        <w:t>Tidak menumpuk banyak steker pada satu stopkontak: Jangan tumpuk stopkontak dengan banyak steker peralatan elektronik.</w:t>
+        <w:t xml:space="preserve">Tidak </w:t>
+      </w:r>
+      <w:r>
+        <w:rPr>
+          <w:rFonts w:ascii="Balsamiq Sans" w:hAnsi="Balsamiq Sans"/>
+        </w:rPr>
+        <w:t xml:space="preserve">Menumpuk Banyak Steker Pada Satu Stopkontak: </w:t>
+      </w:r>
+      <w:r>
+        <w:rPr>
+          <w:rFonts w:ascii="Balsamiq Sans" w:hAnsi="Balsamiq Sans"/>
+        </w:rPr>
+        <w:t xml:space="preserve">Jangan </w:t>
+      </w:r>
+      <w:r>
+        <w:rPr>
+          <w:rFonts w:ascii="Balsamiq Sans" w:hAnsi="Balsamiq Sans"/>
+        </w:rPr>
+        <w:t>Tumpuk Stopkontak Dengan Banyak Steker Peralatan Elektronik.</w:t>
       </w:r>
     </w:p>
     <w:p>
@@ -824,7 +825,25 @@
         <w:rPr>
           <w:rFonts w:ascii="Balsamiq Sans" w:hAnsi="Balsamiq Sans"/>
         </w:rPr>
-        <w:t>Segera mengganti kabel listrik yang rusak atau terkelupas: Kamu harus buru-buru menggantinya agar hal buruk tidak terjadi.</w:t>
+        <w:t xml:space="preserve">Segera </w:t>
+      </w:r>
+      <w:r>
+        <w:rPr>
+          <w:rFonts w:ascii="Balsamiq Sans" w:hAnsi="Balsamiq Sans"/>
+        </w:rPr>
+        <w:t xml:space="preserve">Mengganti Kabel Listrik Yang Rusak Atau Terkelupas: </w:t>
+      </w:r>
+      <w:r>
+        <w:rPr>
+          <w:rFonts w:ascii="Balsamiq Sans" w:hAnsi="Balsamiq Sans"/>
+        </w:rPr>
+        <w:t xml:space="preserve">Kamu </w:t>
+      </w:r>
+      <w:r>
+        <w:rPr>
+          <w:rFonts w:ascii="Balsamiq Sans" w:hAnsi="Balsamiq Sans"/>
+        </w:rPr>
+        <w:t>Harus Buru-Buru Menggantinya Agar Hal Buruk Tidak Terjadi.</w:t>
       </w:r>
     </w:p>
     <w:p>
@@ -844,7 +863,25 @@
         <w:rPr>
           <w:rFonts w:ascii="Balsamiq Sans" w:hAnsi="Balsamiq Sans"/>
         </w:rPr>
-        <w:t>Menjauhkan sumber listrik dan peralatan elektronik dari air: Air dapat menjadi penghantar listrik yang baik juga menjadi penyebab korsleting listrik.</w:t>
+        <w:t xml:space="preserve">Menjauhkan </w:t>
+      </w:r>
+      <w:r>
+        <w:rPr>
+          <w:rFonts w:ascii="Balsamiq Sans" w:hAnsi="Balsamiq Sans"/>
+        </w:rPr>
+        <w:t xml:space="preserve">Sumber Listrik Dan Peralatan Elektronik Dari Air: </w:t>
+      </w:r>
+      <w:r>
+        <w:rPr>
+          <w:rFonts w:ascii="Balsamiq Sans" w:hAnsi="Balsamiq Sans"/>
+        </w:rPr>
+        <w:t xml:space="preserve">Air </w:t>
+      </w:r>
+      <w:r>
+        <w:rPr>
+          <w:rFonts w:ascii="Balsamiq Sans" w:hAnsi="Balsamiq Sans"/>
+        </w:rPr>
+        <w:t>Dapat Menjadi Penghantar Listrik Yang Baik Juga Menjadi Penyebab Korsleting Listrik.</w:t>
       </w:r>
     </w:p>
     <w:p>
@@ -864,7 +901,25 @@
         <w:rPr>
           <w:rFonts w:ascii="Balsamiq Sans" w:hAnsi="Balsamiq Sans"/>
         </w:rPr>
-        <w:t>Tata kabel listrik yang digunakan dengan rapi: Menata kabel listrik dengan rapi membuat kabel listrik awet dan bisa digunakan lama.</w:t>
+        <w:t xml:space="preserve">Tata </w:t>
+      </w:r>
+      <w:r>
+        <w:rPr>
+          <w:rFonts w:ascii="Balsamiq Sans" w:hAnsi="Balsamiq Sans"/>
+        </w:rPr>
+        <w:t xml:space="preserve">Kabel Listrik Yang Digunakan Dengan Rapi: </w:t>
+      </w:r>
+      <w:r>
+        <w:rPr>
+          <w:rFonts w:ascii="Balsamiq Sans" w:hAnsi="Balsamiq Sans"/>
+        </w:rPr>
+        <w:t xml:space="preserve">Menata </w:t>
+      </w:r>
+      <w:r>
+        <w:rPr>
+          <w:rFonts w:ascii="Balsamiq Sans" w:hAnsi="Balsamiq Sans"/>
+        </w:rPr>
+        <w:t>Kabel Listrik Dengan Rapi Membuat Kabel Listrik Awet Dan Bisa Digunakan Lama.</w:t>
       </w:r>
     </w:p>
     <w:p>
@@ -884,7 +939,25 @@
         <w:rPr>
           <w:rFonts w:ascii="Balsamiq Sans" w:hAnsi="Balsamiq Sans"/>
         </w:rPr>
-        <w:t>Merawat instalasi listrik secara berkala: Perawatan instalasi listrik secara berkala penting dilakukan untuk mengetahui kerusakan pada kabel maupun peralatan listrik.</w:t>
+        <w:t xml:space="preserve">Merawat </w:t>
+      </w:r>
+      <w:r>
+        <w:rPr>
+          <w:rFonts w:ascii="Balsamiq Sans" w:hAnsi="Balsamiq Sans"/>
+        </w:rPr>
+        <w:t xml:space="preserve">Instalasi Listrik Secara Berkala: </w:t>
+      </w:r>
+      <w:r>
+        <w:rPr>
+          <w:rFonts w:ascii="Balsamiq Sans" w:hAnsi="Balsamiq Sans"/>
+        </w:rPr>
+        <w:t xml:space="preserve">Perawatan </w:t>
+      </w:r>
+      <w:r>
+        <w:rPr>
+          <w:rFonts w:ascii="Balsamiq Sans" w:hAnsi="Balsamiq Sans"/>
+        </w:rPr>
+        <w:t>Instalasi Listrik Secara Berkala Penting Dilakukan Untuk Mengetahui Kerusakan Pada Kabel Maupun Peralatan Listrik.</w:t>
       </w:r>
     </w:p>
     <w:p>
@@ -933,37 +1006,17 @@
           <w:bCs/>
           <w:lang w:val="en-US"/>
         </w:rPr>
-        <w:t>kepanjangan</w:t>
-      </w:r>
-      <w:proofErr w:type="spellEnd"/>
-      <w:r>
-        <w:rPr>
-          <w:rFonts w:ascii="Balsamiq Sans" w:hAnsi="Balsamiq Sans"/>
-          <w:b/>
-          <w:bCs/>
-          <w:lang w:val="en-US"/>
-        </w:rPr>
-        <w:t xml:space="preserve"> </w:t>
-      </w:r>
-      <w:proofErr w:type="spellStart"/>
-      <w:r>
-        <w:rPr>
-          <w:rFonts w:ascii="Balsamiq Sans" w:hAnsi="Balsamiq Sans"/>
-          <w:b/>
-          <w:bCs/>
-          <w:lang w:val="en-US"/>
-        </w:rPr>
-        <w:t>dari</w:t>
-      </w:r>
-      <w:proofErr w:type="spellEnd"/>
-      <w:r>
-        <w:rPr>
-          <w:rFonts w:ascii="Balsamiq Sans" w:hAnsi="Balsamiq Sans"/>
-          <w:b/>
-          <w:bCs/>
-          <w:lang w:val="en-US"/>
-        </w:rPr>
-        <w:t>:</w:t>
+        <w:t>Kepanjangan</w:t>
+      </w:r>
+      <w:proofErr w:type="spellEnd"/>
+      <w:r>
+        <w:rPr>
+          <w:rFonts w:ascii="Balsamiq Sans" w:hAnsi="Balsamiq Sans"/>
+          <w:b/>
+          <w:bCs/>
+          <w:lang w:val="en-US"/>
+        </w:rPr>
+        <w:t xml:space="preserve"> Dari:</w:t>
       </w:r>
     </w:p>
     <w:p>
@@ -984,7 +1037,7 @@
           <w:highlight w:val="yellow"/>
           <w:lang w:val="en-US"/>
         </w:rPr>
-        <w:t xml:space="preserve">a) </w:t>
+        <w:t xml:space="preserve">A) </w:t>
       </w:r>
       <w:r>
         <w:rPr>
@@ -1056,7 +1109,7 @@
           <w:highlight w:val="yellow"/>
           <w:lang w:val="en-US"/>
         </w:rPr>
-        <w:t xml:space="preserve">b) </w:t>
+        <w:t xml:space="preserve">B) </w:t>
       </w:r>
       <w:r>
         <w:rPr>
@@ -1112,7 +1165,7 @@
           <w:highlight w:val="yellow"/>
           <w:lang w:val="en-US"/>
         </w:rPr>
-        <w:t xml:space="preserve">c) </w:t>
+        <w:t xml:space="preserve">C) </w:t>
       </w:r>
       <w:r>
         <w:rPr>
@@ -1168,9 +1221,88 @@
           <w:lang w:val="en-US"/>
         </w:rPr>
       </w:pPr>
+      <w:r>
+        <w:rPr>
+          <w:rFonts w:ascii="Balsamiq Sans" w:hAnsi="Balsamiq Sans"/>
+          <w:b/>
+          <w:bCs/>
+          <w:lang w:val="en-US"/>
+        </w:rPr>
+        <w:t xml:space="preserve">4. </w:t>
+      </w:r>
+      <w:proofErr w:type="spellStart"/>
+      <w:r>
+        <w:rPr>
+          <w:rFonts w:ascii="Balsamiq Sans" w:hAnsi="Balsamiq Sans"/>
+          <w:b/>
+          <w:bCs/>
+          <w:lang w:val="en-US"/>
+        </w:rPr>
+        <w:t>Jelaskan</w:t>
+      </w:r>
+      <w:proofErr w:type="spellEnd"/>
+      <w:r>
+        <w:rPr>
+          <w:rFonts w:ascii="Balsamiq Sans" w:hAnsi="Balsamiq Sans"/>
+          <w:b/>
+          <w:bCs/>
+          <w:lang w:val="en-US"/>
+        </w:rPr>
+        <w:t xml:space="preserve"> </w:t>
+      </w:r>
+      <w:r>
+        <w:rPr>
+          <w:rFonts w:ascii="Balsamiq Sans" w:hAnsi="Balsamiq Sans"/>
+          <w:b/>
+          <w:bCs/>
+          <w:lang w:val="en-US"/>
+        </w:rPr>
+        <w:t xml:space="preserve">Yang Kamu </w:t>
+      </w:r>
+      <w:proofErr w:type="spellStart"/>
+      <w:r>
+        <w:rPr>
+          <w:rFonts w:ascii="Balsamiq Sans" w:hAnsi="Balsamiq Sans"/>
+          <w:b/>
+          <w:bCs/>
+          <w:lang w:val="en-US"/>
+        </w:rPr>
+        <w:t>Pahami</w:t>
+      </w:r>
+      <w:proofErr w:type="spellEnd"/>
+      <w:r>
+        <w:rPr>
+          <w:rFonts w:ascii="Balsamiq Sans" w:hAnsi="Balsamiq Sans"/>
+          <w:b/>
+          <w:bCs/>
+          <w:lang w:val="en-US"/>
+        </w:rPr>
+        <w:t xml:space="preserve"> </w:t>
+      </w:r>
+      <w:proofErr w:type="spellStart"/>
+      <w:r>
+        <w:rPr>
+          <w:rFonts w:ascii="Balsamiq Sans" w:hAnsi="Balsamiq Sans"/>
+          <w:b/>
+          <w:bCs/>
+          <w:lang w:val="en-US"/>
+        </w:rPr>
+        <w:t>Tentang</w:t>
+      </w:r>
+      <w:proofErr w:type="spellEnd"/>
+      <w:r>
+        <w:rPr>
+          <w:rFonts w:ascii="Balsamiq Sans" w:hAnsi="Balsamiq Sans"/>
+          <w:b/>
+          <w:bCs/>
+          <w:lang w:val="en-US"/>
+        </w:rPr>
+        <w:t xml:space="preserve">: </w:t>
+      </w:r>
     </w:p>
     <w:p>
       <w:pPr>
+        <w:ind w:left="283"/>
         <w:rPr>
           <w:rFonts w:ascii="Balsamiq Sans" w:hAnsi="Balsamiq Sans"/>
           <w:b/>
@@ -1183,152 +1315,389 @@
           <w:rFonts w:ascii="Balsamiq Sans" w:hAnsi="Balsamiq Sans"/>
           <w:b/>
           <w:bCs/>
-          <w:lang w:val="en-US"/>
-        </w:rPr>
-        <w:t xml:space="preserve">4. </w:t>
-      </w:r>
-      <w:proofErr w:type="spellStart"/>
-      <w:r>
-        <w:rPr>
-          <w:rFonts w:ascii="Balsamiq Sans" w:hAnsi="Balsamiq Sans"/>
-          <w:b/>
-          <w:bCs/>
-          <w:lang w:val="en-US"/>
-        </w:rPr>
-        <w:t>Jelaskan</w:t>
-      </w:r>
-      <w:proofErr w:type="spellEnd"/>
-      <w:r>
-        <w:rPr>
-          <w:rFonts w:ascii="Balsamiq Sans" w:hAnsi="Balsamiq Sans"/>
-          <w:b/>
-          <w:bCs/>
-          <w:lang w:val="en-US"/>
-        </w:rPr>
-        <w:t xml:space="preserve"> yang </w:t>
-      </w:r>
-      <w:proofErr w:type="spellStart"/>
-      <w:r>
-        <w:rPr>
-          <w:rFonts w:ascii="Balsamiq Sans" w:hAnsi="Balsamiq Sans"/>
-          <w:b/>
-          <w:bCs/>
-          <w:lang w:val="en-US"/>
-        </w:rPr>
-        <w:t>kamu</w:t>
-      </w:r>
-      <w:proofErr w:type="spellEnd"/>
-      <w:r>
-        <w:rPr>
-          <w:rFonts w:ascii="Balsamiq Sans" w:hAnsi="Balsamiq Sans"/>
-          <w:b/>
-          <w:bCs/>
-          <w:lang w:val="en-US"/>
-        </w:rPr>
-        <w:t xml:space="preserve"> </w:t>
-      </w:r>
-      <w:proofErr w:type="spellStart"/>
-      <w:r>
-        <w:rPr>
-          <w:rFonts w:ascii="Balsamiq Sans" w:hAnsi="Balsamiq Sans"/>
-          <w:b/>
-          <w:bCs/>
-          <w:lang w:val="en-US"/>
-        </w:rPr>
-        <w:t>pahami</w:t>
-      </w:r>
-      <w:proofErr w:type="spellEnd"/>
-      <w:r>
-        <w:rPr>
-          <w:rFonts w:ascii="Balsamiq Sans" w:hAnsi="Balsamiq Sans"/>
-          <w:b/>
-          <w:bCs/>
-          <w:lang w:val="en-US"/>
-        </w:rPr>
-        <w:t xml:space="preserve"> </w:t>
-      </w:r>
-      <w:proofErr w:type="spellStart"/>
-      <w:r>
-        <w:rPr>
-          <w:rFonts w:ascii="Balsamiq Sans" w:hAnsi="Balsamiq Sans"/>
-          <w:b/>
-          <w:bCs/>
-          <w:lang w:val="en-US"/>
-        </w:rPr>
-        <w:t>tentang</w:t>
-      </w:r>
-      <w:proofErr w:type="spellEnd"/>
-      <w:r>
-        <w:rPr>
-          <w:rFonts w:ascii="Balsamiq Sans" w:hAnsi="Balsamiq Sans"/>
-          <w:b/>
-          <w:bCs/>
-          <w:lang w:val="en-US"/>
-        </w:rPr>
-        <w:t xml:space="preserve"> </w:t>
-      </w:r>
-      <w:proofErr w:type="spellStart"/>
-      <w:r>
-        <w:rPr>
-          <w:rFonts w:ascii="Balsamiq Sans" w:hAnsi="Balsamiq Sans"/>
-          <w:b/>
-          <w:bCs/>
-          <w:lang w:val="en-US"/>
-        </w:rPr>
-        <w:t>listrik</w:t>
-      </w:r>
-      <w:proofErr w:type="spellEnd"/>
-      <w:r>
-        <w:rPr>
-          <w:rFonts w:ascii="Balsamiq Sans" w:hAnsi="Balsamiq Sans"/>
-          <w:b/>
-          <w:bCs/>
-          <w:lang w:val="en-US"/>
-        </w:rPr>
-        <w:t xml:space="preserve"> statis dan </w:t>
-      </w:r>
-      <w:proofErr w:type="spellStart"/>
-      <w:r>
-        <w:rPr>
-          <w:rFonts w:ascii="Balsamiq Sans" w:hAnsi="Balsamiq Sans"/>
-          <w:b/>
-          <w:bCs/>
-          <w:lang w:val="en-US"/>
-        </w:rPr>
-        <w:t>dinamis</w:t>
-      </w:r>
-      <w:proofErr w:type="spellEnd"/>
-      <w:r>
-        <w:rPr>
-          <w:rFonts w:ascii="Balsamiq Sans" w:hAnsi="Balsamiq Sans"/>
-          <w:b/>
-          <w:bCs/>
-          <w:lang w:val="en-US"/>
-        </w:rPr>
-        <w:t>!</w:t>
+          <w:highlight w:val="yellow"/>
+          <w:lang w:val="en-US"/>
+        </w:rPr>
+        <w:t xml:space="preserve">Listrik </w:t>
+      </w:r>
+      <w:r>
+        <w:rPr>
+          <w:rFonts w:ascii="Balsamiq Sans" w:hAnsi="Balsamiq Sans"/>
+          <w:b/>
+          <w:bCs/>
+          <w:highlight w:val="yellow"/>
+          <w:lang w:val="en-US"/>
+        </w:rPr>
+        <w:t>Statis</w:t>
       </w:r>
     </w:p>
     <w:p>
       <w:pPr>
-        <w:rPr>
-          <w:rFonts w:ascii="Balsamiq Sans" w:hAnsi="Balsamiq Sans"/>
-          <w:b/>
-          <w:bCs/>
+        <w:ind w:left="425"/>
+        <w:rPr>
+          <w:rFonts w:ascii="Balsamiq Sans" w:hAnsi="Balsamiq Sans"/>
           <w:lang w:val="en-US"/>
         </w:rPr>
       </w:pPr>
       <w:r>
         <w:rPr>
           <w:rFonts w:ascii="Balsamiq Sans" w:hAnsi="Balsamiq Sans"/>
-          <w:b/>
-          <w:bCs/>
-          <w:lang w:val="en-US"/>
-        </w:rPr>
-        <w:t>Listrik statis</w:t>
+          <w:lang w:val="en-US"/>
+        </w:rPr>
+        <w:t xml:space="preserve">Listrik </w:t>
+      </w:r>
+      <w:r>
+        <w:rPr>
+          <w:rFonts w:ascii="Balsamiq Sans" w:hAnsi="Balsamiq Sans"/>
+          <w:lang w:val="en-US"/>
+        </w:rPr>
+        <w:t xml:space="preserve">Statis (Electrostatic) </w:t>
+      </w:r>
+      <w:proofErr w:type="spellStart"/>
+      <w:r>
+        <w:rPr>
+          <w:rFonts w:ascii="Balsamiq Sans" w:hAnsi="Balsamiq Sans"/>
+          <w:lang w:val="en-US"/>
+        </w:rPr>
+        <w:t>Adalah</w:t>
+      </w:r>
+      <w:proofErr w:type="spellEnd"/>
+      <w:r>
+        <w:rPr>
+          <w:rFonts w:ascii="Balsamiq Sans" w:hAnsi="Balsamiq Sans"/>
+          <w:lang w:val="en-US"/>
+        </w:rPr>
+        <w:t xml:space="preserve"> </w:t>
+      </w:r>
+      <w:proofErr w:type="spellStart"/>
+      <w:r>
+        <w:rPr>
+          <w:rFonts w:ascii="Balsamiq Sans" w:hAnsi="Balsamiq Sans"/>
+          <w:lang w:val="en-US"/>
+        </w:rPr>
+        <w:t>Muatan</w:t>
+      </w:r>
+      <w:proofErr w:type="spellEnd"/>
+      <w:r>
+        <w:rPr>
+          <w:rFonts w:ascii="Balsamiq Sans" w:hAnsi="Balsamiq Sans"/>
+          <w:lang w:val="en-US"/>
+        </w:rPr>
+        <w:t xml:space="preserve"> </w:t>
+      </w:r>
+      <w:r>
+        <w:rPr>
+          <w:rFonts w:ascii="Balsamiq Sans" w:hAnsi="Balsamiq Sans"/>
+          <w:lang w:val="en-US"/>
+        </w:rPr>
+        <w:t xml:space="preserve">Listrik </w:t>
+      </w:r>
+      <w:proofErr w:type="spellStart"/>
+      <w:r>
+        <w:rPr>
+          <w:rFonts w:ascii="Balsamiq Sans" w:hAnsi="Balsamiq Sans"/>
+          <w:lang w:val="en-US"/>
+        </w:rPr>
+        <w:t>Dalma</w:t>
+      </w:r>
+      <w:proofErr w:type="spellEnd"/>
+      <w:r>
+        <w:rPr>
+          <w:rFonts w:ascii="Balsamiq Sans" w:hAnsi="Balsamiq Sans"/>
+          <w:lang w:val="en-US"/>
+        </w:rPr>
+        <w:t xml:space="preserve"> </w:t>
+      </w:r>
+      <w:proofErr w:type="spellStart"/>
+      <w:r>
+        <w:rPr>
+          <w:rFonts w:ascii="Balsamiq Sans" w:hAnsi="Balsamiq Sans"/>
+          <w:lang w:val="en-US"/>
+        </w:rPr>
+        <w:t>Jumlah</w:t>
+      </w:r>
+      <w:proofErr w:type="spellEnd"/>
+      <w:r>
+        <w:rPr>
+          <w:rFonts w:ascii="Balsamiq Sans" w:hAnsi="Balsamiq Sans"/>
+          <w:lang w:val="en-US"/>
+        </w:rPr>
+        <w:t xml:space="preserve"> </w:t>
+      </w:r>
+      <w:proofErr w:type="spellStart"/>
+      <w:r>
+        <w:rPr>
+          <w:rFonts w:ascii="Balsamiq Sans" w:hAnsi="Balsamiq Sans"/>
+          <w:lang w:val="en-US"/>
+        </w:rPr>
+        <w:t>Besar</w:t>
+      </w:r>
+      <w:proofErr w:type="spellEnd"/>
+      <w:r>
+        <w:rPr>
+          <w:rFonts w:ascii="Balsamiq Sans" w:hAnsi="Balsamiq Sans"/>
+          <w:lang w:val="en-US"/>
+        </w:rPr>
+        <w:t xml:space="preserve"> Yang </w:t>
+      </w:r>
+      <w:proofErr w:type="spellStart"/>
+      <w:r>
+        <w:rPr>
+          <w:rFonts w:ascii="Balsamiq Sans" w:hAnsi="Balsamiq Sans"/>
+          <w:lang w:val="en-US"/>
+        </w:rPr>
+        <w:t>Tidak</w:t>
+      </w:r>
+      <w:proofErr w:type="spellEnd"/>
+      <w:r>
+        <w:rPr>
+          <w:rFonts w:ascii="Balsamiq Sans" w:hAnsi="Balsamiq Sans"/>
+          <w:lang w:val="en-US"/>
+        </w:rPr>
+        <w:t xml:space="preserve"> </w:t>
+      </w:r>
+      <w:proofErr w:type="spellStart"/>
+      <w:r>
+        <w:rPr>
+          <w:rFonts w:ascii="Balsamiq Sans" w:hAnsi="Balsamiq Sans"/>
+          <w:lang w:val="en-US"/>
+        </w:rPr>
+        <w:t>Mengalir</w:t>
+      </w:r>
+      <w:proofErr w:type="spellEnd"/>
+      <w:r>
+        <w:rPr>
+          <w:rFonts w:ascii="Balsamiq Sans" w:hAnsi="Balsamiq Sans"/>
+          <w:lang w:val="en-US"/>
+        </w:rPr>
+        <w:t xml:space="preserve"> </w:t>
+      </w:r>
+      <w:proofErr w:type="spellStart"/>
+      <w:r>
+        <w:rPr>
+          <w:rFonts w:ascii="Balsamiq Sans" w:hAnsi="Balsamiq Sans"/>
+          <w:lang w:val="en-US"/>
+        </w:rPr>
+        <w:t>Atau</w:t>
+      </w:r>
+      <w:proofErr w:type="spellEnd"/>
+      <w:r>
+        <w:rPr>
+          <w:rFonts w:ascii="Balsamiq Sans" w:hAnsi="Balsamiq Sans"/>
+          <w:lang w:val="en-US"/>
+        </w:rPr>
+        <w:t xml:space="preserve"> Diam Dan </w:t>
+      </w:r>
+      <w:proofErr w:type="spellStart"/>
+      <w:r>
+        <w:rPr>
+          <w:rFonts w:ascii="Balsamiq Sans" w:hAnsi="Balsamiq Sans"/>
+          <w:lang w:val="en-US"/>
+        </w:rPr>
+        <w:t>Memiliki</w:t>
+      </w:r>
+      <w:proofErr w:type="spellEnd"/>
+      <w:r>
+        <w:rPr>
+          <w:rFonts w:ascii="Balsamiq Sans" w:hAnsi="Balsamiq Sans"/>
+          <w:lang w:val="en-US"/>
+        </w:rPr>
+        <w:t xml:space="preserve"> Sifat </w:t>
+      </w:r>
+      <w:proofErr w:type="spellStart"/>
+      <w:r>
+        <w:rPr>
+          <w:rFonts w:ascii="Balsamiq Sans" w:hAnsi="Balsamiq Sans"/>
+          <w:lang w:val="en-US"/>
+        </w:rPr>
+        <w:t>Sementara</w:t>
+      </w:r>
+      <w:proofErr w:type="spellEnd"/>
+      <w:r>
+        <w:rPr>
+          <w:rFonts w:ascii="Balsamiq Sans" w:hAnsi="Balsamiq Sans"/>
+          <w:lang w:val="en-US"/>
+        </w:rPr>
+        <w:t xml:space="preserve">. </w:t>
+      </w:r>
+      <w:r>
+        <w:rPr>
+          <w:rFonts w:ascii="Balsamiq Sans" w:hAnsi="Balsamiq Sans"/>
+          <w:lang w:val="en-US"/>
+        </w:rPr>
+        <w:t xml:space="preserve">Listrik </w:t>
+      </w:r>
+      <w:r>
+        <w:rPr>
+          <w:rFonts w:ascii="Balsamiq Sans" w:hAnsi="Balsamiq Sans"/>
+          <w:lang w:val="en-US"/>
+        </w:rPr>
+        <w:t xml:space="preserve">Statis </w:t>
+      </w:r>
+      <w:proofErr w:type="spellStart"/>
+      <w:r>
+        <w:rPr>
+          <w:rFonts w:ascii="Balsamiq Sans" w:hAnsi="Balsamiq Sans"/>
+          <w:lang w:val="en-US"/>
+        </w:rPr>
+        <w:t>Dapat</w:t>
+      </w:r>
+      <w:proofErr w:type="spellEnd"/>
+      <w:r>
+        <w:rPr>
+          <w:rFonts w:ascii="Balsamiq Sans" w:hAnsi="Balsamiq Sans"/>
+          <w:lang w:val="en-US"/>
+        </w:rPr>
+        <w:t xml:space="preserve"> </w:t>
+      </w:r>
+      <w:proofErr w:type="spellStart"/>
+      <w:r>
+        <w:rPr>
+          <w:rFonts w:ascii="Balsamiq Sans" w:hAnsi="Balsamiq Sans"/>
+          <w:lang w:val="en-US"/>
+        </w:rPr>
+        <w:t>Digunakan</w:t>
+      </w:r>
+      <w:proofErr w:type="spellEnd"/>
+      <w:r>
+        <w:rPr>
+          <w:rFonts w:ascii="Balsamiq Sans" w:hAnsi="Balsamiq Sans"/>
+          <w:lang w:val="en-US"/>
+        </w:rPr>
+        <w:t xml:space="preserve"> </w:t>
+      </w:r>
+      <w:proofErr w:type="spellStart"/>
+      <w:r>
+        <w:rPr>
+          <w:rFonts w:ascii="Balsamiq Sans" w:hAnsi="Balsamiq Sans"/>
+          <w:lang w:val="en-US"/>
+        </w:rPr>
+        <w:t>Dalam</w:t>
+      </w:r>
+      <w:proofErr w:type="spellEnd"/>
+      <w:r>
+        <w:rPr>
+          <w:rFonts w:ascii="Balsamiq Sans" w:hAnsi="Balsamiq Sans"/>
+          <w:lang w:val="en-US"/>
+        </w:rPr>
+        <w:t xml:space="preserve"> </w:t>
+      </w:r>
+      <w:proofErr w:type="spellStart"/>
+      <w:r>
+        <w:rPr>
+          <w:rFonts w:ascii="Balsamiq Sans" w:hAnsi="Balsamiq Sans"/>
+          <w:lang w:val="en-US"/>
+        </w:rPr>
+        <w:t>Kehidupan</w:t>
+      </w:r>
+      <w:proofErr w:type="spellEnd"/>
+      <w:r>
+        <w:rPr>
+          <w:rFonts w:ascii="Balsamiq Sans" w:hAnsi="Balsamiq Sans"/>
+          <w:lang w:val="en-US"/>
+        </w:rPr>
+        <w:t xml:space="preserve"> </w:t>
+      </w:r>
+      <w:proofErr w:type="spellStart"/>
+      <w:r>
+        <w:rPr>
+          <w:rFonts w:ascii="Balsamiq Sans" w:hAnsi="Balsamiq Sans"/>
+          <w:lang w:val="en-US"/>
+        </w:rPr>
+        <w:t>Sehari</w:t>
+      </w:r>
+      <w:proofErr w:type="spellEnd"/>
+      <w:r>
+        <w:rPr>
+          <w:rFonts w:ascii="Balsamiq Sans" w:hAnsi="Balsamiq Sans"/>
+          <w:lang w:val="en-US"/>
+        </w:rPr>
+        <w:t xml:space="preserve"> – Hari, Antara Lain </w:t>
+      </w:r>
+      <w:proofErr w:type="spellStart"/>
+      <w:r>
+        <w:rPr>
+          <w:rFonts w:ascii="Balsamiq Sans" w:hAnsi="Balsamiq Sans"/>
+          <w:lang w:val="en-US"/>
+        </w:rPr>
+        <w:t>Penangkal</w:t>
+      </w:r>
+      <w:proofErr w:type="spellEnd"/>
+      <w:r>
+        <w:rPr>
+          <w:rFonts w:ascii="Balsamiq Sans" w:hAnsi="Balsamiq Sans"/>
+          <w:lang w:val="en-US"/>
+        </w:rPr>
+        <w:t xml:space="preserve"> </w:t>
+      </w:r>
+      <w:proofErr w:type="spellStart"/>
+      <w:r>
+        <w:rPr>
+          <w:rFonts w:ascii="Balsamiq Sans" w:hAnsi="Balsamiq Sans"/>
+          <w:lang w:val="en-US"/>
+        </w:rPr>
+        <w:t>Petir</w:t>
+      </w:r>
+      <w:proofErr w:type="spellEnd"/>
+      <w:r>
+        <w:rPr>
+          <w:rFonts w:ascii="Balsamiq Sans" w:hAnsi="Balsamiq Sans"/>
+          <w:lang w:val="en-US"/>
+        </w:rPr>
+        <w:t xml:space="preserve">, </w:t>
+      </w:r>
+      <w:proofErr w:type="spellStart"/>
+      <w:r>
+        <w:rPr>
+          <w:rFonts w:ascii="Balsamiq Sans" w:hAnsi="Balsamiq Sans"/>
+          <w:lang w:val="en-US"/>
+        </w:rPr>
+        <w:t>Mesin</w:t>
+      </w:r>
+      <w:proofErr w:type="spellEnd"/>
+      <w:r>
+        <w:rPr>
+          <w:rFonts w:ascii="Balsamiq Sans" w:hAnsi="Balsamiq Sans"/>
+          <w:lang w:val="en-US"/>
+        </w:rPr>
+        <w:t xml:space="preserve"> </w:t>
+      </w:r>
+      <w:proofErr w:type="spellStart"/>
+      <w:r>
+        <w:rPr>
+          <w:rFonts w:ascii="Balsamiq Sans" w:hAnsi="Balsamiq Sans"/>
+          <w:lang w:val="en-US"/>
+        </w:rPr>
+        <w:t>Fotokopi</w:t>
+      </w:r>
+      <w:proofErr w:type="spellEnd"/>
+      <w:r>
+        <w:rPr>
+          <w:rFonts w:ascii="Balsamiq Sans" w:hAnsi="Balsamiq Sans"/>
+          <w:lang w:val="en-US"/>
+        </w:rPr>
+        <w:t xml:space="preserve">, Dan </w:t>
+      </w:r>
+      <w:proofErr w:type="spellStart"/>
+      <w:r>
+        <w:rPr>
+          <w:rFonts w:ascii="Balsamiq Sans" w:hAnsi="Balsamiq Sans"/>
+          <w:lang w:val="en-US"/>
+        </w:rPr>
+        <w:t>Penyemprot</w:t>
+      </w:r>
+      <w:proofErr w:type="spellEnd"/>
+      <w:r>
+        <w:rPr>
+          <w:rFonts w:ascii="Balsamiq Sans" w:hAnsi="Balsamiq Sans"/>
+          <w:lang w:val="en-US"/>
+        </w:rPr>
+        <w:t xml:space="preserve"> Cat.</w:t>
       </w:r>
     </w:p>
     <w:p>
       <w:pPr>
+        <w:ind w:left="283"/>
         <w:rPr>
           <w:rFonts w:ascii="Balsamiq Sans" w:hAnsi="Balsamiq Sans"/>
           <w:b/>
@@ -1341,500 +1710,638 @@
           <w:rFonts w:ascii="Balsamiq Sans" w:hAnsi="Balsamiq Sans"/>
           <w:b/>
           <w:bCs/>
-          <w:lang w:val="en-US"/>
-        </w:rPr>
-        <w:t xml:space="preserve">Listrik statis (electrostatic) </w:t>
-      </w:r>
-      <w:proofErr w:type="spellStart"/>
-      <w:r>
-        <w:rPr>
-          <w:rFonts w:ascii="Balsamiq Sans" w:hAnsi="Balsamiq Sans"/>
-          <w:b/>
-          <w:bCs/>
-          <w:lang w:val="en-US"/>
-        </w:rPr>
-        <w:t>adalah</w:t>
-      </w:r>
-      <w:proofErr w:type="spellEnd"/>
-      <w:r>
-        <w:rPr>
-          <w:rFonts w:ascii="Balsamiq Sans" w:hAnsi="Balsamiq Sans"/>
-          <w:b/>
-          <w:bCs/>
-          <w:lang w:val="en-US"/>
-        </w:rPr>
-        <w:t xml:space="preserve"> </w:t>
-      </w:r>
-      <w:proofErr w:type="spellStart"/>
-      <w:r>
-        <w:rPr>
-          <w:rFonts w:ascii="Balsamiq Sans" w:hAnsi="Balsamiq Sans"/>
-          <w:b/>
-          <w:bCs/>
-          <w:lang w:val="en-US"/>
-        </w:rPr>
-        <w:t>muatan</w:t>
-      </w:r>
-      <w:proofErr w:type="spellEnd"/>
-      <w:r>
-        <w:rPr>
-          <w:rFonts w:ascii="Balsamiq Sans" w:hAnsi="Balsamiq Sans"/>
-          <w:b/>
-          <w:bCs/>
-          <w:lang w:val="en-US"/>
-        </w:rPr>
-        <w:t xml:space="preserve"> Listrik </w:t>
-      </w:r>
-      <w:proofErr w:type="spellStart"/>
-      <w:r>
-        <w:rPr>
-          <w:rFonts w:ascii="Balsamiq Sans" w:hAnsi="Balsamiq Sans"/>
-          <w:b/>
-          <w:bCs/>
-          <w:lang w:val="en-US"/>
-        </w:rPr>
-        <w:t>dalma</w:t>
-      </w:r>
-      <w:proofErr w:type="spellEnd"/>
-      <w:r>
-        <w:rPr>
-          <w:rFonts w:ascii="Balsamiq Sans" w:hAnsi="Balsamiq Sans"/>
-          <w:b/>
-          <w:bCs/>
-          <w:lang w:val="en-US"/>
-        </w:rPr>
-        <w:t xml:space="preserve"> </w:t>
-      </w:r>
-      <w:proofErr w:type="spellStart"/>
-      <w:r>
-        <w:rPr>
-          <w:rFonts w:ascii="Balsamiq Sans" w:hAnsi="Balsamiq Sans"/>
-          <w:b/>
-          <w:bCs/>
-          <w:lang w:val="en-US"/>
-        </w:rPr>
-        <w:t>jumlah</w:t>
-      </w:r>
-      <w:proofErr w:type="spellEnd"/>
-      <w:r>
-        <w:rPr>
-          <w:rFonts w:ascii="Balsamiq Sans" w:hAnsi="Balsamiq Sans"/>
-          <w:b/>
-          <w:bCs/>
-          <w:lang w:val="en-US"/>
-        </w:rPr>
-        <w:t xml:space="preserve"> </w:t>
-      </w:r>
-      <w:proofErr w:type="spellStart"/>
-      <w:r>
-        <w:rPr>
-          <w:rFonts w:ascii="Balsamiq Sans" w:hAnsi="Balsamiq Sans"/>
-          <w:b/>
-          <w:bCs/>
-          <w:lang w:val="en-US"/>
-        </w:rPr>
-        <w:t>besar</w:t>
-      </w:r>
-      <w:proofErr w:type="spellEnd"/>
-      <w:r>
-        <w:rPr>
-          <w:rFonts w:ascii="Balsamiq Sans" w:hAnsi="Balsamiq Sans"/>
-          <w:b/>
-          <w:bCs/>
-          <w:lang w:val="en-US"/>
-        </w:rPr>
-        <w:t xml:space="preserve"> yang </w:t>
-      </w:r>
-      <w:proofErr w:type="spellStart"/>
-      <w:r>
-        <w:rPr>
-          <w:rFonts w:ascii="Balsamiq Sans" w:hAnsi="Balsamiq Sans"/>
-          <w:b/>
-          <w:bCs/>
-          <w:lang w:val="en-US"/>
-        </w:rPr>
-        <w:t>tidak</w:t>
-      </w:r>
-      <w:proofErr w:type="spellEnd"/>
-      <w:r>
-        <w:rPr>
-          <w:rFonts w:ascii="Balsamiq Sans" w:hAnsi="Balsamiq Sans"/>
-          <w:b/>
-          <w:bCs/>
-          <w:lang w:val="en-US"/>
-        </w:rPr>
-        <w:t xml:space="preserve"> </w:t>
-      </w:r>
-      <w:proofErr w:type="spellStart"/>
-      <w:r>
-        <w:rPr>
-          <w:rFonts w:ascii="Balsamiq Sans" w:hAnsi="Balsamiq Sans"/>
-          <w:b/>
-          <w:bCs/>
-          <w:lang w:val="en-US"/>
-        </w:rPr>
-        <w:t>mengalir</w:t>
-      </w:r>
-      <w:proofErr w:type="spellEnd"/>
-      <w:r>
-        <w:rPr>
-          <w:rFonts w:ascii="Balsamiq Sans" w:hAnsi="Balsamiq Sans"/>
-          <w:b/>
-          <w:bCs/>
-          <w:lang w:val="en-US"/>
-        </w:rPr>
-        <w:t xml:space="preserve"> </w:t>
-      </w:r>
-      <w:proofErr w:type="spellStart"/>
-      <w:r>
-        <w:rPr>
-          <w:rFonts w:ascii="Balsamiq Sans" w:hAnsi="Balsamiq Sans"/>
-          <w:b/>
-          <w:bCs/>
-          <w:lang w:val="en-US"/>
-        </w:rPr>
-        <w:t>atau</w:t>
-      </w:r>
-      <w:proofErr w:type="spellEnd"/>
-      <w:r>
-        <w:rPr>
-          <w:rFonts w:ascii="Balsamiq Sans" w:hAnsi="Balsamiq Sans"/>
-          <w:b/>
-          <w:bCs/>
-          <w:lang w:val="en-US"/>
-        </w:rPr>
-        <w:t xml:space="preserve"> diam dan </w:t>
-      </w:r>
-      <w:proofErr w:type="spellStart"/>
-      <w:r>
-        <w:rPr>
-          <w:rFonts w:ascii="Balsamiq Sans" w:hAnsi="Balsamiq Sans"/>
-          <w:b/>
-          <w:bCs/>
-          <w:lang w:val="en-US"/>
-        </w:rPr>
-        <w:t>memiliki</w:t>
-      </w:r>
-      <w:proofErr w:type="spellEnd"/>
-      <w:r>
-        <w:rPr>
-          <w:rFonts w:ascii="Balsamiq Sans" w:hAnsi="Balsamiq Sans"/>
-          <w:b/>
-          <w:bCs/>
-          <w:lang w:val="en-US"/>
-        </w:rPr>
-        <w:t xml:space="preserve"> </w:t>
-      </w:r>
-      <w:proofErr w:type="spellStart"/>
-      <w:r>
-        <w:rPr>
-          <w:rFonts w:ascii="Balsamiq Sans" w:hAnsi="Balsamiq Sans"/>
-          <w:b/>
-          <w:bCs/>
-          <w:lang w:val="en-US"/>
-        </w:rPr>
-        <w:t>sifat</w:t>
-      </w:r>
-      <w:proofErr w:type="spellEnd"/>
-      <w:r>
-        <w:rPr>
-          <w:rFonts w:ascii="Balsamiq Sans" w:hAnsi="Balsamiq Sans"/>
-          <w:b/>
-          <w:bCs/>
-          <w:lang w:val="en-US"/>
-        </w:rPr>
-        <w:t xml:space="preserve"> </w:t>
-      </w:r>
-      <w:proofErr w:type="spellStart"/>
-      <w:r>
-        <w:rPr>
-          <w:rFonts w:ascii="Balsamiq Sans" w:hAnsi="Balsamiq Sans"/>
-          <w:b/>
-          <w:bCs/>
-          <w:lang w:val="en-US"/>
-        </w:rPr>
-        <w:t>sementara</w:t>
-      </w:r>
-      <w:proofErr w:type="spellEnd"/>
-      <w:r>
-        <w:rPr>
-          <w:rFonts w:ascii="Balsamiq Sans" w:hAnsi="Balsamiq Sans"/>
-          <w:b/>
-          <w:bCs/>
-          <w:lang w:val="en-US"/>
-        </w:rPr>
-        <w:t xml:space="preserve">. Listrik statis </w:t>
-      </w:r>
-      <w:proofErr w:type="spellStart"/>
-      <w:r>
-        <w:rPr>
-          <w:rFonts w:ascii="Balsamiq Sans" w:hAnsi="Balsamiq Sans"/>
-          <w:b/>
-          <w:bCs/>
-          <w:lang w:val="en-US"/>
-        </w:rPr>
-        <w:t>dapat</w:t>
-      </w:r>
-      <w:proofErr w:type="spellEnd"/>
-      <w:r>
-        <w:rPr>
-          <w:rFonts w:ascii="Balsamiq Sans" w:hAnsi="Balsamiq Sans"/>
-          <w:b/>
-          <w:bCs/>
-          <w:lang w:val="en-US"/>
-        </w:rPr>
-        <w:t xml:space="preserve"> </w:t>
-      </w:r>
-      <w:proofErr w:type="spellStart"/>
-      <w:r>
-        <w:rPr>
-          <w:rFonts w:ascii="Balsamiq Sans" w:hAnsi="Balsamiq Sans"/>
-          <w:b/>
-          <w:bCs/>
-          <w:lang w:val="en-US"/>
-        </w:rPr>
-        <w:t>digunakan</w:t>
-      </w:r>
-      <w:proofErr w:type="spellEnd"/>
-      <w:r>
-        <w:rPr>
-          <w:rFonts w:ascii="Balsamiq Sans" w:hAnsi="Balsamiq Sans"/>
-          <w:b/>
-          <w:bCs/>
-          <w:lang w:val="en-US"/>
-        </w:rPr>
-        <w:t xml:space="preserve"> </w:t>
-      </w:r>
-      <w:proofErr w:type="spellStart"/>
-      <w:r>
-        <w:rPr>
-          <w:rFonts w:ascii="Balsamiq Sans" w:hAnsi="Balsamiq Sans"/>
-          <w:b/>
-          <w:bCs/>
-          <w:lang w:val="en-US"/>
-        </w:rPr>
-        <w:t>dalam</w:t>
-      </w:r>
-      <w:proofErr w:type="spellEnd"/>
-      <w:r>
-        <w:rPr>
-          <w:rFonts w:ascii="Balsamiq Sans" w:hAnsi="Balsamiq Sans"/>
-          <w:b/>
-          <w:bCs/>
-          <w:lang w:val="en-US"/>
-        </w:rPr>
-        <w:t xml:space="preserve"> </w:t>
-      </w:r>
-      <w:proofErr w:type="spellStart"/>
-      <w:r>
-        <w:rPr>
-          <w:rFonts w:ascii="Balsamiq Sans" w:hAnsi="Balsamiq Sans"/>
-          <w:b/>
-          <w:bCs/>
-          <w:lang w:val="en-US"/>
-        </w:rPr>
-        <w:t>kehidupan</w:t>
-      </w:r>
-      <w:proofErr w:type="spellEnd"/>
-      <w:r>
-        <w:rPr>
-          <w:rFonts w:ascii="Balsamiq Sans" w:hAnsi="Balsamiq Sans"/>
-          <w:b/>
-          <w:bCs/>
-          <w:lang w:val="en-US"/>
-        </w:rPr>
-        <w:t xml:space="preserve"> </w:t>
-      </w:r>
-      <w:proofErr w:type="spellStart"/>
-      <w:r>
-        <w:rPr>
-          <w:rFonts w:ascii="Balsamiq Sans" w:hAnsi="Balsamiq Sans"/>
-          <w:b/>
-          <w:bCs/>
-          <w:lang w:val="en-US"/>
-        </w:rPr>
-        <w:t>sehari</w:t>
-      </w:r>
-      <w:proofErr w:type="spellEnd"/>
-      <w:r>
-        <w:rPr>
-          <w:rFonts w:ascii="Balsamiq Sans" w:hAnsi="Balsamiq Sans"/>
-          <w:b/>
-          <w:bCs/>
-          <w:lang w:val="en-US"/>
-        </w:rPr>
-        <w:t xml:space="preserve"> – </w:t>
-      </w:r>
-      <w:proofErr w:type="spellStart"/>
-      <w:r>
-        <w:rPr>
-          <w:rFonts w:ascii="Balsamiq Sans" w:hAnsi="Balsamiq Sans"/>
-          <w:b/>
-          <w:bCs/>
-          <w:lang w:val="en-US"/>
-        </w:rPr>
-        <w:t>hari</w:t>
-      </w:r>
-      <w:proofErr w:type="spellEnd"/>
-      <w:r>
-        <w:rPr>
-          <w:rFonts w:ascii="Balsamiq Sans" w:hAnsi="Balsamiq Sans"/>
-          <w:b/>
-          <w:bCs/>
-          <w:lang w:val="en-US"/>
-        </w:rPr>
-        <w:t xml:space="preserve">, </w:t>
-      </w:r>
-      <w:proofErr w:type="spellStart"/>
-      <w:r>
-        <w:rPr>
-          <w:rFonts w:ascii="Balsamiq Sans" w:hAnsi="Balsamiq Sans"/>
-          <w:b/>
-          <w:bCs/>
-          <w:lang w:val="en-US"/>
-        </w:rPr>
-        <w:t>antara</w:t>
-      </w:r>
-      <w:proofErr w:type="spellEnd"/>
-      <w:r>
-        <w:rPr>
-          <w:rFonts w:ascii="Balsamiq Sans" w:hAnsi="Balsamiq Sans"/>
-          <w:b/>
-          <w:bCs/>
-          <w:lang w:val="en-US"/>
-        </w:rPr>
-        <w:t xml:space="preserve"> lain </w:t>
-      </w:r>
-      <w:proofErr w:type="spellStart"/>
-      <w:r>
-        <w:rPr>
-          <w:rFonts w:ascii="Balsamiq Sans" w:hAnsi="Balsamiq Sans"/>
-          <w:b/>
-          <w:bCs/>
-          <w:lang w:val="en-US"/>
-        </w:rPr>
-        <w:t>penangkal</w:t>
-      </w:r>
-      <w:proofErr w:type="spellEnd"/>
-      <w:r>
-        <w:rPr>
-          <w:rFonts w:ascii="Balsamiq Sans" w:hAnsi="Balsamiq Sans"/>
-          <w:b/>
-          <w:bCs/>
-          <w:lang w:val="en-US"/>
-        </w:rPr>
-        <w:t xml:space="preserve"> </w:t>
-      </w:r>
-      <w:proofErr w:type="spellStart"/>
-      <w:r>
-        <w:rPr>
-          <w:rFonts w:ascii="Balsamiq Sans" w:hAnsi="Balsamiq Sans"/>
-          <w:b/>
-          <w:bCs/>
-          <w:lang w:val="en-US"/>
-        </w:rPr>
-        <w:t>petir</w:t>
-      </w:r>
-      <w:proofErr w:type="spellEnd"/>
-      <w:r>
-        <w:rPr>
-          <w:rFonts w:ascii="Balsamiq Sans" w:hAnsi="Balsamiq Sans"/>
-          <w:b/>
-          <w:bCs/>
-          <w:lang w:val="en-US"/>
-        </w:rPr>
-        <w:t xml:space="preserve">, </w:t>
-      </w:r>
-      <w:proofErr w:type="spellStart"/>
-      <w:r>
-        <w:rPr>
-          <w:rFonts w:ascii="Balsamiq Sans" w:hAnsi="Balsamiq Sans"/>
-          <w:b/>
-          <w:bCs/>
-          <w:lang w:val="en-US"/>
-        </w:rPr>
-        <w:t>mesin</w:t>
-      </w:r>
-      <w:proofErr w:type="spellEnd"/>
-      <w:r>
-        <w:rPr>
-          <w:rFonts w:ascii="Balsamiq Sans" w:hAnsi="Balsamiq Sans"/>
-          <w:b/>
-          <w:bCs/>
-          <w:lang w:val="en-US"/>
-        </w:rPr>
-        <w:t xml:space="preserve"> </w:t>
-      </w:r>
-      <w:proofErr w:type="spellStart"/>
-      <w:r>
-        <w:rPr>
-          <w:rFonts w:ascii="Balsamiq Sans" w:hAnsi="Balsamiq Sans"/>
-          <w:b/>
-          <w:bCs/>
-          <w:lang w:val="en-US"/>
-        </w:rPr>
-        <w:t>fotokopi</w:t>
-      </w:r>
-      <w:proofErr w:type="spellEnd"/>
-      <w:r>
-        <w:rPr>
-          <w:rFonts w:ascii="Balsamiq Sans" w:hAnsi="Balsamiq Sans"/>
-          <w:b/>
-          <w:bCs/>
-          <w:lang w:val="en-US"/>
-        </w:rPr>
-        <w:t xml:space="preserve">, dan </w:t>
-      </w:r>
-      <w:proofErr w:type="spellStart"/>
-      <w:r>
-        <w:rPr>
-          <w:rFonts w:ascii="Balsamiq Sans" w:hAnsi="Balsamiq Sans"/>
-          <w:b/>
-          <w:bCs/>
-          <w:lang w:val="en-US"/>
-        </w:rPr>
-        <w:t>penyemprot</w:t>
-      </w:r>
-      <w:proofErr w:type="spellEnd"/>
-      <w:r>
-        <w:rPr>
-          <w:rFonts w:ascii="Balsamiq Sans" w:hAnsi="Balsamiq Sans"/>
-          <w:b/>
-          <w:bCs/>
-          <w:lang w:val="en-US"/>
-        </w:rPr>
-        <w:t xml:space="preserve"> cat.</w:t>
-      </w:r>
+          <w:highlight w:val="yellow"/>
+          <w:lang w:val="en-US"/>
+        </w:rPr>
+        <w:t xml:space="preserve">Listrik </w:t>
+      </w:r>
+      <w:proofErr w:type="spellStart"/>
+      <w:r>
+        <w:rPr>
+          <w:rFonts w:ascii="Balsamiq Sans" w:hAnsi="Balsamiq Sans"/>
+          <w:b/>
+          <w:bCs/>
+          <w:highlight w:val="yellow"/>
+          <w:lang w:val="en-US"/>
+        </w:rPr>
+        <w:t>Dinamis</w:t>
+      </w:r>
+      <w:proofErr w:type="spellEnd"/>
     </w:p>
     <w:p>
       <w:pPr>
-        <w:rPr>
-          <w:rFonts w:ascii="Balsamiq Sans" w:hAnsi="Balsamiq Sans"/>
-          <w:b/>
-          <w:bCs/>
+        <w:ind w:left="425"/>
+        <w:rPr>
+          <w:rFonts w:ascii="Balsamiq Sans" w:hAnsi="Balsamiq Sans"/>
           <w:lang w:val="en-US"/>
         </w:rPr>
       </w:pPr>
       <w:r>
         <w:rPr>
           <w:rFonts w:ascii="Balsamiq Sans" w:hAnsi="Balsamiq Sans"/>
-          <w:b/>
-          <w:bCs/>
-          <w:lang w:val="en-US"/>
-        </w:rPr>
+          <w:lang w:val="en-US"/>
+        </w:rPr>
+        <w:lastRenderedPageBreak/>
         <w:t xml:space="preserve">Listrik </w:t>
       </w:r>
       <w:proofErr w:type="spellStart"/>
       <w:r>
         <w:rPr>
           <w:rFonts w:ascii="Balsamiq Sans" w:hAnsi="Balsamiq Sans"/>
-          <w:b/>
-          <w:bCs/>
-          <w:lang w:val="en-US"/>
-        </w:rPr>
-        <w:t>dinamis</w:t>
-      </w:r>
-      <w:proofErr w:type="spellEnd"/>
+          <w:lang w:val="en-US"/>
+        </w:rPr>
+        <w:t>Dinamis</w:t>
+      </w:r>
+      <w:proofErr w:type="spellEnd"/>
+      <w:r>
+        <w:rPr>
+          <w:rFonts w:ascii="Balsamiq Sans" w:hAnsi="Balsamiq Sans"/>
+          <w:lang w:val="en-US"/>
+        </w:rPr>
+        <w:t xml:space="preserve"> </w:t>
+      </w:r>
+      <w:proofErr w:type="spellStart"/>
+      <w:r>
+        <w:rPr>
+          <w:rFonts w:ascii="Balsamiq Sans" w:hAnsi="Balsamiq Sans"/>
+          <w:lang w:val="en-US"/>
+        </w:rPr>
+        <w:t>Adalah</w:t>
+      </w:r>
+      <w:proofErr w:type="spellEnd"/>
+      <w:r>
+        <w:rPr>
+          <w:rFonts w:ascii="Balsamiq Sans" w:hAnsi="Balsamiq Sans"/>
+          <w:lang w:val="en-US"/>
+        </w:rPr>
+        <w:t xml:space="preserve"> </w:t>
+      </w:r>
+      <w:proofErr w:type="spellStart"/>
+      <w:r>
+        <w:rPr>
+          <w:rFonts w:ascii="Balsamiq Sans" w:hAnsi="Balsamiq Sans"/>
+          <w:lang w:val="en-US"/>
+        </w:rPr>
+        <w:t>Muatan</w:t>
+      </w:r>
+      <w:proofErr w:type="spellEnd"/>
+      <w:r>
+        <w:rPr>
+          <w:rFonts w:ascii="Balsamiq Sans" w:hAnsi="Balsamiq Sans"/>
+          <w:lang w:val="en-US"/>
+        </w:rPr>
+        <w:t xml:space="preserve"> </w:t>
+      </w:r>
+      <w:r>
+        <w:rPr>
+          <w:rFonts w:ascii="Balsamiq Sans" w:hAnsi="Balsamiq Sans"/>
+          <w:lang w:val="en-US"/>
+        </w:rPr>
+        <w:t xml:space="preserve">Listrik </w:t>
+      </w:r>
+      <w:r>
+        <w:rPr>
+          <w:rFonts w:ascii="Balsamiq Sans" w:hAnsi="Balsamiq Sans"/>
+          <w:lang w:val="en-US"/>
+        </w:rPr>
+        <w:t xml:space="preserve">Yang Terus </w:t>
+      </w:r>
+      <w:proofErr w:type="spellStart"/>
+      <w:r>
+        <w:rPr>
+          <w:rFonts w:ascii="Balsamiq Sans" w:hAnsi="Balsamiq Sans"/>
+          <w:lang w:val="en-US"/>
+        </w:rPr>
+        <w:t>Bergerak</w:t>
+      </w:r>
+      <w:proofErr w:type="spellEnd"/>
+      <w:r>
+        <w:rPr>
+          <w:rFonts w:ascii="Balsamiq Sans" w:hAnsi="Balsamiq Sans"/>
+          <w:lang w:val="en-US"/>
+        </w:rPr>
+        <w:t xml:space="preserve">. </w:t>
+      </w:r>
+      <w:r>
+        <w:rPr>
+          <w:rFonts w:ascii="Balsamiq Sans" w:hAnsi="Balsamiq Sans"/>
+          <w:lang w:val="en-US"/>
+        </w:rPr>
+        <w:t xml:space="preserve">Listrik </w:t>
+      </w:r>
+      <w:proofErr w:type="spellStart"/>
+      <w:r>
+        <w:rPr>
+          <w:rFonts w:ascii="Balsamiq Sans" w:hAnsi="Balsamiq Sans"/>
+          <w:lang w:val="en-US"/>
+        </w:rPr>
+        <w:t>Dinamis</w:t>
+      </w:r>
+      <w:proofErr w:type="spellEnd"/>
+      <w:r>
+        <w:rPr>
+          <w:rFonts w:ascii="Balsamiq Sans" w:hAnsi="Balsamiq Sans"/>
+          <w:lang w:val="en-US"/>
+        </w:rPr>
+        <w:t xml:space="preserve"> </w:t>
+      </w:r>
+      <w:proofErr w:type="spellStart"/>
+      <w:r>
+        <w:rPr>
+          <w:rFonts w:ascii="Balsamiq Sans" w:hAnsi="Balsamiq Sans"/>
+          <w:lang w:val="en-US"/>
+        </w:rPr>
+        <w:t>Sering</w:t>
+      </w:r>
+      <w:proofErr w:type="spellEnd"/>
+      <w:r>
+        <w:rPr>
+          <w:rFonts w:ascii="Balsamiq Sans" w:hAnsi="Balsamiq Sans"/>
+          <w:lang w:val="en-US"/>
+        </w:rPr>
+        <w:t xml:space="preserve"> </w:t>
+      </w:r>
+      <w:proofErr w:type="spellStart"/>
+      <w:r>
+        <w:rPr>
+          <w:rFonts w:ascii="Balsamiq Sans" w:hAnsi="Balsamiq Sans"/>
+          <w:lang w:val="en-US"/>
+        </w:rPr>
+        <w:t>Disebut</w:t>
+      </w:r>
+      <w:proofErr w:type="spellEnd"/>
+      <w:r>
+        <w:rPr>
+          <w:rFonts w:ascii="Balsamiq Sans" w:hAnsi="Balsamiq Sans"/>
+          <w:lang w:val="en-US"/>
+        </w:rPr>
+        <w:t xml:space="preserve"> Juga </w:t>
+      </w:r>
+      <w:proofErr w:type="spellStart"/>
+      <w:r>
+        <w:rPr>
+          <w:rFonts w:ascii="Balsamiq Sans" w:hAnsi="Balsamiq Sans"/>
+          <w:lang w:val="en-US"/>
+        </w:rPr>
+        <w:t>Arus</w:t>
+      </w:r>
+      <w:proofErr w:type="spellEnd"/>
+      <w:r>
+        <w:rPr>
+          <w:rFonts w:ascii="Balsamiq Sans" w:hAnsi="Balsamiq Sans"/>
+          <w:lang w:val="en-US"/>
+        </w:rPr>
+        <w:t xml:space="preserve"> </w:t>
+      </w:r>
+      <w:r>
+        <w:rPr>
+          <w:rFonts w:ascii="Balsamiq Sans" w:hAnsi="Balsamiq Sans"/>
+          <w:lang w:val="en-US"/>
+        </w:rPr>
+        <w:t>Listrik</w:t>
+      </w:r>
+      <w:r>
+        <w:rPr>
+          <w:rFonts w:ascii="Balsamiq Sans" w:hAnsi="Balsamiq Sans"/>
+          <w:lang w:val="en-US"/>
+        </w:rPr>
+        <w:t xml:space="preserve">. </w:t>
+      </w:r>
+      <w:proofErr w:type="spellStart"/>
+      <w:r>
+        <w:rPr>
+          <w:rFonts w:ascii="Balsamiq Sans" w:hAnsi="Balsamiq Sans"/>
+          <w:lang w:val="en-US"/>
+        </w:rPr>
+        <w:t>Aliran</w:t>
+      </w:r>
+      <w:proofErr w:type="spellEnd"/>
+      <w:r>
+        <w:rPr>
+          <w:rFonts w:ascii="Balsamiq Sans" w:hAnsi="Balsamiq Sans"/>
+          <w:lang w:val="en-US"/>
+        </w:rPr>
+        <w:t xml:space="preserve"> </w:t>
+      </w:r>
+      <w:proofErr w:type="spellStart"/>
+      <w:r>
+        <w:rPr>
+          <w:rFonts w:ascii="Balsamiq Sans" w:hAnsi="Balsamiq Sans"/>
+          <w:lang w:val="en-US"/>
+        </w:rPr>
+        <w:t>Muatan</w:t>
+      </w:r>
+      <w:proofErr w:type="spellEnd"/>
+      <w:r>
+        <w:rPr>
+          <w:rFonts w:ascii="Balsamiq Sans" w:hAnsi="Balsamiq Sans"/>
+          <w:lang w:val="en-US"/>
+        </w:rPr>
+        <w:t xml:space="preserve"> </w:t>
+      </w:r>
+      <w:r>
+        <w:rPr>
+          <w:rFonts w:ascii="Balsamiq Sans" w:hAnsi="Balsamiq Sans"/>
+          <w:lang w:val="en-US"/>
+        </w:rPr>
+        <w:t xml:space="preserve">Listrik </w:t>
+      </w:r>
+      <w:proofErr w:type="spellStart"/>
+      <w:r>
+        <w:rPr>
+          <w:rFonts w:ascii="Balsamiq Sans" w:hAnsi="Balsamiq Sans"/>
+          <w:lang w:val="en-US"/>
+        </w:rPr>
+        <w:t>Terjadi</w:t>
+      </w:r>
+      <w:proofErr w:type="spellEnd"/>
+      <w:r>
+        <w:rPr>
+          <w:rFonts w:ascii="Balsamiq Sans" w:hAnsi="Balsamiq Sans"/>
+          <w:lang w:val="en-US"/>
+        </w:rPr>
+        <w:t xml:space="preserve"> </w:t>
+      </w:r>
+      <w:proofErr w:type="gramStart"/>
+      <w:r>
+        <w:rPr>
+          <w:rFonts w:ascii="Balsamiq Sans" w:hAnsi="Balsamiq Sans"/>
+          <w:lang w:val="en-US"/>
+        </w:rPr>
+        <w:t>Di</w:t>
+      </w:r>
+      <w:proofErr w:type="gramEnd"/>
+      <w:r>
+        <w:rPr>
+          <w:rFonts w:ascii="Balsamiq Sans" w:hAnsi="Balsamiq Sans"/>
+          <w:lang w:val="en-US"/>
+        </w:rPr>
+        <w:t xml:space="preserve"> </w:t>
+      </w:r>
+      <w:proofErr w:type="spellStart"/>
+      <w:r>
+        <w:rPr>
+          <w:rFonts w:ascii="Balsamiq Sans" w:hAnsi="Balsamiq Sans"/>
+          <w:lang w:val="en-US"/>
+        </w:rPr>
+        <w:t>Dalam</w:t>
+      </w:r>
+      <w:proofErr w:type="spellEnd"/>
+      <w:r>
+        <w:rPr>
+          <w:rFonts w:ascii="Balsamiq Sans" w:hAnsi="Balsamiq Sans"/>
+          <w:lang w:val="en-US"/>
+        </w:rPr>
+        <w:t xml:space="preserve"> </w:t>
+      </w:r>
+      <w:proofErr w:type="spellStart"/>
+      <w:r>
+        <w:rPr>
+          <w:rFonts w:ascii="Balsamiq Sans" w:hAnsi="Balsamiq Sans"/>
+          <w:lang w:val="en-US"/>
+        </w:rPr>
+        <w:t>Sebuah</w:t>
+      </w:r>
+      <w:proofErr w:type="spellEnd"/>
+      <w:r>
+        <w:rPr>
+          <w:rFonts w:ascii="Balsamiq Sans" w:hAnsi="Balsamiq Sans"/>
+          <w:lang w:val="en-US"/>
+        </w:rPr>
+        <w:t xml:space="preserve"> </w:t>
+      </w:r>
+      <w:proofErr w:type="spellStart"/>
+      <w:r>
+        <w:rPr>
+          <w:rFonts w:ascii="Balsamiq Sans" w:hAnsi="Balsamiq Sans"/>
+          <w:lang w:val="en-US"/>
+        </w:rPr>
+        <w:t>Penghantar</w:t>
+      </w:r>
+      <w:proofErr w:type="spellEnd"/>
+      <w:r>
+        <w:rPr>
+          <w:rFonts w:ascii="Balsamiq Sans" w:hAnsi="Balsamiq Sans"/>
+          <w:lang w:val="en-US"/>
+        </w:rPr>
+        <w:t xml:space="preserve">. </w:t>
+      </w:r>
+      <w:r>
+        <w:rPr>
+          <w:rFonts w:ascii="Balsamiq Sans" w:hAnsi="Balsamiq Sans"/>
+          <w:lang w:val="en-US"/>
+        </w:rPr>
+        <w:t xml:space="preserve">Listrik </w:t>
+      </w:r>
+      <w:proofErr w:type="spellStart"/>
+      <w:r>
+        <w:rPr>
+          <w:rFonts w:ascii="Balsamiq Sans" w:hAnsi="Balsamiq Sans"/>
+          <w:lang w:val="en-US"/>
+        </w:rPr>
+        <w:t>Dinamis</w:t>
+      </w:r>
+      <w:proofErr w:type="spellEnd"/>
+      <w:r>
+        <w:rPr>
+          <w:rFonts w:ascii="Balsamiq Sans" w:hAnsi="Balsamiq Sans"/>
+          <w:lang w:val="en-US"/>
+        </w:rPr>
+        <w:t xml:space="preserve"> Juga </w:t>
+      </w:r>
+      <w:proofErr w:type="spellStart"/>
+      <w:r>
+        <w:rPr>
+          <w:rFonts w:ascii="Balsamiq Sans" w:hAnsi="Balsamiq Sans"/>
+          <w:lang w:val="en-US"/>
+        </w:rPr>
+        <w:t>Hnaya</w:t>
+      </w:r>
+      <w:proofErr w:type="spellEnd"/>
+      <w:r>
+        <w:rPr>
+          <w:rFonts w:ascii="Balsamiq Sans" w:hAnsi="Balsamiq Sans"/>
+          <w:lang w:val="en-US"/>
+        </w:rPr>
+        <w:t xml:space="preserve"> </w:t>
+      </w:r>
+      <w:proofErr w:type="spellStart"/>
+      <w:r>
+        <w:rPr>
+          <w:rFonts w:ascii="Balsamiq Sans" w:hAnsi="Balsamiq Sans"/>
+          <w:lang w:val="en-US"/>
+        </w:rPr>
+        <w:t>Dapat</w:t>
+      </w:r>
+      <w:proofErr w:type="spellEnd"/>
+      <w:r>
+        <w:rPr>
+          <w:rFonts w:ascii="Balsamiq Sans" w:hAnsi="Balsamiq Sans"/>
+          <w:lang w:val="en-US"/>
+        </w:rPr>
+        <w:t xml:space="preserve"> </w:t>
+      </w:r>
+      <w:proofErr w:type="spellStart"/>
+      <w:r>
+        <w:rPr>
+          <w:rFonts w:ascii="Balsamiq Sans" w:hAnsi="Balsamiq Sans"/>
+          <w:lang w:val="en-US"/>
+        </w:rPr>
+        <w:t>Terjadi</w:t>
+      </w:r>
+      <w:proofErr w:type="spellEnd"/>
+      <w:r>
+        <w:rPr>
+          <w:rFonts w:ascii="Balsamiq Sans" w:hAnsi="Balsamiq Sans"/>
+          <w:lang w:val="en-US"/>
+        </w:rPr>
+        <w:t xml:space="preserve"> Pada </w:t>
+      </w:r>
+      <w:proofErr w:type="spellStart"/>
+      <w:r>
+        <w:rPr>
+          <w:rFonts w:ascii="Balsamiq Sans" w:hAnsi="Balsamiq Sans"/>
+          <w:lang w:val="en-US"/>
+        </w:rPr>
+        <w:t>Rangkaian</w:t>
+      </w:r>
+      <w:proofErr w:type="spellEnd"/>
+      <w:r>
+        <w:rPr>
+          <w:rFonts w:ascii="Balsamiq Sans" w:hAnsi="Balsamiq Sans"/>
+          <w:lang w:val="en-US"/>
+        </w:rPr>
+        <w:t xml:space="preserve"> </w:t>
+      </w:r>
+      <w:proofErr w:type="spellStart"/>
+      <w:r>
+        <w:rPr>
+          <w:rFonts w:ascii="Balsamiq Sans" w:hAnsi="Balsamiq Sans"/>
+          <w:lang w:val="en-US"/>
+        </w:rPr>
+        <w:t>Tertutup</w:t>
+      </w:r>
+      <w:proofErr w:type="spellEnd"/>
+      <w:r>
+        <w:rPr>
+          <w:rFonts w:ascii="Balsamiq Sans" w:hAnsi="Balsamiq Sans"/>
+          <w:lang w:val="en-US"/>
+        </w:rPr>
+        <w:t xml:space="preserve">. </w:t>
+      </w:r>
+      <w:r>
+        <w:rPr>
+          <w:rFonts w:ascii="Balsamiq Sans" w:hAnsi="Balsamiq Sans"/>
+          <w:lang w:val="en-US"/>
+        </w:rPr>
+        <w:t xml:space="preserve">Listrik </w:t>
+      </w:r>
+      <w:proofErr w:type="spellStart"/>
+      <w:r>
+        <w:rPr>
+          <w:rFonts w:ascii="Balsamiq Sans" w:hAnsi="Balsamiq Sans"/>
+          <w:lang w:val="en-US"/>
+        </w:rPr>
+        <w:t>Dinamis</w:t>
+      </w:r>
+      <w:proofErr w:type="spellEnd"/>
+      <w:r>
+        <w:rPr>
+          <w:rFonts w:ascii="Balsamiq Sans" w:hAnsi="Balsamiq Sans"/>
+          <w:lang w:val="en-US"/>
+        </w:rPr>
+        <w:t xml:space="preserve"> </w:t>
+      </w:r>
+      <w:proofErr w:type="spellStart"/>
+      <w:r>
+        <w:rPr>
+          <w:rFonts w:ascii="Balsamiq Sans" w:hAnsi="Balsamiq Sans"/>
+          <w:lang w:val="en-US"/>
+        </w:rPr>
+        <w:t>Dalam</w:t>
+      </w:r>
+      <w:proofErr w:type="spellEnd"/>
+      <w:r>
+        <w:rPr>
+          <w:rFonts w:ascii="Balsamiq Sans" w:hAnsi="Balsamiq Sans"/>
+          <w:lang w:val="en-US"/>
+        </w:rPr>
+        <w:t xml:space="preserve"> </w:t>
+      </w:r>
+      <w:proofErr w:type="spellStart"/>
+      <w:r>
+        <w:rPr>
+          <w:rFonts w:ascii="Balsamiq Sans" w:hAnsi="Balsamiq Sans"/>
+          <w:lang w:val="en-US"/>
+        </w:rPr>
+        <w:t>Kehidupan</w:t>
+      </w:r>
+      <w:proofErr w:type="spellEnd"/>
+      <w:r>
+        <w:rPr>
+          <w:rFonts w:ascii="Balsamiq Sans" w:hAnsi="Balsamiq Sans"/>
+          <w:lang w:val="en-US"/>
+        </w:rPr>
+        <w:t xml:space="preserve"> </w:t>
+      </w:r>
+      <w:proofErr w:type="spellStart"/>
+      <w:r>
+        <w:rPr>
+          <w:rFonts w:ascii="Balsamiq Sans" w:hAnsi="Balsamiq Sans"/>
+          <w:lang w:val="en-US"/>
+        </w:rPr>
+        <w:t>Sehari</w:t>
+      </w:r>
+      <w:proofErr w:type="spellEnd"/>
+      <w:r>
+        <w:rPr>
+          <w:rFonts w:ascii="Balsamiq Sans" w:hAnsi="Balsamiq Sans"/>
+          <w:lang w:val="en-US"/>
+        </w:rPr>
+        <w:t xml:space="preserve"> – Hari </w:t>
+      </w:r>
+      <w:proofErr w:type="spellStart"/>
+      <w:r>
+        <w:rPr>
+          <w:rFonts w:ascii="Balsamiq Sans" w:hAnsi="Balsamiq Sans"/>
+          <w:lang w:val="en-US"/>
+        </w:rPr>
+        <w:t>Digunakan</w:t>
+      </w:r>
+      <w:proofErr w:type="spellEnd"/>
+      <w:r>
+        <w:rPr>
+          <w:rFonts w:ascii="Balsamiq Sans" w:hAnsi="Balsamiq Sans"/>
+          <w:lang w:val="en-US"/>
+        </w:rPr>
+        <w:t xml:space="preserve"> </w:t>
+      </w:r>
+      <w:proofErr w:type="spellStart"/>
+      <w:r>
+        <w:rPr>
+          <w:rFonts w:ascii="Balsamiq Sans" w:hAnsi="Balsamiq Sans"/>
+          <w:lang w:val="en-US"/>
+        </w:rPr>
+        <w:t>Untuk</w:t>
+      </w:r>
+      <w:proofErr w:type="spellEnd"/>
+      <w:r>
+        <w:rPr>
+          <w:rFonts w:ascii="Balsamiq Sans" w:hAnsi="Balsamiq Sans"/>
+          <w:lang w:val="en-US"/>
+        </w:rPr>
+        <w:t xml:space="preserve"> </w:t>
+      </w:r>
+      <w:proofErr w:type="spellStart"/>
+      <w:r>
+        <w:rPr>
+          <w:rFonts w:ascii="Balsamiq Sans" w:hAnsi="Balsamiq Sans"/>
+          <w:lang w:val="en-US"/>
+        </w:rPr>
+        <w:t>Menyalakan</w:t>
+      </w:r>
+      <w:proofErr w:type="spellEnd"/>
+      <w:r>
+        <w:rPr>
+          <w:rFonts w:ascii="Balsamiq Sans" w:hAnsi="Balsamiq Sans"/>
+          <w:lang w:val="en-US"/>
+        </w:rPr>
+        <w:t xml:space="preserve"> </w:t>
+      </w:r>
+      <w:proofErr w:type="spellStart"/>
+      <w:r>
+        <w:rPr>
+          <w:rFonts w:ascii="Balsamiq Sans" w:hAnsi="Balsamiq Sans"/>
+          <w:lang w:val="en-US"/>
+        </w:rPr>
+        <w:t>Peralatan</w:t>
+      </w:r>
+      <w:proofErr w:type="spellEnd"/>
+      <w:r>
+        <w:rPr>
+          <w:rFonts w:ascii="Balsamiq Sans" w:hAnsi="Balsamiq Sans"/>
+          <w:lang w:val="en-US"/>
+        </w:rPr>
+        <w:t xml:space="preserve"> </w:t>
+      </w:r>
+      <w:r>
+        <w:rPr>
+          <w:rFonts w:ascii="Balsamiq Sans" w:hAnsi="Balsamiq Sans"/>
+          <w:lang w:val="en-US"/>
+        </w:rPr>
+        <w:t xml:space="preserve">Listrik </w:t>
+      </w:r>
+      <w:r>
+        <w:rPr>
+          <w:rFonts w:ascii="Balsamiq Sans" w:hAnsi="Balsamiq Sans"/>
+          <w:lang w:val="en-US"/>
+        </w:rPr>
+        <w:t xml:space="preserve">Pada </w:t>
+      </w:r>
+      <w:proofErr w:type="spellStart"/>
+      <w:r>
+        <w:rPr>
+          <w:rFonts w:ascii="Balsamiq Sans" w:hAnsi="Balsamiq Sans"/>
+          <w:lang w:val="en-US"/>
+        </w:rPr>
+        <w:t>Umumnya</w:t>
+      </w:r>
+      <w:proofErr w:type="spellEnd"/>
+      <w:r>
+        <w:rPr>
+          <w:rFonts w:ascii="Balsamiq Sans" w:hAnsi="Balsamiq Sans"/>
+          <w:lang w:val="en-US"/>
+        </w:rPr>
+        <w:t xml:space="preserve">. </w:t>
+      </w:r>
+      <w:proofErr w:type="spellStart"/>
+      <w:r>
+        <w:rPr>
+          <w:rFonts w:ascii="Balsamiq Sans" w:hAnsi="Balsamiq Sans"/>
+          <w:lang w:val="en-US"/>
+        </w:rPr>
+        <w:t>Contohnya</w:t>
+      </w:r>
+      <w:proofErr w:type="spellEnd"/>
+      <w:r>
+        <w:rPr>
+          <w:rFonts w:ascii="Balsamiq Sans" w:hAnsi="Balsamiq Sans"/>
+          <w:lang w:val="en-US"/>
+        </w:rPr>
+        <w:t xml:space="preserve">: Computer, </w:t>
+      </w:r>
+      <w:proofErr w:type="spellStart"/>
+      <w:r>
+        <w:rPr>
+          <w:rFonts w:ascii="Balsamiq Sans" w:hAnsi="Balsamiq Sans"/>
+          <w:lang w:val="en-US"/>
+        </w:rPr>
+        <w:t>Raidio</w:t>
+      </w:r>
+      <w:proofErr w:type="spellEnd"/>
+      <w:r>
+        <w:rPr>
+          <w:rFonts w:ascii="Balsamiq Sans" w:hAnsi="Balsamiq Sans"/>
+          <w:lang w:val="en-US"/>
+        </w:rPr>
+        <w:t xml:space="preserve">, Dan </w:t>
+      </w:r>
+      <w:proofErr w:type="spellStart"/>
+      <w:r>
+        <w:rPr>
+          <w:rFonts w:ascii="Balsamiq Sans" w:hAnsi="Balsamiq Sans"/>
+          <w:lang w:val="en-US"/>
+        </w:rPr>
+        <w:t>Televisi</w:t>
+      </w:r>
+      <w:proofErr w:type="spellEnd"/>
+      <w:r>
+        <w:rPr>
+          <w:rFonts w:ascii="Balsamiq Sans" w:hAnsi="Balsamiq Sans"/>
+          <w:lang w:val="en-US"/>
+        </w:rPr>
+        <w:t>.</w:t>
+      </w:r>
     </w:p>
     <w:p>
       <w:pPr>
@@ -1852,927 +2359,649 @@
           <w:bCs/>
           <w:lang w:val="en-US"/>
         </w:rPr>
-        <w:lastRenderedPageBreak/>
-        <w:t xml:space="preserve">Listrik </w:t>
-      </w:r>
-      <w:proofErr w:type="spellStart"/>
-      <w:r>
-        <w:rPr>
-          <w:rFonts w:ascii="Balsamiq Sans" w:hAnsi="Balsamiq Sans"/>
-          <w:b/>
-          <w:bCs/>
-          <w:lang w:val="en-US"/>
-        </w:rPr>
-        <w:t>dinamis</w:t>
-      </w:r>
-      <w:proofErr w:type="spellEnd"/>
-      <w:r>
-        <w:rPr>
-          <w:rFonts w:ascii="Balsamiq Sans" w:hAnsi="Balsamiq Sans"/>
-          <w:b/>
-          <w:bCs/>
-          <w:lang w:val="en-US"/>
-        </w:rPr>
-        <w:t xml:space="preserve"> </w:t>
-      </w:r>
-      <w:proofErr w:type="spellStart"/>
-      <w:r>
-        <w:rPr>
-          <w:rFonts w:ascii="Balsamiq Sans" w:hAnsi="Balsamiq Sans"/>
-          <w:b/>
-          <w:bCs/>
-          <w:lang w:val="en-US"/>
-        </w:rPr>
-        <w:t>adalah</w:t>
-      </w:r>
-      <w:proofErr w:type="spellEnd"/>
-      <w:r>
-        <w:rPr>
-          <w:rFonts w:ascii="Balsamiq Sans" w:hAnsi="Balsamiq Sans"/>
-          <w:b/>
-          <w:bCs/>
-          <w:lang w:val="en-US"/>
-        </w:rPr>
-        <w:t xml:space="preserve"> </w:t>
-      </w:r>
-      <w:proofErr w:type="spellStart"/>
-      <w:r>
-        <w:rPr>
-          <w:rFonts w:ascii="Balsamiq Sans" w:hAnsi="Balsamiq Sans"/>
-          <w:b/>
-          <w:bCs/>
-          <w:lang w:val="en-US"/>
-        </w:rPr>
-        <w:t>muatan</w:t>
-      </w:r>
-      <w:proofErr w:type="spellEnd"/>
-      <w:r>
-        <w:rPr>
-          <w:rFonts w:ascii="Balsamiq Sans" w:hAnsi="Balsamiq Sans"/>
-          <w:b/>
-          <w:bCs/>
-          <w:lang w:val="en-US"/>
-        </w:rPr>
-        <w:t xml:space="preserve"> Listrik yang </w:t>
-      </w:r>
-      <w:proofErr w:type="spellStart"/>
-      <w:r>
-        <w:rPr>
-          <w:rFonts w:ascii="Balsamiq Sans" w:hAnsi="Balsamiq Sans"/>
-          <w:b/>
-          <w:bCs/>
-          <w:lang w:val="en-US"/>
-        </w:rPr>
-        <w:t>terus</w:t>
-      </w:r>
-      <w:proofErr w:type="spellEnd"/>
-      <w:r>
-        <w:rPr>
-          <w:rFonts w:ascii="Balsamiq Sans" w:hAnsi="Balsamiq Sans"/>
-          <w:b/>
-          <w:bCs/>
-          <w:lang w:val="en-US"/>
-        </w:rPr>
-        <w:t xml:space="preserve"> </w:t>
-      </w:r>
-      <w:proofErr w:type="spellStart"/>
-      <w:r>
-        <w:rPr>
-          <w:rFonts w:ascii="Balsamiq Sans" w:hAnsi="Balsamiq Sans"/>
-          <w:b/>
-          <w:bCs/>
-          <w:lang w:val="en-US"/>
-        </w:rPr>
-        <w:t>bergerak</w:t>
-      </w:r>
-      <w:proofErr w:type="spellEnd"/>
-      <w:r>
-        <w:rPr>
-          <w:rFonts w:ascii="Balsamiq Sans" w:hAnsi="Balsamiq Sans"/>
-          <w:b/>
-          <w:bCs/>
-          <w:lang w:val="en-US"/>
-        </w:rPr>
-        <w:t xml:space="preserve">. Listrik </w:t>
-      </w:r>
-      <w:proofErr w:type="spellStart"/>
-      <w:r>
-        <w:rPr>
-          <w:rFonts w:ascii="Balsamiq Sans" w:hAnsi="Balsamiq Sans"/>
-          <w:b/>
-          <w:bCs/>
-          <w:lang w:val="en-US"/>
-        </w:rPr>
-        <w:t>dinamis</w:t>
-      </w:r>
-      <w:proofErr w:type="spellEnd"/>
-      <w:r>
-        <w:rPr>
-          <w:rFonts w:ascii="Balsamiq Sans" w:hAnsi="Balsamiq Sans"/>
-          <w:b/>
-          <w:bCs/>
-          <w:lang w:val="en-US"/>
-        </w:rPr>
-        <w:t xml:space="preserve"> </w:t>
-      </w:r>
-      <w:proofErr w:type="spellStart"/>
-      <w:r>
-        <w:rPr>
-          <w:rFonts w:ascii="Balsamiq Sans" w:hAnsi="Balsamiq Sans"/>
-          <w:b/>
-          <w:bCs/>
-          <w:lang w:val="en-US"/>
-        </w:rPr>
-        <w:t>sering</w:t>
-      </w:r>
-      <w:proofErr w:type="spellEnd"/>
-      <w:r>
-        <w:rPr>
-          <w:rFonts w:ascii="Balsamiq Sans" w:hAnsi="Balsamiq Sans"/>
-          <w:b/>
-          <w:bCs/>
-          <w:lang w:val="en-US"/>
-        </w:rPr>
-        <w:t xml:space="preserve"> </w:t>
-      </w:r>
-      <w:proofErr w:type="spellStart"/>
-      <w:r>
-        <w:rPr>
-          <w:rFonts w:ascii="Balsamiq Sans" w:hAnsi="Balsamiq Sans"/>
-          <w:b/>
-          <w:bCs/>
-          <w:lang w:val="en-US"/>
-        </w:rPr>
-        <w:t>disebut</w:t>
-      </w:r>
-      <w:proofErr w:type="spellEnd"/>
-      <w:r>
-        <w:rPr>
-          <w:rFonts w:ascii="Balsamiq Sans" w:hAnsi="Balsamiq Sans"/>
-          <w:b/>
-          <w:bCs/>
-          <w:lang w:val="en-US"/>
-        </w:rPr>
-        <w:t xml:space="preserve"> juga </w:t>
-      </w:r>
-      <w:proofErr w:type="spellStart"/>
-      <w:r>
-        <w:rPr>
-          <w:rFonts w:ascii="Balsamiq Sans" w:hAnsi="Balsamiq Sans"/>
-          <w:b/>
-          <w:bCs/>
-          <w:lang w:val="en-US"/>
-        </w:rPr>
-        <w:t>arus</w:t>
-      </w:r>
-      <w:proofErr w:type="spellEnd"/>
-      <w:r>
-        <w:rPr>
-          <w:rFonts w:ascii="Balsamiq Sans" w:hAnsi="Balsamiq Sans"/>
-          <w:b/>
-          <w:bCs/>
-          <w:lang w:val="en-US"/>
-        </w:rPr>
-        <w:t xml:space="preserve"> Listrik. </w:t>
-      </w:r>
-      <w:proofErr w:type="spellStart"/>
-      <w:r>
-        <w:rPr>
-          <w:rFonts w:ascii="Balsamiq Sans" w:hAnsi="Balsamiq Sans"/>
-          <w:b/>
-          <w:bCs/>
-          <w:lang w:val="en-US"/>
-        </w:rPr>
-        <w:t>Aliran</w:t>
-      </w:r>
-      <w:proofErr w:type="spellEnd"/>
-      <w:r>
-        <w:rPr>
-          <w:rFonts w:ascii="Balsamiq Sans" w:hAnsi="Balsamiq Sans"/>
-          <w:b/>
-          <w:bCs/>
-          <w:lang w:val="en-US"/>
-        </w:rPr>
-        <w:t xml:space="preserve"> </w:t>
-      </w:r>
-      <w:proofErr w:type="spellStart"/>
-      <w:r>
-        <w:rPr>
-          <w:rFonts w:ascii="Balsamiq Sans" w:hAnsi="Balsamiq Sans"/>
-          <w:b/>
-          <w:bCs/>
-          <w:lang w:val="en-US"/>
-        </w:rPr>
-        <w:t>muatan</w:t>
-      </w:r>
-      <w:proofErr w:type="spellEnd"/>
-      <w:r>
-        <w:rPr>
-          <w:rFonts w:ascii="Balsamiq Sans" w:hAnsi="Balsamiq Sans"/>
-          <w:b/>
-          <w:bCs/>
-          <w:lang w:val="en-US"/>
-        </w:rPr>
-        <w:t xml:space="preserve"> Listrik </w:t>
-      </w:r>
-      <w:proofErr w:type="spellStart"/>
-      <w:r>
-        <w:rPr>
-          <w:rFonts w:ascii="Balsamiq Sans" w:hAnsi="Balsamiq Sans"/>
-          <w:b/>
-          <w:bCs/>
-          <w:lang w:val="en-US"/>
-        </w:rPr>
-        <w:t>terjadi</w:t>
-      </w:r>
-      <w:proofErr w:type="spellEnd"/>
-      <w:r>
-        <w:rPr>
-          <w:rFonts w:ascii="Balsamiq Sans" w:hAnsi="Balsamiq Sans"/>
-          <w:b/>
-          <w:bCs/>
-          <w:lang w:val="en-US"/>
-        </w:rPr>
-        <w:t xml:space="preserve"> di </w:t>
-      </w:r>
-      <w:proofErr w:type="spellStart"/>
-      <w:r>
-        <w:rPr>
-          <w:rFonts w:ascii="Balsamiq Sans" w:hAnsi="Balsamiq Sans"/>
-          <w:b/>
-          <w:bCs/>
-          <w:lang w:val="en-US"/>
-        </w:rPr>
-        <w:t>dalam</w:t>
-      </w:r>
-      <w:proofErr w:type="spellEnd"/>
-      <w:r>
-        <w:rPr>
-          <w:rFonts w:ascii="Balsamiq Sans" w:hAnsi="Balsamiq Sans"/>
-          <w:b/>
-          <w:bCs/>
-          <w:lang w:val="en-US"/>
-        </w:rPr>
-        <w:t xml:space="preserve"> </w:t>
-      </w:r>
-      <w:proofErr w:type="spellStart"/>
-      <w:r>
-        <w:rPr>
-          <w:rFonts w:ascii="Balsamiq Sans" w:hAnsi="Balsamiq Sans"/>
-          <w:b/>
-          <w:bCs/>
-          <w:lang w:val="en-US"/>
-        </w:rPr>
-        <w:t>sebuah</w:t>
-      </w:r>
-      <w:proofErr w:type="spellEnd"/>
-      <w:r>
-        <w:rPr>
-          <w:rFonts w:ascii="Balsamiq Sans" w:hAnsi="Balsamiq Sans"/>
-          <w:b/>
-          <w:bCs/>
-          <w:lang w:val="en-US"/>
-        </w:rPr>
-        <w:t xml:space="preserve"> </w:t>
-      </w:r>
-      <w:proofErr w:type="spellStart"/>
-      <w:r>
-        <w:rPr>
-          <w:rFonts w:ascii="Balsamiq Sans" w:hAnsi="Balsamiq Sans"/>
-          <w:b/>
-          <w:bCs/>
-          <w:lang w:val="en-US"/>
-        </w:rPr>
-        <w:t>penghantar</w:t>
-      </w:r>
-      <w:proofErr w:type="spellEnd"/>
-      <w:r>
-        <w:rPr>
-          <w:rFonts w:ascii="Balsamiq Sans" w:hAnsi="Balsamiq Sans"/>
-          <w:b/>
-          <w:bCs/>
-          <w:lang w:val="en-US"/>
-        </w:rPr>
-        <w:t xml:space="preserve">. Listrik </w:t>
-      </w:r>
-      <w:proofErr w:type="spellStart"/>
-      <w:r>
-        <w:rPr>
-          <w:rFonts w:ascii="Balsamiq Sans" w:hAnsi="Balsamiq Sans"/>
-          <w:b/>
-          <w:bCs/>
-          <w:lang w:val="en-US"/>
-        </w:rPr>
-        <w:t>dinamis</w:t>
-      </w:r>
-      <w:proofErr w:type="spellEnd"/>
-      <w:r>
-        <w:rPr>
-          <w:rFonts w:ascii="Balsamiq Sans" w:hAnsi="Balsamiq Sans"/>
-          <w:b/>
-          <w:bCs/>
-          <w:lang w:val="en-US"/>
-        </w:rPr>
-        <w:t xml:space="preserve"> juga </w:t>
-      </w:r>
-      <w:proofErr w:type="spellStart"/>
-      <w:r>
-        <w:rPr>
-          <w:rFonts w:ascii="Balsamiq Sans" w:hAnsi="Balsamiq Sans"/>
-          <w:b/>
-          <w:bCs/>
-          <w:lang w:val="en-US"/>
-        </w:rPr>
-        <w:t>hnaya</w:t>
-      </w:r>
-      <w:proofErr w:type="spellEnd"/>
-      <w:r>
-        <w:rPr>
-          <w:rFonts w:ascii="Balsamiq Sans" w:hAnsi="Balsamiq Sans"/>
-          <w:b/>
-          <w:bCs/>
-          <w:lang w:val="en-US"/>
-        </w:rPr>
-        <w:t xml:space="preserve"> </w:t>
-      </w:r>
-      <w:proofErr w:type="spellStart"/>
-      <w:r>
-        <w:rPr>
-          <w:rFonts w:ascii="Balsamiq Sans" w:hAnsi="Balsamiq Sans"/>
-          <w:b/>
-          <w:bCs/>
-          <w:lang w:val="en-US"/>
-        </w:rPr>
-        <w:t>dapat</w:t>
-      </w:r>
-      <w:proofErr w:type="spellEnd"/>
-      <w:r>
-        <w:rPr>
-          <w:rFonts w:ascii="Balsamiq Sans" w:hAnsi="Balsamiq Sans"/>
-          <w:b/>
-          <w:bCs/>
-          <w:lang w:val="en-US"/>
-        </w:rPr>
-        <w:t xml:space="preserve"> </w:t>
-      </w:r>
-      <w:proofErr w:type="spellStart"/>
-      <w:r>
-        <w:rPr>
-          <w:rFonts w:ascii="Balsamiq Sans" w:hAnsi="Balsamiq Sans"/>
-          <w:b/>
-          <w:bCs/>
-          <w:lang w:val="en-US"/>
-        </w:rPr>
-        <w:t>terjadi</w:t>
-      </w:r>
-      <w:proofErr w:type="spellEnd"/>
-      <w:r>
-        <w:rPr>
-          <w:rFonts w:ascii="Balsamiq Sans" w:hAnsi="Balsamiq Sans"/>
-          <w:b/>
-          <w:bCs/>
-          <w:lang w:val="en-US"/>
-        </w:rPr>
-        <w:t xml:space="preserve"> pada </w:t>
-      </w:r>
-      <w:proofErr w:type="spellStart"/>
-      <w:r>
-        <w:rPr>
-          <w:rFonts w:ascii="Balsamiq Sans" w:hAnsi="Balsamiq Sans"/>
-          <w:b/>
-          <w:bCs/>
-          <w:lang w:val="en-US"/>
-        </w:rPr>
-        <w:t>rangkaian</w:t>
-      </w:r>
-      <w:proofErr w:type="spellEnd"/>
-      <w:r>
-        <w:rPr>
-          <w:rFonts w:ascii="Balsamiq Sans" w:hAnsi="Balsamiq Sans"/>
-          <w:b/>
-          <w:bCs/>
-          <w:lang w:val="en-US"/>
-        </w:rPr>
-        <w:t xml:space="preserve"> </w:t>
-      </w:r>
-      <w:proofErr w:type="spellStart"/>
-      <w:r>
-        <w:rPr>
-          <w:rFonts w:ascii="Balsamiq Sans" w:hAnsi="Balsamiq Sans"/>
-          <w:b/>
-          <w:bCs/>
-          <w:lang w:val="en-US"/>
-        </w:rPr>
-        <w:t>tertutup</w:t>
-      </w:r>
-      <w:proofErr w:type="spellEnd"/>
-      <w:r>
-        <w:rPr>
-          <w:rFonts w:ascii="Balsamiq Sans" w:hAnsi="Balsamiq Sans"/>
-          <w:b/>
-          <w:bCs/>
-          <w:lang w:val="en-US"/>
-        </w:rPr>
-        <w:t xml:space="preserve">. Listrik </w:t>
-      </w:r>
-      <w:proofErr w:type="spellStart"/>
-      <w:r>
-        <w:rPr>
-          <w:rFonts w:ascii="Balsamiq Sans" w:hAnsi="Balsamiq Sans"/>
-          <w:b/>
-          <w:bCs/>
-          <w:lang w:val="en-US"/>
-        </w:rPr>
-        <w:t>dinamis</w:t>
-      </w:r>
-      <w:proofErr w:type="spellEnd"/>
-      <w:r>
-        <w:rPr>
-          <w:rFonts w:ascii="Balsamiq Sans" w:hAnsi="Balsamiq Sans"/>
-          <w:b/>
-          <w:bCs/>
-          <w:lang w:val="en-US"/>
-        </w:rPr>
-        <w:t xml:space="preserve"> </w:t>
-      </w:r>
-      <w:proofErr w:type="spellStart"/>
-      <w:r>
-        <w:rPr>
-          <w:rFonts w:ascii="Balsamiq Sans" w:hAnsi="Balsamiq Sans"/>
-          <w:b/>
-          <w:bCs/>
-          <w:lang w:val="en-US"/>
-        </w:rPr>
-        <w:t>dalam</w:t>
-      </w:r>
-      <w:proofErr w:type="spellEnd"/>
-      <w:r>
-        <w:rPr>
-          <w:rFonts w:ascii="Balsamiq Sans" w:hAnsi="Balsamiq Sans"/>
-          <w:b/>
-          <w:bCs/>
-          <w:lang w:val="en-US"/>
-        </w:rPr>
-        <w:t xml:space="preserve"> </w:t>
-      </w:r>
-      <w:proofErr w:type="spellStart"/>
-      <w:r>
-        <w:rPr>
-          <w:rFonts w:ascii="Balsamiq Sans" w:hAnsi="Balsamiq Sans"/>
-          <w:b/>
-          <w:bCs/>
-          <w:lang w:val="en-US"/>
-        </w:rPr>
-        <w:t>kehidupan</w:t>
-      </w:r>
-      <w:proofErr w:type="spellEnd"/>
-      <w:r>
-        <w:rPr>
-          <w:rFonts w:ascii="Balsamiq Sans" w:hAnsi="Balsamiq Sans"/>
-          <w:b/>
-          <w:bCs/>
-          <w:lang w:val="en-US"/>
-        </w:rPr>
-        <w:t xml:space="preserve"> </w:t>
-      </w:r>
-      <w:proofErr w:type="spellStart"/>
-      <w:r>
-        <w:rPr>
-          <w:rFonts w:ascii="Balsamiq Sans" w:hAnsi="Balsamiq Sans"/>
-          <w:b/>
-          <w:bCs/>
-          <w:lang w:val="en-US"/>
-        </w:rPr>
-        <w:t>sehari</w:t>
-      </w:r>
-      <w:proofErr w:type="spellEnd"/>
-      <w:r>
-        <w:rPr>
-          <w:rFonts w:ascii="Balsamiq Sans" w:hAnsi="Balsamiq Sans"/>
-          <w:b/>
-          <w:bCs/>
-          <w:lang w:val="en-US"/>
-        </w:rPr>
-        <w:t xml:space="preserve"> – </w:t>
-      </w:r>
-      <w:proofErr w:type="spellStart"/>
-      <w:r>
-        <w:rPr>
-          <w:rFonts w:ascii="Balsamiq Sans" w:hAnsi="Balsamiq Sans"/>
-          <w:b/>
-          <w:bCs/>
-          <w:lang w:val="en-US"/>
-        </w:rPr>
-        <w:t>hari</w:t>
-      </w:r>
-      <w:proofErr w:type="spellEnd"/>
-      <w:r>
-        <w:rPr>
-          <w:rFonts w:ascii="Balsamiq Sans" w:hAnsi="Balsamiq Sans"/>
-          <w:b/>
-          <w:bCs/>
-          <w:lang w:val="en-US"/>
-        </w:rPr>
-        <w:t xml:space="preserve"> </w:t>
-      </w:r>
-      <w:proofErr w:type="spellStart"/>
-      <w:r>
-        <w:rPr>
-          <w:rFonts w:ascii="Balsamiq Sans" w:hAnsi="Balsamiq Sans"/>
-          <w:b/>
-          <w:bCs/>
-          <w:lang w:val="en-US"/>
-        </w:rPr>
-        <w:t>digunakan</w:t>
-      </w:r>
-      <w:proofErr w:type="spellEnd"/>
-      <w:r>
-        <w:rPr>
-          <w:rFonts w:ascii="Balsamiq Sans" w:hAnsi="Balsamiq Sans"/>
-          <w:b/>
-          <w:bCs/>
-          <w:lang w:val="en-US"/>
-        </w:rPr>
-        <w:t xml:space="preserve"> </w:t>
-      </w:r>
-      <w:proofErr w:type="spellStart"/>
-      <w:r>
-        <w:rPr>
-          <w:rFonts w:ascii="Balsamiq Sans" w:hAnsi="Balsamiq Sans"/>
-          <w:b/>
-          <w:bCs/>
-          <w:lang w:val="en-US"/>
-        </w:rPr>
-        <w:t>untuk</w:t>
-      </w:r>
-      <w:proofErr w:type="spellEnd"/>
-      <w:r>
-        <w:rPr>
-          <w:rFonts w:ascii="Balsamiq Sans" w:hAnsi="Balsamiq Sans"/>
-          <w:b/>
-          <w:bCs/>
-          <w:lang w:val="en-US"/>
-        </w:rPr>
-        <w:t xml:space="preserve"> </w:t>
-      </w:r>
-      <w:proofErr w:type="spellStart"/>
-      <w:r>
-        <w:rPr>
-          <w:rFonts w:ascii="Balsamiq Sans" w:hAnsi="Balsamiq Sans"/>
-          <w:b/>
-          <w:bCs/>
-          <w:lang w:val="en-US"/>
-        </w:rPr>
-        <w:t>menyalakan</w:t>
-      </w:r>
-      <w:proofErr w:type="spellEnd"/>
-      <w:r>
-        <w:rPr>
-          <w:rFonts w:ascii="Balsamiq Sans" w:hAnsi="Balsamiq Sans"/>
-          <w:b/>
-          <w:bCs/>
-          <w:lang w:val="en-US"/>
-        </w:rPr>
-        <w:t xml:space="preserve"> </w:t>
-      </w:r>
-      <w:proofErr w:type="spellStart"/>
-      <w:r>
-        <w:rPr>
-          <w:rFonts w:ascii="Balsamiq Sans" w:hAnsi="Balsamiq Sans"/>
-          <w:b/>
-          <w:bCs/>
-          <w:lang w:val="en-US"/>
-        </w:rPr>
-        <w:t>peralatan</w:t>
-      </w:r>
-      <w:proofErr w:type="spellEnd"/>
-      <w:r>
-        <w:rPr>
-          <w:rFonts w:ascii="Balsamiq Sans" w:hAnsi="Balsamiq Sans"/>
-          <w:b/>
-          <w:bCs/>
-          <w:lang w:val="en-US"/>
-        </w:rPr>
-        <w:t xml:space="preserve"> Listrik pada </w:t>
-      </w:r>
-      <w:proofErr w:type="spellStart"/>
-      <w:r>
-        <w:rPr>
-          <w:rFonts w:ascii="Balsamiq Sans" w:hAnsi="Balsamiq Sans"/>
-          <w:b/>
-          <w:bCs/>
-          <w:lang w:val="en-US"/>
-        </w:rPr>
-        <w:t>umumnya</w:t>
-      </w:r>
-      <w:proofErr w:type="spellEnd"/>
-      <w:r>
-        <w:rPr>
-          <w:rFonts w:ascii="Balsamiq Sans" w:hAnsi="Balsamiq Sans"/>
-          <w:b/>
-          <w:bCs/>
-          <w:lang w:val="en-US"/>
-        </w:rPr>
-        <w:t xml:space="preserve">. </w:t>
-      </w:r>
-      <w:proofErr w:type="spellStart"/>
-      <w:r>
-        <w:rPr>
-          <w:rFonts w:ascii="Balsamiq Sans" w:hAnsi="Balsamiq Sans"/>
-          <w:b/>
-          <w:bCs/>
-          <w:lang w:val="en-US"/>
-        </w:rPr>
-        <w:t>Contohnya</w:t>
-      </w:r>
-      <w:proofErr w:type="spellEnd"/>
-      <w:r>
-        <w:rPr>
-          <w:rFonts w:ascii="Balsamiq Sans" w:hAnsi="Balsamiq Sans"/>
-          <w:b/>
-          <w:bCs/>
-          <w:lang w:val="en-US"/>
-        </w:rPr>
-        <w:t xml:space="preserve">: computer, </w:t>
-      </w:r>
-      <w:proofErr w:type="spellStart"/>
-      <w:r>
-        <w:rPr>
-          <w:rFonts w:ascii="Balsamiq Sans" w:hAnsi="Balsamiq Sans"/>
-          <w:b/>
-          <w:bCs/>
-          <w:lang w:val="en-US"/>
-        </w:rPr>
-        <w:t>raidio</w:t>
-      </w:r>
-      <w:proofErr w:type="spellEnd"/>
-      <w:r>
-        <w:rPr>
-          <w:rFonts w:ascii="Balsamiq Sans" w:hAnsi="Balsamiq Sans"/>
-          <w:b/>
-          <w:bCs/>
-          <w:lang w:val="en-US"/>
-        </w:rPr>
-        <w:t xml:space="preserve">, dan </w:t>
-      </w:r>
-      <w:proofErr w:type="spellStart"/>
-      <w:r>
-        <w:rPr>
-          <w:rFonts w:ascii="Balsamiq Sans" w:hAnsi="Balsamiq Sans"/>
-          <w:b/>
-          <w:bCs/>
-          <w:lang w:val="en-US"/>
-        </w:rPr>
-        <w:t>televisi</w:t>
-      </w:r>
-      <w:proofErr w:type="spellEnd"/>
-      <w:r>
-        <w:rPr>
-          <w:rFonts w:ascii="Balsamiq Sans" w:hAnsi="Balsamiq Sans"/>
-          <w:b/>
-          <w:bCs/>
-          <w:lang w:val="en-US"/>
-        </w:rPr>
-        <w:t>.</w:t>
+        <w:t xml:space="preserve">5. </w:t>
+      </w:r>
+      <w:proofErr w:type="spellStart"/>
+      <w:r>
+        <w:rPr>
+          <w:rFonts w:ascii="Balsamiq Sans" w:hAnsi="Balsamiq Sans"/>
+          <w:b/>
+          <w:bCs/>
+          <w:lang w:val="en-US"/>
+        </w:rPr>
+        <w:t>Sebutkan</w:t>
+      </w:r>
+      <w:proofErr w:type="spellEnd"/>
+      <w:r>
+        <w:rPr>
+          <w:rFonts w:ascii="Balsamiq Sans" w:hAnsi="Balsamiq Sans"/>
+          <w:b/>
+          <w:bCs/>
+          <w:lang w:val="en-US"/>
+        </w:rPr>
+        <w:t xml:space="preserve"> </w:t>
+      </w:r>
+      <w:r>
+        <w:rPr>
+          <w:rFonts w:ascii="Balsamiq Sans" w:hAnsi="Balsamiq Sans"/>
+          <w:b/>
+          <w:bCs/>
+          <w:lang w:val="en-US"/>
+        </w:rPr>
+        <w:t xml:space="preserve">Teknik </w:t>
+      </w:r>
+      <w:proofErr w:type="spellStart"/>
+      <w:r>
+        <w:rPr>
+          <w:rFonts w:ascii="Balsamiq Sans" w:hAnsi="Balsamiq Sans"/>
+          <w:b/>
+          <w:bCs/>
+          <w:lang w:val="en-US"/>
+        </w:rPr>
+        <w:t>Apa</w:t>
+      </w:r>
+      <w:proofErr w:type="spellEnd"/>
+      <w:r>
+        <w:rPr>
+          <w:rFonts w:ascii="Balsamiq Sans" w:hAnsi="Balsamiq Sans"/>
+          <w:b/>
+          <w:bCs/>
+          <w:lang w:val="en-US"/>
+        </w:rPr>
+        <w:t xml:space="preserve"> Yang </w:t>
+      </w:r>
+      <w:proofErr w:type="spellStart"/>
+      <w:r>
+        <w:rPr>
+          <w:rFonts w:ascii="Balsamiq Sans" w:hAnsi="Balsamiq Sans"/>
+          <w:b/>
+          <w:bCs/>
+          <w:lang w:val="en-US"/>
+        </w:rPr>
+        <w:t>Digunakan</w:t>
+      </w:r>
+      <w:proofErr w:type="spellEnd"/>
+      <w:r>
+        <w:rPr>
+          <w:rFonts w:ascii="Balsamiq Sans" w:hAnsi="Balsamiq Sans"/>
+          <w:b/>
+          <w:bCs/>
+          <w:lang w:val="en-US"/>
+        </w:rPr>
+        <w:t xml:space="preserve"> </w:t>
+      </w:r>
+      <w:proofErr w:type="spellStart"/>
+      <w:r>
+        <w:rPr>
+          <w:rFonts w:ascii="Balsamiq Sans" w:hAnsi="Balsamiq Sans"/>
+          <w:b/>
+          <w:bCs/>
+          <w:lang w:val="en-US"/>
+        </w:rPr>
+        <w:t>Untuk</w:t>
+      </w:r>
+      <w:proofErr w:type="spellEnd"/>
+      <w:r>
+        <w:rPr>
+          <w:rFonts w:ascii="Balsamiq Sans" w:hAnsi="Balsamiq Sans"/>
+          <w:b/>
+          <w:bCs/>
+          <w:lang w:val="en-US"/>
+        </w:rPr>
+        <w:t xml:space="preserve"> </w:t>
+      </w:r>
+      <w:proofErr w:type="spellStart"/>
+      <w:r>
+        <w:rPr>
+          <w:rFonts w:ascii="Balsamiq Sans" w:hAnsi="Balsamiq Sans"/>
+          <w:b/>
+          <w:bCs/>
+          <w:lang w:val="en-US"/>
+        </w:rPr>
+        <w:t>Membentuk</w:t>
+      </w:r>
+      <w:proofErr w:type="spellEnd"/>
+      <w:r>
+        <w:rPr>
+          <w:rFonts w:ascii="Balsamiq Sans" w:hAnsi="Balsamiq Sans"/>
+          <w:b/>
+          <w:bCs/>
+          <w:lang w:val="en-US"/>
+        </w:rPr>
+        <w:t xml:space="preserve"> </w:t>
+      </w:r>
+      <w:proofErr w:type="spellStart"/>
+      <w:r>
+        <w:rPr>
+          <w:rFonts w:ascii="Balsamiq Sans" w:hAnsi="Balsamiq Sans"/>
+          <w:b/>
+          <w:bCs/>
+          <w:lang w:val="en-US"/>
+        </w:rPr>
+        <w:t>Logam</w:t>
+      </w:r>
+      <w:proofErr w:type="spellEnd"/>
+      <w:r>
+        <w:rPr>
+          <w:rFonts w:ascii="Balsamiq Sans" w:hAnsi="Balsamiq Sans"/>
+          <w:b/>
+          <w:bCs/>
+          <w:lang w:val="en-US"/>
+        </w:rPr>
+        <w:t xml:space="preserve"> </w:t>
+      </w:r>
+      <w:proofErr w:type="spellStart"/>
+      <w:r>
+        <w:rPr>
+          <w:rFonts w:ascii="Balsamiq Sans" w:hAnsi="Balsamiq Sans"/>
+          <w:b/>
+          <w:bCs/>
+          <w:lang w:val="en-US"/>
+        </w:rPr>
+        <w:t>Untuk</w:t>
+      </w:r>
+      <w:proofErr w:type="spellEnd"/>
+      <w:r>
+        <w:rPr>
+          <w:rFonts w:ascii="Balsamiq Sans" w:hAnsi="Balsamiq Sans"/>
+          <w:b/>
+          <w:bCs/>
+          <w:lang w:val="en-US"/>
+        </w:rPr>
+        <w:t xml:space="preserve"> </w:t>
+      </w:r>
+      <w:proofErr w:type="spellStart"/>
+      <w:r>
+        <w:rPr>
+          <w:rFonts w:ascii="Balsamiq Sans" w:hAnsi="Balsamiq Sans"/>
+          <w:b/>
+          <w:bCs/>
+          <w:lang w:val="en-US"/>
+        </w:rPr>
+        <w:t>Menjadi</w:t>
+      </w:r>
+      <w:proofErr w:type="spellEnd"/>
+      <w:r>
+        <w:rPr>
+          <w:rFonts w:ascii="Balsamiq Sans" w:hAnsi="Balsamiq Sans"/>
+          <w:b/>
+          <w:bCs/>
+          <w:lang w:val="en-US"/>
+        </w:rPr>
+        <w:t xml:space="preserve"> </w:t>
+      </w:r>
+      <w:proofErr w:type="spellStart"/>
+      <w:r>
+        <w:rPr>
+          <w:rFonts w:ascii="Balsamiq Sans" w:hAnsi="Balsamiq Sans"/>
+          <w:b/>
+          <w:bCs/>
+          <w:lang w:val="en-US"/>
+        </w:rPr>
+        <w:t>Berbagai</w:t>
+      </w:r>
+      <w:proofErr w:type="spellEnd"/>
+      <w:r>
+        <w:rPr>
+          <w:rFonts w:ascii="Balsamiq Sans" w:hAnsi="Balsamiq Sans"/>
+          <w:b/>
+          <w:bCs/>
+          <w:lang w:val="en-US"/>
+        </w:rPr>
+        <w:t xml:space="preserve"> </w:t>
+      </w:r>
+      <w:proofErr w:type="spellStart"/>
+      <w:r>
+        <w:rPr>
+          <w:rFonts w:ascii="Balsamiq Sans" w:hAnsi="Balsamiq Sans"/>
+          <w:b/>
+          <w:bCs/>
+          <w:lang w:val="en-US"/>
+        </w:rPr>
+        <w:t>Bentuk</w:t>
+      </w:r>
+      <w:proofErr w:type="spellEnd"/>
+      <w:r>
+        <w:rPr>
+          <w:rFonts w:ascii="Balsamiq Sans" w:hAnsi="Balsamiq Sans"/>
+          <w:b/>
+          <w:bCs/>
+          <w:lang w:val="en-US"/>
+        </w:rPr>
+        <w:t>!</w:t>
       </w:r>
     </w:p>
     <w:p>
       <w:pPr>
-        <w:rPr>
-          <w:rFonts w:ascii="Balsamiq Sans" w:hAnsi="Balsamiq Sans"/>
-          <w:b/>
-          <w:bCs/>
+        <w:ind w:left="283"/>
+        <w:rPr>
+          <w:rFonts w:ascii="Balsamiq Sans" w:hAnsi="Balsamiq Sans"/>
           <w:lang w:val="en-US"/>
         </w:rPr>
       </w:pPr>
       <w:r>
         <w:rPr>
           <w:rFonts w:ascii="Balsamiq Sans" w:hAnsi="Balsamiq Sans"/>
-          <w:b/>
-          <w:bCs/>
-          <w:lang w:val="en-US"/>
-        </w:rPr>
-        <w:t xml:space="preserve">5. </w:t>
-      </w:r>
-      <w:proofErr w:type="spellStart"/>
-      <w:r>
-        <w:rPr>
-          <w:rFonts w:ascii="Balsamiq Sans" w:hAnsi="Balsamiq Sans"/>
-          <w:b/>
-          <w:bCs/>
-          <w:lang w:val="en-US"/>
-        </w:rPr>
-        <w:t>Sebutkan</w:t>
-      </w:r>
-      <w:proofErr w:type="spellEnd"/>
-      <w:r>
-        <w:rPr>
-          <w:rFonts w:ascii="Balsamiq Sans" w:hAnsi="Balsamiq Sans"/>
-          <w:b/>
-          <w:bCs/>
-          <w:lang w:val="en-US"/>
-        </w:rPr>
-        <w:t xml:space="preserve"> </w:t>
-      </w:r>
-      <w:proofErr w:type="spellStart"/>
-      <w:r>
-        <w:rPr>
-          <w:rFonts w:ascii="Balsamiq Sans" w:hAnsi="Balsamiq Sans"/>
-          <w:b/>
-          <w:bCs/>
-          <w:lang w:val="en-US"/>
-        </w:rPr>
-        <w:t>teknik</w:t>
-      </w:r>
-      <w:proofErr w:type="spellEnd"/>
-      <w:r>
-        <w:rPr>
-          <w:rFonts w:ascii="Balsamiq Sans" w:hAnsi="Balsamiq Sans"/>
-          <w:b/>
-          <w:bCs/>
-          <w:lang w:val="en-US"/>
-        </w:rPr>
-        <w:t xml:space="preserve"> </w:t>
-      </w:r>
-      <w:proofErr w:type="spellStart"/>
-      <w:r>
-        <w:rPr>
-          <w:rFonts w:ascii="Balsamiq Sans" w:hAnsi="Balsamiq Sans"/>
-          <w:b/>
-          <w:bCs/>
-          <w:lang w:val="en-US"/>
-        </w:rPr>
-        <w:t>apa</w:t>
-      </w:r>
-      <w:proofErr w:type="spellEnd"/>
-      <w:r>
-        <w:rPr>
-          <w:rFonts w:ascii="Balsamiq Sans" w:hAnsi="Balsamiq Sans"/>
-          <w:b/>
-          <w:bCs/>
-          <w:lang w:val="en-US"/>
-        </w:rPr>
-        <w:t xml:space="preserve"> yang </w:t>
-      </w:r>
-      <w:proofErr w:type="spellStart"/>
-      <w:r>
-        <w:rPr>
-          <w:rFonts w:ascii="Balsamiq Sans" w:hAnsi="Balsamiq Sans"/>
-          <w:b/>
-          <w:bCs/>
-          <w:lang w:val="en-US"/>
-        </w:rPr>
-        <w:t>digunakan</w:t>
-      </w:r>
-      <w:proofErr w:type="spellEnd"/>
-      <w:r>
-        <w:rPr>
-          <w:rFonts w:ascii="Balsamiq Sans" w:hAnsi="Balsamiq Sans"/>
-          <w:b/>
-          <w:bCs/>
-          <w:lang w:val="en-US"/>
-        </w:rPr>
-        <w:t xml:space="preserve"> </w:t>
-      </w:r>
-      <w:proofErr w:type="spellStart"/>
-      <w:r>
-        <w:rPr>
-          <w:rFonts w:ascii="Balsamiq Sans" w:hAnsi="Balsamiq Sans"/>
-          <w:b/>
-          <w:bCs/>
-          <w:lang w:val="en-US"/>
-        </w:rPr>
-        <w:t>untuk</w:t>
-      </w:r>
-      <w:proofErr w:type="spellEnd"/>
-      <w:r>
-        <w:rPr>
-          <w:rFonts w:ascii="Balsamiq Sans" w:hAnsi="Balsamiq Sans"/>
-          <w:b/>
-          <w:bCs/>
-          <w:lang w:val="en-US"/>
-        </w:rPr>
-        <w:t xml:space="preserve"> </w:t>
-      </w:r>
-      <w:proofErr w:type="spellStart"/>
-      <w:r>
-        <w:rPr>
-          <w:rFonts w:ascii="Balsamiq Sans" w:hAnsi="Balsamiq Sans"/>
-          <w:b/>
-          <w:bCs/>
-          <w:lang w:val="en-US"/>
-        </w:rPr>
-        <w:t>membentuk</w:t>
-      </w:r>
-      <w:proofErr w:type="spellEnd"/>
-      <w:r>
-        <w:rPr>
-          <w:rFonts w:ascii="Balsamiq Sans" w:hAnsi="Balsamiq Sans"/>
-          <w:b/>
-          <w:bCs/>
-          <w:lang w:val="en-US"/>
-        </w:rPr>
-        <w:t xml:space="preserve"> </w:t>
-      </w:r>
-      <w:proofErr w:type="spellStart"/>
-      <w:r>
-        <w:rPr>
-          <w:rFonts w:ascii="Balsamiq Sans" w:hAnsi="Balsamiq Sans"/>
-          <w:b/>
-          <w:bCs/>
-          <w:lang w:val="en-US"/>
-        </w:rPr>
-        <w:t>logam</w:t>
-      </w:r>
-      <w:proofErr w:type="spellEnd"/>
-      <w:r>
-        <w:rPr>
-          <w:rFonts w:ascii="Balsamiq Sans" w:hAnsi="Balsamiq Sans"/>
-          <w:b/>
-          <w:bCs/>
-          <w:lang w:val="en-US"/>
-        </w:rPr>
-        <w:t xml:space="preserve"> </w:t>
-      </w:r>
-      <w:proofErr w:type="spellStart"/>
-      <w:r>
-        <w:rPr>
-          <w:rFonts w:ascii="Balsamiq Sans" w:hAnsi="Balsamiq Sans"/>
-          <w:b/>
-          <w:bCs/>
-          <w:lang w:val="en-US"/>
-        </w:rPr>
-        <w:t>untuk</w:t>
-      </w:r>
-      <w:proofErr w:type="spellEnd"/>
-      <w:r>
-        <w:rPr>
-          <w:rFonts w:ascii="Balsamiq Sans" w:hAnsi="Balsamiq Sans"/>
-          <w:b/>
-          <w:bCs/>
-          <w:lang w:val="en-US"/>
-        </w:rPr>
-        <w:t xml:space="preserve"> </w:t>
-      </w:r>
-      <w:proofErr w:type="spellStart"/>
-      <w:r>
-        <w:rPr>
-          <w:rFonts w:ascii="Balsamiq Sans" w:hAnsi="Balsamiq Sans"/>
-          <w:b/>
-          <w:bCs/>
-          <w:lang w:val="en-US"/>
-        </w:rPr>
-        <w:t>menjadi</w:t>
-      </w:r>
-      <w:proofErr w:type="spellEnd"/>
-      <w:r>
-        <w:rPr>
-          <w:rFonts w:ascii="Balsamiq Sans" w:hAnsi="Balsamiq Sans"/>
-          <w:b/>
-          <w:bCs/>
-          <w:lang w:val="en-US"/>
-        </w:rPr>
-        <w:t xml:space="preserve"> </w:t>
-      </w:r>
-      <w:proofErr w:type="spellStart"/>
-      <w:r>
-        <w:rPr>
-          <w:rFonts w:ascii="Balsamiq Sans" w:hAnsi="Balsamiq Sans"/>
-          <w:b/>
-          <w:bCs/>
-          <w:lang w:val="en-US"/>
-        </w:rPr>
-        <w:t>berbagai</w:t>
-      </w:r>
-      <w:proofErr w:type="spellEnd"/>
-      <w:r>
-        <w:rPr>
-          <w:rFonts w:ascii="Balsamiq Sans" w:hAnsi="Balsamiq Sans"/>
-          <w:b/>
-          <w:bCs/>
-          <w:lang w:val="en-US"/>
-        </w:rPr>
-        <w:t xml:space="preserve"> </w:t>
-      </w:r>
-      <w:proofErr w:type="spellStart"/>
-      <w:r>
-        <w:rPr>
-          <w:rFonts w:ascii="Balsamiq Sans" w:hAnsi="Balsamiq Sans"/>
-          <w:b/>
-          <w:bCs/>
-          <w:lang w:val="en-US"/>
-        </w:rPr>
-        <w:t>bentuk</w:t>
-      </w:r>
-      <w:proofErr w:type="spellEnd"/>
-      <w:r>
-        <w:rPr>
-          <w:rFonts w:ascii="Balsamiq Sans" w:hAnsi="Balsamiq Sans"/>
-          <w:b/>
-          <w:bCs/>
-          <w:lang w:val="en-US"/>
-        </w:rPr>
-        <w:t>!</w:t>
+        </w:rPr>
+        <w:t xml:space="preserve">Teknik </w:t>
+      </w:r>
+      <w:r>
+        <w:rPr>
+          <w:rFonts w:ascii="Balsamiq Sans" w:hAnsi="Balsamiq Sans"/>
+        </w:rPr>
+        <w:t>Yang Digunakan Untuk Membentuk Logam Menjadi Berbagai Bentuk Disebut Teknik Pembentukan Logam (Metal Forming), Misalnya Dengan Cara Penempaan, Pengepresan, Dan Pengerolan.</w:t>
+      </w:r>
+    </w:p>
+    <w:p>
+      <w:pPr>
+        <w:rPr>
+          <w:rFonts w:ascii="Balsamiq Sans" w:hAnsi="Balsamiq Sans"/>
+          <w:b/>
+          <w:bCs/>
+          <w:lang w:val="en-US"/>
+        </w:rPr>
+      </w:pPr>
+      <w:r>
+        <w:rPr>
+          <w:rFonts w:ascii="Balsamiq Sans" w:hAnsi="Balsamiq Sans"/>
+          <w:b/>
+          <w:bCs/>
+          <w:lang w:val="en-US"/>
+        </w:rPr>
+        <w:t xml:space="preserve">6. </w:t>
+      </w:r>
+      <w:proofErr w:type="spellStart"/>
+      <w:r>
+        <w:rPr>
+          <w:rFonts w:ascii="Balsamiq Sans" w:hAnsi="Balsamiq Sans"/>
+          <w:b/>
+          <w:bCs/>
+          <w:lang w:val="en-US"/>
+        </w:rPr>
+        <w:t>Tuliskan</w:t>
+      </w:r>
+      <w:proofErr w:type="spellEnd"/>
+      <w:r>
+        <w:rPr>
+          <w:rFonts w:ascii="Balsamiq Sans" w:hAnsi="Balsamiq Sans"/>
+          <w:b/>
+          <w:bCs/>
+          <w:lang w:val="en-US"/>
+        </w:rPr>
+        <w:t xml:space="preserve"> </w:t>
+      </w:r>
+      <w:r>
+        <w:rPr>
+          <w:rFonts w:ascii="Balsamiq Sans" w:hAnsi="Balsamiq Sans"/>
+          <w:b/>
+          <w:bCs/>
+          <w:lang w:val="en-US"/>
+        </w:rPr>
+        <w:t xml:space="preserve">Lima Nama </w:t>
+      </w:r>
+      <w:proofErr w:type="spellStart"/>
+      <w:r>
+        <w:rPr>
+          <w:rFonts w:ascii="Balsamiq Sans" w:hAnsi="Balsamiq Sans"/>
+          <w:b/>
+          <w:bCs/>
+          <w:lang w:val="en-US"/>
+        </w:rPr>
+        <w:t>Komponen</w:t>
+      </w:r>
+      <w:proofErr w:type="spellEnd"/>
+      <w:r>
+        <w:rPr>
+          <w:rFonts w:ascii="Balsamiq Sans" w:hAnsi="Balsamiq Sans"/>
+          <w:b/>
+          <w:bCs/>
+          <w:lang w:val="en-US"/>
+        </w:rPr>
+        <w:t xml:space="preserve"> Listrik!</w:t>
+      </w:r>
+    </w:p>
+    <w:p>
+      <w:pPr>
+        <w:ind w:left="283"/>
+        <w:rPr>
+          <w:rFonts w:ascii="Balsamiq Sans" w:hAnsi="Balsamiq Sans"/>
+          <w:lang w:val="en-US"/>
+        </w:rPr>
+      </w:pPr>
+      <w:r>
+        <w:rPr>
+          <w:rFonts w:ascii="Balsamiq Sans" w:hAnsi="Balsamiq Sans"/>
+          <w:lang w:val="en-US"/>
+        </w:rPr>
+        <w:t xml:space="preserve">1) </w:t>
+      </w:r>
+      <w:proofErr w:type="spellStart"/>
+      <w:r>
+        <w:rPr>
+          <w:rFonts w:ascii="Balsamiq Sans" w:hAnsi="Balsamiq Sans"/>
+          <w:lang w:val="en-US"/>
+        </w:rPr>
+        <w:t>Lampu</w:t>
+      </w:r>
+      <w:proofErr w:type="spellEnd"/>
+      <w:r>
+        <w:rPr>
+          <w:rFonts w:ascii="Balsamiq Sans" w:hAnsi="Balsamiq Sans"/>
+          <w:lang w:val="en-US"/>
+        </w:rPr>
+        <w:t xml:space="preserve"> </w:t>
+      </w:r>
+      <w:proofErr w:type="spellStart"/>
+      <w:r>
+        <w:rPr>
+          <w:rFonts w:ascii="Balsamiq Sans" w:hAnsi="Balsamiq Sans"/>
+          <w:lang w:val="en-US"/>
+        </w:rPr>
+        <w:t>Pijar</w:t>
+      </w:r>
+      <w:proofErr w:type="spellEnd"/>
+    </w:p>
+    <w:p>
+      <w:pPr>
+        <w:ind w:left="283"/>
+        <w:rPr>
+          <w:rFonts w:ascii="Balsamiq Sans" w:hAnsi="Balsamiq Sans"/>
+          <w:lang w:val="en-US"/>
+        </w:rPr>
+      </w:pPr>
+      <w:r>
+        <w:rPr>
+          <w:rFonts w:ascii="Balsamiq Sans" w:hAnsi="Balsamiq Sans"/>
+          <w:lang w:val="en-US"/>
+        </w:rPr>
+        <w:t xml:space="preserve">2) </w:t>
+      </w:r>
+      <w:proofErr w:type="spellStart"/>
+      <w:r>
+        <w:rPr>
+          <w:rFonts w:ascii="Balsamiq Sans" w:hAnsi="Balsamiq Sans"/>
+          <w:lang w:val="en-US"/>
+        </w:rPr>
+        <w:t>Lampu</w:t>
+      </w:r>
+      <w:proofErr w:type="spellEnd"/>
+      <w:r>
+        <w:rPr>
+          <w:rFonts w:ascii="Balsamiq Sans" w:hAnsi="Balsamiq Sans"/>
+          <w:lang w:val="en-US"/>
+        </w:rPr>
+        <w:t xml:space="preserve"> Tl</w:t>
+      </w:r>
+    </w:p>
+    <w:p>
+      <w:pPr>
+        <w:ind w:left="283"/>
+        <w:rPr>
+          <w:rFonts w:ascii="Balsamiq Sans" w:hAnsi="Balsamiq Sans"/>
+          <w:lang w:val="en-US"/>
+        </w:rPr>
+      </w:pPr>
+      <w:r>
+        <w:rPr>
+          <w:rFonts w:ascii="Balsamiq Sans" w:hAnsi="Balsamiq Sans"/>
+          <w:lang w:val="en-US"/>
+        </w:rPr>
+        <w:t xml:space="preserve">3) </w:t>
+      </w:r>
+      <w:proofErr w:type="spellStart"/>
+      <w:r>
+        <w:rPr>
+          <w:rFonts w:ascii="Balsamiq Sans" w:hAnsi="Balsamiq Sans"/>
+          <w:lang w:val="en-US"/>
+        </w:rPr>
+        <w:t>Sekelar</w:t>
+      </w:r>
+      <w:proofErr w:type="spellEnd"/>
+      <w:r>
+        <w:rPr>
+          <w:rFonts w:ascii="Balsamiq Sans" w:hAnsi="Balsamiq Sans"/>
+          <w:lang w:val="en-US"/>
+        </w:rPr>
+        <w:t xml:space="preserve"> </w:t>
+      </w:r>
+      <w:r>
+        <w:rPr>
+          <w:rFonts w:ascii="Balsamiq Sans" w:hAnsi="Balsamiq Sans"/>
+          <w:lang w:val="en-US"/>
+        </w:rPr>
+        <w:t>Tunggal</w:t>
+      </w:r>
+    </w:p>
+    <w:p>
+      <w:pPr>
+        <w:ind w:left="283"/>
+        <w:rPr>
+          <w:rFonts w:ascii="Balsamiq Sans" w:hAnsi="Balsamiq Sans"/>
+          <w:lang w:val="en-US"/>
+        </w:rPr>
+      </w:pPr>
+      <w:r>
+        <w:rPr>
+          <w:rFonts w:ascii="Balsamiq Sans" w:hAnsi="Balsamiq Sans"/>
+          <w:lang w:val="en-US"/>
+        </w:rPr>
+        <w:t xml:space="preserve">4) </w:t>
+      </w:r>
+      <w:proofErr w:type="spellStart"/>
+      <w:r>
+        <w:rPr>
+          <w:rFonts w:ascii="Balsamiq Sans" w:hAnsi="Balsamiq Sans"/>
+          <w:lang w:val="en-US"/>
+        </w:rPr>
+        <w:t>Sakelar</w:t>
+      </w:r>
+      <w:proofErr w:type="spellEnd"/>
+      <w:r>
+        <w:rPr>
+          <w:rFonts w:ascii="Balsamiq Sans" w:hAnsi="Balsamiq Sans"/>
+          <w:lang w:val="en-US"/>
+        </w:rPr>
+        <w:t xml:space="preserve"> Ganda</w:t>
+      </w:r>
+    </w:p>
+    <w:p>
+      <w:pPr>
+        <w:ind w:left="283"/>
+        <w:rPr>
+          <w:rFonts w:ascii="Balsamiq Sans" w:hAnsi="Balsamiq Sans"/>
+          <w:lang w:val="en-US"/>
+        </w:rPr>
+      </w:pPr>
+      <w:r>
+        <w:rPr>
+          <w:rFonts w:ascii="Balsamiq Sans" w:hAnsi="Balsamiq Sans"/>
+          <w:lang w:val="en-US"/>
+        </w:rPr>
+        <w:t xml:space="preserve">5) </w:t>
+      </w:r>
+      <w:proofErr w:type="spellStart"/>
+      <w:r>
+        <w:rPr>
+          <w:rFonts w:ascii="Balsamiq Sans" w:hAnsi="Balsamiq Sans"/>
+          <w:lang w:val="en-US"/>
+        </w:rPr>
+        <w:t>Sakelar</w:t>
+      </w:r>
+      <w:proofErr w:type="spellEnd"/>
+      <w:r>
+        <w:rPr>
+          <w:rFonts w:ascii="Balsamiq Sans" w:hAnsi="Balsamiq Sans"/>
+          <w:lang w:val="en-US"/>
+        </w:rPr>
+        <w:t xml:space="preserve"> </w:t>
+      </w:r>
+      <w:proofErr w:type="spellStart"/>
+      <w:r>
+        <w:rPr>
+          <w:rFonts w:ascii="Balsamiq Sans" w:hAnsi="Balsamiq Sans"/>
+          <w:lang w:val="en-US"/>
+        </w:rPr>
+        <w:t>Deret</w:t>
+      </w:r>
+      <w:proofErr w:type="spellEnd"/>
+    </w:p>
+    <w:p>
+      <w:pPr>
+        <w:rPr>
+          <w:rFonts w:ascii="Balsamiq Sans" w:hAnsi="Balsamiq Sans"/>
+          <w:b/>
+          <w:bCs/>
+          <w:lang w:val="en-US"/>
+        </w:rPr>
+      </w:pPr>
+      <w:r>
+        <w:rPr>
+          <w:rFonts w:ascii="Balsamiq Sans" w:hAnsi="Balsamiq Sans"/>
+          <w:b/>
+          <w:bCs/>
+          <w:lang w:val="en-US"/>
+        </w:rPr>
+        <w:t xml:space="preserve">7. </w:t>
+      </w:r>
+      <w:proofErr w:type="spellStart"/>
+      <w:r>
+        <w:rPr>
+          <w:rFonts w:ascii="Balsamiq Sans" w:hAnsi="Balsamiq Sans"/>
+          <w:b/>
+          <w:bCs/>
+          <w:lang w:val="en-US"/>
+        </w:rPr>
+        <w:t>Gambarkan</w:t>
+      </w:r>
+      <w:proofErr w:type="spellEnd"/>
+      <w:r>
+        <w:rPr>
+          <w:rFonts w:ascii="Balsamiq Sans" w:hAnsi="Balsamiq Sans"/>
+          <w:b/>
+          <w:bCs/>
+          <w:lang w:val="en-US"/>
+        </w:rPr>
+        <w:t xml:space="preserve"> </w:t>
+      </w:r>
+      <w:r>
+        <w:rPr>
+          <w:rFonts w:ascii="Balsamiq Sans" w:hAnsi="Balsamiq Sans"/>
+          <w:b/>
+          <w:bCs/>
+          <w:lang w:val="en-US"/>
+        </w:rPr>
+        <w:t xml:space="preserve">Lima </w:t>
+      </w:r>
+      <w:proofErr w:type="spellStart"/>
+      <w:r>
+        <w:rPr>
+          <w:rFonts w:ascii="Balsamiq Sans" w:hAnsi="Balsamiq Sans"/>
+          <w:b/>
+          <w:bCs/>
+          <w:lang w:val="en-US"/>
+        </w:rPr>
+        <w:t>Simbol</w:t>
+      </w:r>
+      <w:proofErr w:type="spellEnd"/>
+      <w:r>
+        <w:rPr>
+          <w:rFonts w:ascii="Balsamiq Sans" w:hAnsi="Balsamiq Sans"/>
+          <w:b/>
+          <w:bCs/>
+          <w:lang w:val="en-US"/>
+        </w:rPr>
+        <w:t xml:space="preserve"> </w:t>
+      </w:r>
+      <w:proofErr w:type="spellStart"/>
+      <w:r>
+        <w:rPr>
+          <w:rFonts w:ascii="Balsamiq Sans" w:hAnsi="Balsamiq Sans"/>
+          <w:b/>
+          <w:bCs/>
+          <w:lang w:val="en-US"/>
+        </w:rPr>
+        <w:t>Komponen</w:t>
+      </w:r>
+      <w:proofErr w:type="spellEnd"/>
+      <w:r>
+        <w:rPr>
+          <w:rFonts w:ascii="Balsamiq Sans" w:hAnsi="Balsamiq Sans"/>
+          <w:b/>
+          <w:bCs/>
+          <w:lang w:val="en-US"/>
+        </w:rPr>
+        <w:t xml:space="preserve"> Listrik!</w:t>
+      </w:r>
+    </w:p>
+    <w:p>
+      <w:pPr>
+        <w:ind w:left="283"/>
+        <w:rPr>
+          <w:rFonts w:ascii="Balsamiq Sans" w:hAnsi="Balsamiq Sans"/>
+          <w:b/>
+          <w:bCs/>
+          <w:lang w:val="en-US"/>
+        </w:rPr>
+      </w:pPr>
+      <w:r>
+        <w:rPr>
+          <w:rFonts w:ascii="Balsamiq Sans" w:hAnsi="Balsamiq Sans"/>
+          <w:b/>
+          <w:bCs/>
+          <w:noProof/>
+          <w:lang w:val="en-US"/>
+        </w:rPr>
+        <w:drawing>
+          <wp:inline distT="0" distB="0" distL="0" distR="0" wp14:anchorId="1BFA9A8C" wp14:editId="032D8741">
+            <wp:extent cx="3541594" cy="3077570"/>
+            <wp:effectExtent l="0" t="0" r="1905" b="8890"/>
+            <wp:docPr id="1" name="Picture 1"/>
+            <wp:cNvGraphicFramePr>
+              <a:graphicFrameLocks xmlns:a="http://schemas.openxmlformats.org/drawingml/2006/main" noChangeAspect="1"/>
+            </wp:cNvGraphicFramePr>
+            <a:graphic xmlns:a="http://schemas.openxmlformats.org/drawingml/2006/main">
+              <a:graphicData uri="http://schemas.openxmlformats.org/drawingml/2006/picture">
+                <pic:pic xmlns:pic="http://schemas.openxmlformats.org/drawingml/2006/picture">
+                  <pic:nvPicPr>
+                    <pic:cNvPr id="0" name="Picture 1"/>
+                    <pic:cNvPicPr>
+                      <a:picLocks noChangeAspect="1" noChangeArrowheads="1"/>
+                    </pic:cNvPicPr>
+                  </pic:nvPicPr>
+                  <pic:blipFill rotWithShape="1">
+                    <a:blip r:embed="rId8" cstate="print">
+                      <a:extLst>
+                        <a:ext uri="{28A0092B-C50C-407E-A947-70E740481C1C}">
+                          <a14:useLocalDpi xmlns:a14="http://schemas.microsoft.com/office/drawing/2010/main" val="0"/>
+                        </a:ext>
+                      </a:extLst>
+                    </a:blip>
+                    <a:srcRect l="15037" t="12165" r="23013" b="7134"/>
+                    <a:stretch/>
+                  </pic:blipFill>
+                  <pic:spPr bwMode="auto">
+                    <a:xfrm>
+                      <a:off x="0" y="0"/>
+                      <a:ext cx="3542449" cy="3078313"/>
+                    </a:xfrm>
+                    <a:prstGeom prst="rect">
+                      <a:avLst/>
+                    </a:prstGeom>
+                    <a:noFill/>
+                    <a:ln>
+                      <a:noFill/>
+                    </a:ln>
+                    <a:extLst>
+                      <a:ext uri="{53640926-AAD7-44D8-BBD7-CCE9431645EC}">
+                        <a14:shadowObscured xmlns:a14="http://schemas.microsoft.com/office/drawing/2010/main"/>
+                      </a:ext>
+                    </a:extLst>
+                  </pic:spPr>
+                </pic:pic>
+              </a:graphicData>
+            </a:graphic>
+          </wp:inline>
+        </w:drawing>
       </w:r>
     </w:p>
     <w:p>
@@ -2794,104 +3023,839 @@
           <w:lang w:val="en-US"/>
         </w:rPr>
       </w:pPr>
+      <w:r>
+        <w:rPr>
+          <w:rFonts w:ascii="Balsamiq Sans" w:hAnsi="Balsamiq Sans"/>
+          <w:b/>
+          <w:bCs/>
+          <w:lang w:val="en-US"/>
+        </w:rPr>
+        <w:t xml:space="preserve">8. </w:t>
+      </w:r>
+      <w:proofErr w:type="spellStart"/>
+      <w:r>
+        <w:rPr>
+          <w:rFonts w:ascii="Balsamiq Sans" w:hAnsi="Balsamiq Sans"/>
+          <w:b/>
+          <w:bCs/>
+          <w:lang w:val="en-US"/>
+        </w:rPr>
+        <w:t>Pembuatan</w:t>
+      </w:r>
+      <w:proofErr w:type="spellEnd"/>
+      <w:r>
+        <w:rPr>
+          <w:rFonts w:ascii="Balsamiq Sans" w:hAnsi="Balsamiq Sans"/>
+          <w:b/>
+          <w:bCs/>
+          <w:lang w:val="en-US"/>
+        </w:rPr>
+        <w:t xml:space="preserve"> </w:t>
+      </w:r>
+      <w:proofErr w:type="spellStart"/>
+      <w:r>
+        <w:rPr>
+          <w:rFonts w:ascii="Balsamiq Sans" w:hAnsi="Balsamiq Sans"/>
+          <w:b/>
+          <w:bCs/>
+          <w:lang w:val="en-US"/>
+        </w:rPr>
+        <w:t>Instalasi</w:t>
+      </w:r>
+      <w:proofErr w:type="spellEnd"/>
+      <w:r>
+        <w:rPr>
+          <w:rFonts w:ascii="Balsamiq Sans" w:hAnsi="Balsamiq Sans"/>
+          <w:b/>
+          <w:bCs/>
+          <w:lang w:val="en-US"/>
+        </w:rPr>
+        <w:t xml:space="preserve"> </w:t>
+      </w:r>
+      <w:proofErr w:type="spellStart"/>
+      <w:r>
+        <w:rPr>
+          <w:rFonts w:ascii="Balsamiq Sans" w:hAnsi="Balsamiq Sans"/>
+          <w:b/>
+          <w:bCs/>
+          <w:lang w:val="en-US"/>
+        </w:rPr>
+        <w:t>Lampu</w:t>
+      </w:r>
+      <w:proofErr w:type="spellEnd"/>
+      <w:r>
+        <w:rPr>
+          <w:rFonts w:ascii="Balsamiq Sans" w:hAnsi="Balsamiq Sans"/>
+          <w:b/>
+          <w:bCs/>
+          <w:lang w:val="en-US"/>
+        </w:rPr>
+        <w:t xml:space="preserve"> Listrik </w:t>
+      </w:r>
+      <w:proofErr w:type="spellStart"/>
+      <w:r>
+        <w:rPr>
+          <w:rFonts w:ascii="Balsamiq Sans" w:hAnsi="Balsamiq Sans"/>
+          <w:b/>
+          <w:bCs/>
+          <w:lang w:val="en-US"/>
+        </w:rPr>
+        <w:t>Memiliki</w:t>
+      </w:r>
+      <w:proofErr w:type="spellEnd"/>
+      <w:r>
+        <w:rPr>
+          <w:rFonts w:ascii="Balsamiq Sans" w:hAnsi="Balsamiq Sans"/>
+          <w:b/>
+          <w:bCs/>
+          <w:lang w:val="en-US"/>
+        </w:rPr>
+        <w:t xml:space="preserve"> </w:t>
+      </w:r>
+      <w:proofErr w:type="spellStart"/>
+      <w:r>
+        <w:rPr>
+          <w:rFonts w:ascii="Balsamiq Sans" w:hAnsi="Balsamiq Sans"/>
+          <w:b/>
+          <w:bCs/>
+          <w:lang w:val="en-US"/>
+        </w:rPr>
+        <w:t>Beberapa</w:t>
+      </w:r>
+      <w:proofErr w:type="spellEnd"/>
+      <w:r>
+        <w:rPr>
+          <w:rFonts w:ascii="Balsamiq Sans" w:hAnsi="Balsamiq Sans"/>
+          <w:b/>
+          <w:bCs/>
+          <w:lang w:val="en-US"/>
+        </w:rPr>
+        <w:t xml:space="preserve"> </w:t>
+      </w:r>
+      <w:proofErr w:type="spellStart"/>
+      <w:r>
+        <w:rPr>
+          <w:rFonts w:ascii="Balsamiq Sans" w:hAnsi="Balsamiq Sans"/>
+          <w:b/>
+          <w:bCs/>
+          <w:lang w:val="en-US"/>
+        </w:rPr>
+        <w:t>Tahap</w:t>
+      </w:r>
+      <w:proofErr w:type="spellEnd"/>
+      <w:r>
+        <w:rPr>
+          <w:rFonts w:ascii="Balsamiq Sans" w:hAnsi="Balsamiq Sans"/>
+          <w:b/>
+          <w:bCs/>
+          <w:lang w:val="en-US"/>
+        </w:rPr>
+        <w:t xml:space="preserve">. </w:t>
+      </w:r>
+      <w:proofErr w:type="spellStart"/>
+      <w:r>
+        <w:rPr>
+          <w:rFonts w:ascii="Balsamiq Sans" w:hAnsi="Balsamiq Sans"/>
+          <w:b/>
+          <w:bCs/>
+          <w:lang w:val="en-US"/>
+        </w:rPr>
+        <w:t>Tuliskan</w:t>
+      </w:r>
+      <w:proofErr w:type="spellEnd"/>
+      <w:r>
+        <w:rPr>
+          <w:rFonts w:ascii="Balsamiq Sans" w:hAnsi="Balsamiq Sans"/>
+          <w:b/>
+          <w:bCs/>
+          <w:lang w:val="en-US"/>
+        </w:rPr>
+        <w:t xml:space="preserve"> </w:t>
+      </w:r>
+      <w:proofErr w:type="spellStart"/>
+      <w:r>
+        <w:rPr>
+          <w:rFonts w:ascii="Balsamiq Sans" w:hAnsi="Balsamiq Sans"/>
+          <w:b/>
+          <w:bCs/>
+          <w:lang w:val="en-US"/>
+        </w:rPr>
+        <w:t>Tiga</w:t>
+      </w:r>
+      <w:proofErr w:type="spellEnd"/>
+      <w:r>
+        <w:rPr>
+          <w:rFonts w:ascii="Balsamiq Sans" w:hAnsi="Balsamiq Sans"/>
+          <w:b/>
+          <w:bCs/>
+          <w:lang w:val="en-US"/>
+        </w:rPr>
+        <w:t>!</w:t>
+      </w:r>
     </w:p>
     <w:p>
       <w:pPr>
-        <w:rPr>
-          <w:rFonts w:ascii="Balsamiq Sans" w:hAnsi="Balsamiq Sans"/>
-          <w:b/>
-          <w:bCs/>
+        <w:ind w:left="283"/>
+        <w:rPr>
+          <w:rFonts w:ascii="Balsamiq Sans" w:hAnsi="Balsamiq Sans"/>
           <w:lang w:val="en-US"/>
         </w:rPr>
       </w:pPr>
       <w:r>
         <w:rPr>
           <w:rFonts w:ascii="Balsamiq Sans" w:hAnsi="Balsamiq Sans"/>
-          <w:b/>
-          <w:bCs/>
-          <w:lang w:val="en-US"/>
-        </w:rPr>
-        <w:t xml:space="preserve">6. </w:t>
-      </w:r>
-      <w:proofErr w:type="spellStart"/>
-      <w:r>
-        <w:rPr>
-          <w:rFonts w:ascii="Balsamiq Sans" w:hAnsi="Balsamiq Sans"/>
-          <w:b/>
-          <w:bCs/>
-          <w:lang w:val="en-US"/>
-        </w:rPr>
-        <w:t>Tuliskan</w:t>
-      </w:r>
-      <w:proofErr w:type="spellEnd"/>
-      <w:r>
-        <w:rPr>
-          <w:rFonts w:ascii="Balsamiq Sans" w:hAnsi="Balsamiq Sans"/>
-          <w:b/>
-          <w:bCs/>
-          <w:lang w:val="en-US"/>
-        </w:rPr>
-        <w:t xml:space="preserve"> lima </w:t>
-      </w:r>
-      <w:proofErr w:type="spellStart"/>
-      <w:r>
-        <w:rPr>
-          <w:rFonts w:ascii="Balsamiq Sans" w:hAnsi="Balsamiq Sans"/>
-          <w:b/>
-          <w:bCs/>
-          <w:lang w:val="en-US"/>
-        </w:rPr>
-        <w:t>nama</w:t>
-      </w:r>
-      <w:proofErr w:type="spellEnd"/>
-      <w:r>
-        <w:rPr>
-          <w:rFonts w:ascii="Balsamiq Sans" w:hAnsi="Balsamiq Sans"/>
-          <w:b/>
-          <w:bCs/>
-          <w:lang w:val="en-US"/>
-        </w:rPr>
-        <w:t xml:space="preserve"> </w:t>
-      </w:r>
-      <w:proofErr w:type="spellStart"/>
-      <w:r>
-        <w:rPr>
-          <w:rFonts w:ascii="Balsamiq Sans" w:hAnsi="Balsamiq Sans"/>
-          <w:b/>
-          <w:bCs/>
-          <w:lang w:val="en-US"/>
-        </w:rPr>
-        <w:t>komponen</w:t>
-      </w:r>
-      <w:proofErr w:type="spellEnd"/>
-      <w:r>
-        <w:rPr>
-          <w:rFonts w:ascii="Balsamiq Sans" w:hAnsi="Balsamiq Sans"/>
-          <w:b/>
-          <w:bCs/>
-          <w:lang w:val="en-US"/>
-        </w:rPr>
-        <w:t xml:space="preserve"> </w:t>
-      </w:r>
-      <w:proofErr w:type="spellStart"/>
-      <w:r>
-        <w:rPr>
-          <w:rFonts w:ascii="Balsamiq Sans" w:hAnsi="Balsamiq Sans"/>
-          <w:b/>
-          <w:bCs/>
-          <w:lang w:val="en-US"/>
-        </w:rPr>
-        <w:t>listrik</w:t>
-      </w:r>
-      <w:proofErr w:type="spellEnd"/>
-      <w:r>
-        <w:rPr>
-          <w:rFonts w:ascii="Balsamiq Sans" w:hAnsi="Balsamiq Sans"/>
-          <w:b/>
-          <w:bCs/>
-          <w:lang w:val="en-US"/>
-        </w:rPr>
-        <w:t>!</w:t>
+          <w:lang w:val="en-US"/>
+        </w:rPr>
+        <w:t xml:space="preserve">1) </w:t>
+      </w:r>
+      <w:proofErr w:type="spellStart"/>
+      <w:r>
+        <w:rPr>
+          <w:rFonts w:ascii="Balsamiq Sans" w:hAnsi="Balsamiq Sans"/>
+          <w:lang w:val="en-US"/>
+        </w:rPr>
+        <w:t>Menyiapkan</w:t>
+      </w:r>
+      <w:proofErr w:type="spellEnd"/>
+      <w:r>
+        <w:rPr>
+          <w:rFonts w:ascii="Balsamiq Sans" w:hAnsi="Balsamiq Sans"/>
+          <w:lang w:val="en-US"/>
+        </w:rPr>
+        <w:t xml:space="preserve"> Alat Dan </w:t>
+      </w:r>
+      <w:proofErr w:type="spellStart"/>
+      <w:r>
+        <w:rPr>
+          <w:rFonts w:ascii="Balsamiq Sans" w:hAnsi="Balsamiq Sans"/>
+          <w:lang w:val="en-US"/>
+        </w:rPr>
+        <w:t>Bahan</w:t>
+      </w:r>
+      <w:proofErr w:type="spellEnd"/>
+      <w:r>
+        <w:rPr>
+          <w:rFonts w:ascii="Balsamiq Sans" w:hAnsi="Balsamiq Sans"/>
+          <w:lang w:val="en-US"/>
+        </w:rPr>
+        <w:t xml:space="preserve"> </w:t>
+      </w:r>
+      <w:proofErr w:type="spellStart"/>
+      <w:r>
+        <w:rPr>
+          <w:rFonts w:ascii="Balsamiq Sans" w:hAnsi="Balsamiq Sans"/>
+          <w:lang w:val="en-US"/>
+        </w:rPr>
+        <w:t>Untuk</w:t>
+      </w:r>
+      <w:proofErr w:type="spellEnd"/>
+      <w:r>
+        <w:rPr>
+          <w:rFonts w:ascii="Balsamiq Sans" w:hAnsi="Balsamiq Sans"/>
+          <w:lang w:val="en-US"/>
+        </w:rPr>
+        <w:t xml:space="preserve"> </w:t>
+      </w:r>
+      <w:proofErr w:type="spellStart"/>
+      <w:r>
+        <w:rPr>
+          <w:rFonts w:ascii="Balsamiq Sans" w:hAnsi="Balsamiq Sans"/>
+          <w:lang w:val="en-US"/>
+        </w:rPr>
+        <w:t>Membuat</w:t>
+      </w:r>
+      <w:proofErr w:type="spellEnd"/>
+      <w:r>
+        <w:rPr>
+          <w:rFonts w:ascii="Balsamiq Sans" w:hAnsi="Balsamiq Sans"/>
+          <w:lang w:val="en-US"/>
+        </w:rPr>
+        <w:t xml:space="preserve"> </w:t>
+      </w:r>
+      <w:proofErr w:type="spellStart"/>
+      <w:r>
+        <w:rPr>
+          <w:rFonts w:ascii="Balsamiq Sans" w:hAnsi="Balsamiq Sans"/>
+          <w:lang w:val="en-US"/>
+        </w:rPr>
+        <w:t>Instalasi</w:t>
+      </w:r>
+      <w:proofErr w:type="spellEnd"/>
+      <w:r>
+        <w:rPr>
+          <w:rFonts w:ascii="Balsamiq Sans" w:hAnsi="Balsamiq Sans"/>
+          <w:lang w:val="en-US"/>
+        </w:rPr>
+        <w:t xml:space="preserve"> </w:t>
+      </w:r>
+      <w:proofErr w:type="spellStart"/>
+      <w:r>
+        <w:rPr>
+          <w:rFonts w:ascii="Balsamiq Sans" w:hAnsi="Balsamiq Sans"/>
+          <w:lang w:val="en-US"/>
+        </w:rPr>
+        <w:t>Lampu</w:t>
+      </w:r>
+      <w:proofErr w:type="spellEnd"/>
+      <w:r>
+        <w:rPr>
+          <w:rFonts w:ascii="Balsamiq Sans" w:hAnsi="Balsamiq Sans"/>
+          <w:lang w:val="en-US"/>
+        </w:rPr>
+        <w:t xml:space="preserve"> </w:t>
+      </w:r>
+      <w:r>
+        <w:rPr>
+          <w:rFonts w:ascii="Balsamiq Sans" w:hAnsi="Balsamiq Sans"/>
+          <w:lang w:val="en-US"/>
+        </w:rPr>
+        <w:t xml:space="preserve">Listrik </w:t>
+      </w:r>
+      <w:proofErr w:type="spellStart"/>
+      <w:r>
+        <w:rPr>
+          <w:rFonts w:ascii="Balsamiq Sans" w:hAnsi="Balsamiq Sans"/>
+          <w:lang w:val="en-US"/>
+        </w:rPr>
+        <w:t>Sederhana</w:t>
+      </w:r>
+      <w:proofErr w:type="spellEnd"/>
+    </w:p>
+    <w:p>
+      <w:pPr>
+        <w:ind w:left="283"/>
+        <w:rPr>
+          <w:rFonts w:ascii="Balsamiq Sans" w:hAnsi="Balsamiq Sans"/>
+          <w:lang w:val="en-US"/>
+        </w:rPr>
+      </w:pPr>
+      <w:r>
+        <w:rPr>
+          <w:rFonts w:ascii="Balsamiq Sans" w:hAnsi="Balsamiq Sans"/>
+          <w:lang w:val="en-US"/>
+        </w:rPr>
+        <w:t xml:space="preserve">2) </w:t>
+      </w:r>
+      <w:proofErr w:type="spellStart"/>
+      <w:r>
+        <w:rPr>
+          <w:rFonts w:ascii="Balsamiq Sans" w:hAnsi="Balsamiq Sans"/>
+          <w:lang w:val="en-US"/>
+        </w:rPr>
+        <w:t>Membuat</w:t>
+      </w:r>
+      <w:proofErr w:type="spellEnd"/>
+      <w:r>
+        <w:rPr>
+          <w:rFonts w:ascii="Balsamiq Sans" w:hAnsi="Balsamiq Sans"/>
+          <w:lang w:val="en-US"/>
+        </w:rPr>
+        <w:t xml:space="preserve"> Bagian – Bagian </w:t>
+      </w:r>
+      <w:proofErr w:type="spellStart"/>
+      <w:r>
+        <w:rPr>
+          <w:rFonts w:ascii="Balsamiq Sans" w:hAnsi="Balsamiq Sans"/>
+          <w:lang w:val="en-US"/>
+        </w:rPr>
+        <w:t>Instalasi</w:t>
+      </w:r>
+      <w:proofErr w:type="spellEnd"/>
+      <w:r>
+        <w:rPr>
+          <w:rFonts w:ascii="Balsamiq Sans" w:hAnsi="Balsamiq Sans"/>
+          <w:lang w:val="en-US"/>
+        </w:rPr>
+        <w:t xml:space="preserve"> </w:t>
+      </w:r>
+      <w:proofErr w:type="spellStart"/>
+      <w:r>
+        <w:rPr>
+          <w:rFonts w:ascii="Balsamiq Sans" w:hAnsi="Balsamiq Sans"/>
+          <w:lang w:val="en-US"/>
+        </w:rPr>
+        <w:t>Lampu</w:t>
+      </w:r>
+      <w:proofErr w:type="spellEnd"/>
+      <w:r>
+        <w:rPr>
+          <w:rFonts w:ascii="Balsamiq Sans" w:hAnsi="Balsamiq Sans"/>
+          <w:lang w:val="en-US"/>
+        </w:rPr>
+        <w:t xml:space="preserve"> </w:t>
+      </w:r>
+      <w:r>
+        <w:rPr>
+          <w:rFonts w:ascii="Balsamiq Sans" w:hAnsi="Balsamiq Sans"/>
+          <w:lang w:val="en-US"/>
+        </w:rPr>
+        <w:t xml:space="preserve">Listrik </w:t>
+      </w:r>
+      <w:proofErr w:type="spellStart"/>
+      <w:r>
+        <w:rPr>
+          <w:rFonts w:ascii="Balsamiq Sans" w:hAnsi="Balsamiq Sans"/>
+          <w:lang w:val="en-US"/>
+        </w:rPr>
+        <w:t>Sederhana</w:t>
+      </w:r>
+      <w:proofErr w:type="spellEnd"/>
+    </w:p>
+    <w:p>
+      <w:pPr>
+        <w:ind w:left="283"/>
+        <w:rPr>
+          <w:rFonts w:ascii="Balsamiq Sans" w:hAnsi="Balsamiq Sans"/>
+          <w:lang w:val="en-US"/>
+        </w:rPr>
+      </w:pPr>
+      <w:r>
+        <w:rPr>
+          <w:rFonts w:ascii="Balsamiq Sans" w:hAnsi="Balsamiq Sans"/>
+          <w:lang w:val="en-US"/>
+        </w:rPr>
+        <w:t xml:space="preserve">3) </w:t>
+      </w:r>
+      <w:proofErr w:type="spellStart"/>
+      <w:r>
+        <w:rPr>
+          <w:rFonts w:ascii="Balsamiq Sans" w:hAnsi="Balsamiq Sans"/>
+          <w:lang w:val="en-US"/>
+        </w:rPr>
+        <w:t>Merangkai</w:t>
+      </w:r>
+      <w:proofErr w:type="spellEnd"/>
+      <w:r>
+        <w:rPr>
+          <w:rFonts w:ascii="Balsamiq Sans" w:hAnsi="Balsamiq Sans"/>
+          <w:lang w:val="en-US"/>
+        </w:rPr>
+        <w:t xml:space="preserve"> Bagian – Bagian </w:t>
+      </w:r>
+      <w:proofErr w:type="spellStart"/>
+      <w:r>
+        <w:rPr>
+          <w:rFonts w:ascii="Balsamiq Sans" w:hAnsi="Balsamiq Sans"/>
+          <w:lang w:val="en-US"/>
+        </w:rPr>
+        <w:t>Instalasi</w:t>
+      </w:r>
+      <w:proofErr w:type="spellEnd"/>
+      <w:r>
+        <w:rPr>
+          <w:rFonts w:ascii="Balsamiq Sans" w:hAnsi="Balsamiq Sans"/>
+          <w:lang w:val="en-US"/>
+        </w:rPr>
+        <w:t xml:space="preserve"> </w:t>
+      </w:r>
+      <w:proofErr w:type="spellStart"/>
+      <w:r>
+        <w:rPr>
+          <w:rFonts w:ascii="Balsamiq Sans" w:hAnsi="Balsamiq Sans"/>
+          <w:lang w:val="en-US"/>
+        </w:rPr>
+        <w:t>Lampu</w:t>
+      </w:r>
+      <w:proofErr w:type="spellEnd"/>
+      <w:r>
+        <w:rPr>
+          <w:rFonts w:ascii="Balsamiq Sans" w:hAnsi="Balsamiq Sans"/>
+          <w:lang w:val="en-US"/>
+        </w:rPr>
+        <w:t xml:space="preserve"> </w:t>
+      </w:r>
+      <w:r>
+        <w:rPr>
+          <w:rFonts w:ascii="Balsamiq Sans" w:hAnsi="Balsamiq Sans"/>
+          <w:lang w:val="en-US"/>
+        </w:rPr>
+        <w:t xml:space="preserve">Listrik </w:t>
+      </w:r>
+      <w:proofErr w:type="spellStart"/>
+      <w:r>
+        <w:rPr>
+          <w:rFonts w:ascii="Balsamiq Sans" w:hAnsi="Balsamiq Sans"/>
+          <w:lang w:val="en-US"/>
+        </w:rPr>
+        <w:t>Sederhana</w:t>
+      </w:r>
+      <w:proofErr w:type="spellEnd"/>
+    </w:p>
+    <w:p>
+      <w:pPr>
+        <w:rPr>
+          <w:rFonts w:ascii="Balsamiq Sans" w:hAnsi="Balsamiq Sans"/>
+          <w:b/>
+          <w:bCs/>
+          <w:lang w:val="en-US"/>
+        </w:rPr>
+      </w:pPr>
+      <w:r>
+        <w:rPr>
+          <w:rFonts w:ascii="Balsamiq Sans" w:hAnsi="Balsamiq Sans"/>
+          <w:b/>
+          <w:bCs/>
+          <w:lang w:val="en-US"/>
+        </w:rPr>
+        <w:t xml:space="preserve">9. </w:t>
+      </w:r>
+      <w:r>
+        <w:rPr>
+          <w:rFonts w:ascii="Balsamiq Sans" w:hAnsi="Balsamiq Sans"/>
+          <w:b/>
+          <w:bCs/>
+          <w:lang w:val="en-US"/>
+        </w:rPr>
+        <w:t xml:space="preserve">Listrik </w:t>
+      </w:r>
+      <w:proofErr w:type="spellStart"/>
+      <w:r>
+        <w:rPr>
+          <w:rFonts w:ascii="Balsamiq Sans" w:hAnsi="Balsamiq Sans"/>
+          <w:b/>
+          <w:bCs/>
+          <w:lang w:val="en-US"/>
+        </w:rPr>
+        <w:t>Ditemukan</w:t>
+      </w:r>
+      <w:proofErr w:type="spellEnd"/>
+      <w:r>
+        <w:rPr>
+          <w:rFonts w:ascii="Balsamiq Sans" w:hAnsi="Balsamiq Sans"/>
+          <w:b/>
+          <w:bCs/>
+          <w:lang w:val="en-US"/>
+        </w:rPr>
+        <w:t xml:space="preserve"> Pada </w:t>
+      </w:r>
+      <w:proofErr w:type="spellStart"/>
+      <w:r>
+        <w:rPr>
+          <w:rFonts w:ascii="Balsamiq Sans" w:hAnsi="Balsamiq Sans"/>
+          <w:b/>
+          <w:bCs/>
+          <w:lang w:val="en-US"/>
+        </w:rPr>
+        <w:t>Tahun</w:t>
+      </w:r>
+      <w:proofErr w:type="spellEnd"/>
+      <w:r>
+        <w:rPr>
+          <w:rFonts w:ascii="Balsamiq Sans" w:hAnsi="Balsamiq Sans"/>
+          <w:b/>
+          <w:bCs/>
+          <w:lang w:val="en-US"/>
+        </w:rPr>
+        <w:t xml:space="preserve"> </w:t>
+      </w:r>
+      <w:r>
+        <w:rPr>
+          <w:rFonts w:ascii="Balsamiq Sans" w:hAnsi="Balsamiq Sans"/>
+          <w:b/>
+          <w:bCs/>
+          <w:color w:val="0070C0"/>
+          <w:lang w:val="en-US"/>
+        </w:rPr>
+        <w:t xml:space="preserve">600 </w:t>
+      </w:r>
+      <w:r>
+        <w:rPr>
+          <w:rFonts w:ascii="Balsamiq Sans" w:hAnsi="Balsamiq Sans"/>
+          <w:b/>
+          <w:bCs/>
+          <w:lang w:val="en-US"/>
+        </w:rPr>
+        <w:t>SM</w:t>
+      </w:r>
+    </w:p>
+    <w:p>
+      <w:pPr>
+        <w:rPr>
+          <w:rFonts w:ascii="Balsamiq Sans" w:hAnsi="Balsamiq Sans"/>
+          <w:b/>
+          <w:bCs/>
+          <w:lang w:val="en-US"/>
+        </w:rPr>
+      </w:pPr>
+      <w:r>
+        <w:rPr>
+          <w:rFonts w:ascii="Balsamiq Sans" w:hAnsi="Balsamiq Sans"/>
+          <w:b/>
+          <w:bCs/>
+          <w:lang w:val="en-US"/>
+        </w:rPr>
+        <w:lastRenderedPageBreak/>
+        <w:t xml:space="preserve">10. </w:t>
+      </w:r>
+      <w:proofErr w:type="spellStart"/>
+      <w:r>
+        <w:rPr>
+          <w:rFonts w:ascii="Balsamiq Sans" w:hAnsi="Balsamiq Sans"/>
+          <w:b/>
+          <w:bCs/>
+          <w:lang w:val="en-US"/>
+        </w:rPr>
+        <w:t>Untuk</w:t>
+      </w:r>
+      <w:proofErr w:type="spellEnd"/>
+      <w:r>
+        <w:rPr>
+          <w:rFonts w:ascii="Balsamiq Sans" w:hAnsi="Balsamiq Sans"/>
+          <w:b/>
+          <w:bCs/>
+          <w:lang w:val="en-US"/>
+        </w:rPr>
+        <w:t xml:space="preserve"> </w:t>
+      </w:r>
+      <w:proofErr w:type="spellStart"/>
+      <w:r>
+        <w:rPr>
+          <w:rFonts w:ascii="Balsamiq Sans" w:hAnsi="Balsamiq Sans"/>
+          <w:b/>
+          <w:bCs/>
+          <w:lang w:val="en-US"/>
+        </w:rPr>
+        <w:t>Membuat</w:t>
+      </w:r>
+      <w:proofErr w:type="spellEnd"/>
+      <w:r>
+        <w:rPr>
+          <w:rFonts w:ascii="Balsamiq Sans" w:hAnsi="Balsamiq Sans"/>
+          <w:b/>
+          <w:bCs/>
+          <w:lang w:val="en-US"/>
+        </w:rPr>
+        <w:t xml:space="preserve"> </w:t>
+      </w:r>
+      <w:proofErr w:type="spellStart"/>
+      <w:r>
+        <w:rPr>
+          <w:rFonts w:ascii="Balsamiq Sans" w:hAnsi="Balsamiq Sans"/>
+          <w:b/>
+          <w:bCs/>
+          <w:lang w:val="en-US"/>
+        </w:rPr>
+        <w:t>Sebuah</w:t>
+      </w:r>
+      <w:proofErr w:type="spellEnd"/>
+      <w:r>
+        <w:rPr>
+          <w:rFonts w:ascii="Balsamiq Sans" w:hAnsi="Balsamiq Sans"/>
+          <w:b/>
+          <w:bCs/>
+          <w:lang w:val="en-US"/>
+        </w:rPr>
+        <w:t xml:space="preserve"> Desain </w:t>
+      </w:r>
+      <w:proofErr w:type="spellStart"/>
+      <w:r>
+        <w:rPr>
+          <w:rFonts w:ascii="Balsamiq Sans" w:hAnsi="Balsamiq Sans"/>
+          <w:b/>
+          <w:bCs/>
+          <w:lang w:val="en-US"/>
+        </w:rPr>
+        <w:t>Instalasi</w:t>
+      </w:r>
+      <w:proofErr w:type="spellEnd"/>
+      <w:r>
+        <w:rPr>
+          <w:rFonts w:ascii="Balsamiq Sans" w:hAnsi="Balsamiq Sans"/>
+          <w:b/>
+          <w:bCs/>
+          <w:lang w:val="en-US"/>
+        </w:rPr>
+        <w:t xml:space="preserve"> </w:t>
+      </w:r>
+      <w:proofErr w:type="spellStart"/>
+      <w:r>
+        <w:rPr>
+          <w:rFonts w:ascii="Balsamiq Sans" w:hAnsi="Balsamiq Sans"/>
+          <w:b/>
+          <w:bCs/>
+          <w:lang w:val="en-US"/>
+        </w:rPr>
+        <w:t>Lampu</w:t>
+      </w:r>
+      <w:proofErr w:type="spellEnd"/>
+      <w:r>
+        <w:rPr>
+          <w:rFonts w:ascii="Balsamiq Sans" w:hAnsi="Balsamiq Sans"/>
+          <w:b/>
+          <w:bCs/>
+          <w:lang w:val="en-US"/>
+        </w:rPr>
+        <w:t xml:space="preserve"> Listrik, </w:t>
+      </w:r>
+      <w:proofErr w:type="spellStart"/>
+      <w:r>
+        <w:rPr>
+          <w:rFonts w:ascii="Balsamiq Sans" w:hAnsi="Balsamiq Sans"/>
+          <w:b/>
+          <w:bCs/>
+          <w:lang w:val="en-US"/>
+        </w:rPr>
+        <w:t>Terlebih</w:t>
+      </w:r>
+      <w:proofErr w:type="spellEnd"/>
+      <w:r>
+        <w:rPr>
+          <w:rFonts w:ascii="Balsamiq Sans" w:hAnsi="Balsamiq Sans"/>
+          <w:b/>
+          <w:bCs/>
+          <w:lang w:val="en-US"/>
+        </w:rPr>
+        <w:t xml:space="preserve"> </w:t>
+      </w:r>
+      <w:proofErr w:type="spellStart"/>
+      <w:r>
+        <w:rPr>
+          <w:rFonts w:ascii="Balsamiq Sans" w:hAnsi="Balsamiq Sans"/>
+          <w:b/>
+          <w:bCs/>
+          <w:lang w:val="en-US"/>
+        </w:rPr>
+        <w:t>Dahulu</w:t>
+      </w:r>
+      <w:proofErr w:type="spellEnd"/>
+      <w:r>
+        <w:rPr>
+          <w:rFonts w:ascii="Balsamiq Sans" w:hAnsi="Balsamiq Sans"/>
+          <w:b/>
+          <w:bCs/>
+          <w:lang w:val="en-US"/>
+        </w:rPr>
+        <w:t xml:space="preserve"> Kita </w:t>
+      </w:r>
+      <w:proofErr w:type="spellStart"/>
+      <w:r>
+        <w:rPr>
+          <w:rFonts w:ascii="Balsamiq Sans" w:hAnsi="Balsamiq Sans"/>
+          <w:b/>
+          <w:bCs/>
+          <w:lang w:val="en-US"/>
+        </w:rPr>
+        <w:t>Mempelajari</w:t>
+      </w:r>
+      <w:proofErr w:type="spellEnd"/>
+      <w:r>
+        <w:rPr>
+          <w:rFonts w:ascii="Balsamiq Sans" w:hAnsi="Balsamiq Sans"/>
+          <w:b/>
+          <w:bCs/>
+          <w:lang w:val="en-US"/>
+        </w:rPr>
+        <w:t xml:space="preserve"> </w:t>
+      </w:r>
+    </w:p>
+    <w:p>
+      <w:pPr>
+        <w:ind w:left="283"/>
+        <w:rPr>
+          <w:rFonts w:ascii="Balsamiq Sans" w:hAnsi="Balsamiq Sans"/>
+          <w:lang w:val="en-ID"/>
+        </w:rPr>
+      </w:pPr>
+      <w:proofErr w:type="spellStart"/>
+      <w:r>
+        <w:rPr>
+          <w:rFonts w:ascii="Balsamiq Sans" w:hAnsi="Balsamiq Sans"/>
+          <w:lang w:val="en-ID"/>
+        </w:rPr>
+        <w:t>Komponen</w:t>
+      </w:r>
+      <w:proofErr w:type="spellEnd"/>
+      <w:r>
+        <w:rPr>
+          <w:rFonts w:ascii="Balsamiq Sans" w:hAnsi="Balsamiq Sans"/>
+          <w:lang w:val="en-ID"/>
+        </w:rPr>
+        <w:t xml:space="preserve"> </w:t>
+      </w:r>
+      <w:r>
+        <w:rPr>
+          <w:rFonts w:ascii="Balsamiq Sans" w:hAnsi="Balsamiq Sans"/>
+          <w:lang w:val="en-ID"/>
+        </w:rPr>
+        <w:t xml:space="preserve">Dan Tata </w:t>
+      </w:r>
+      <w:proofErr w:type="spellStart"/>
+      <w:r>
+        <w:rPr>
+          <w:rFonts w:ascii="Balsamiq Sans" w:hAnsi="Balsamiq Sans"/>
+          <w:lang w:val="en-ID"/>
+        </w:rPr>
+        <w:t>Letak</w:t>
+      </w:r>
+      <w:proofErr w:type="spellEnd"/>
+      <w:r>
+        <w:rPr>
+          <w:rFonts w:ascii="Balsamiq Sans" w:hAnsi="Balsamiq Sans"/>
+          <w:lang w:val="en-ID"/>
+        </w:rPr>
+        <w:t xml:space="preserve"> </w:t>
+      </w:r>
+      <w:proofErr w:type="spellStart"/>
+      <w:r>
+        <w:rPr>
+          <w:rFonts w:ascii="Balsamiq Sans" w:hAnsi="Balsamiq Sans"/>
+          <w:lang w:val="en-ID"/>
+        </w:rPr>
+        <w:t>Instalasi</w:t>
+      </w:r>
+      <w:proofErr w:type="spellEnd"/>
+      <w:r>
+        <w:rPr>
+          <w:rFonts w:ascii="Balsamiq Sans" w:hAnsi="Balsamiq Sans"/>
+          <w:lang w:val="en-ID"/>
+        </w:rPr>
+        <w:t xml:space="preserve"> </w:t>
+      </w:r>
+      <w:r>
+        <w:rPr>
+          <w:rFonts w:ascii="Balsamiq Sans" w:hAnsi="Balsamiq Sans"/>
+          <w:lang w:val="en-ID"/>
+        </w:rPr>
+        <w:t>Listrik</w:t>
+      </w:r>
+      <w:r>
+        <w:rPr>
+          <w:rFonts w:ascii="Balsamiq Sans" w:hAnsi="Balsamiq Sans"/>
+          <w:lang w:val="en-ID"/>
+        </w:rPr>
+        <w:t xml:space="preserve">, Gambar </w:t>
+      </w:r>
+      <w:proofErr w:type="spellStart"/>
+      <w:r>
+        <w:rPr>
+          <w:rFonts w:ascii="Balsamiq Sans" w:hAnsi="Balsamiq Sans"/>
+          <w:lang w:val="en-ID"/>
+        </w:rPr>
+        <w:t>Instalasi</w:t>
+      </w:r>
+      <w:proofErr w:type="spellEnd"/>
+      <w:r>
+        <w:rPr>
+          <w:rFonts w:ascii="Balsamiq Sans" w:hAnsi="Balsamiq Sans"/>
+          <w:lang w:val="en-ID"/>
+        </w:rPr>
+        <w:t xml:space="preserve"> Listrik Dan </w:t>
+      </w:r>
+      <w:proofErr w:type="spellStart"/>
+      <w:r>
+        <w:rPr>
+          <w:rFonts w:ascii="Balsamiq Sans" w:hAnsi="Balsamiq Sans"/>
+          <w:lang w:val="en-ID"/>
+        </w:rPr>
+        <w:t>Simbol-Simbol</w:t>
+      </w:r>
+      <w:proofErr w:type="spellEnd"/>
+      <w:r>
+        <w:rPr>
+          <w:rFonts w:ascii="Balsamiq Sans" w:hAnsi="Balsamiq Sans"/>
+          <w:lang w:val="en-ID"/>
+        </w:rPr>
+        <w:t xml:space="preserve"> Listrik.</w:t>
       </w:r>
     </w:p>
     <w:p>
@@ -2913,655 +3877,10 @@
           <w:lang w:val="en-US"/>
         </w:rPr>
       </w:pPr>
-      <w:r>
-        <w:rPr>
-          <w:rFonts w:ascii="Balsamiq Sans" w:hAnsi="Balsamiq Sans"/>
-          <w:b/>
-          <w:bCs/>
-          <w:lang w:val="en-US"/>
-        </w:rPr>
-        <w:t xml:space="preserve">7. </w:t>
-      </w:r>
-      <w:proofErr w:type="spellStart"/>
-      <w:r>
-        <w:rPr>
-          <w:rFonts w:ascii="Balsamiq Sans" w:hAnsi="Balsamiq Sans"/>
-          <w:b/>
-          <w:bCs/>
-          <w:lang w:val="en-US"/>
-        </w:rPr>
-        <w:t>Gambarkan</w:t>
-      </w:r>
-      <w:proofErr w:type="spellEnd"/>
-      <w:r>
-        <w:rPr>
-          <w:rFonts w:ascii="Balsamiq Sans" w:hAnsi="Balsamiq Sans"/>
-          <w:b/>
-          <w:bCs/>
-          <w:lang w:val="en-US"/>
-        </w:rPr>
-        <w:t xml:space="preserve"> lima </w:t>
-      </w:r>
-      <w:proofErr w:type="spellStart"/>
-      <w:r>
-        <w:rPr>
-          <w:rFonts w:ascii="Balsamiq Sans" w:hAnsi="Balsamiq Sans"/>
-          <w:b/>
-          <w:bCs/>
-          <w:lang w:val="en-US"/>
-        </w:rPr>
-        <w:t>simbol</w:t>
-      </w:r>
-      <w:proofErr w:type="spellEnd"/>
-      <w:r>
-        <w:rPr>
-          <w:rFonts w:ascii="Balsamiq Sans" w:hAnsi="Balsamiq Sans"/>
-          <w:b/>
-          <w:bCs/>
-          <w:lang w:val="en-US"/>
-        </w:rPr>
-        <w:t xml:space="preserve"> </w:t>
-      </w:r>
-      <w:proofErr w:type="spellStart"/>
-      <w:r>
-        <w:rPr>
-          <w:rFonts w:ascii="Balsamiq Sans" w:hAnsi="Balsamiq Sans"/>
-          <w:b/>
-          <w:bCs/>
-          <w:lang w:val="en-US"/>
-        </w:rPr>
-        <w:t>komponen</w:t>
-      </w:r>
-      <w:proofErr w:type="spellEnd"/>
-      <w:r>
-        <w:rPr>
-          <w:rFonts w:ascii="Balsamiq Sans" w:hAnsi="Balsamiq Sans"/>
-          <w:b/>
-          <w:bCs/>
-          <w:lang w:val="en-US"/>
-        </w:rPr>
-        <w:t xml:space="preserve"> </w:t>
-      </w:r>
-      <w:proofErr w:type="spellStart"/>
-      <w:r>
-        <w:rPr>
-          <w:rFonts w:ascii="Balsamiq Sans" w:hAnsi="Balsamiq Sans"/>
-          <w:b/>
-          <w:bCs/>
-          <w:lang w:val="en-US"/>
-        </w:rPr>
-        <w:t>listrik</w:t>
-      </w:r>
-      <w:proofErr w:type="spellEnd"/>
-      <w:r>
-        <w:rPr>
-          <w:rFonts w:ascii="Balsamiq Sans" w:hAnsi="Balsamiq Sans"/>
-          <w:b/>
-          <w:bCs/>
-          <w:lang w:val="en-US"/>
-        </w:rPr>
-        <w:t>!</w:t>
-      </w:r>
-    </w:p>
-    <w:p>
-      <w:pPr>
-        <w:rPr>
-          <w:rFonts w:ascii="Balsamiq Sans" w:hAnsi="Balsamiq Sans"/>
-          <w:b/>
-          <w:bCs/>
-          <w:lang w:val="en-US"/>
-        </w:rPr>
-      </w:pPr>
-    </w:p>
-    <w:p>
-      <w:pPr>
-        <w:rPr>
-          <w:rFonts w:ascii="Balsamiq Sans" w:hAnsi="Balsamiq Sans"/>
-          <w:b/>
-          <w:bCs/>
-          <w:lang w:val="en-US"/>
-        </w:rPr>
-      </w:pPr>
-      <w:r>
-        <w:rPr>
-          <w:rFonts w:ascii="Balsamiq Sans" w:hAnsi="Balsamiq Sans"/>
-          <w:b/>
-          <w:bCs/>
-          <w:lang w:val="en-US"/>
-        </w:rPr>
-        <w:t xml:space="preserve">8. </w:t>
-      </w:r>
-      <w:proofErr w:type="spellStart"/>
-      <w:r>
-        <w:rPr>
-          <w:rFonts w:ascii="Balsamiq Sans" w:hAnsi="Balsamiq Sans"/>
-          <w:b/>
-          <w:bCs/>
-          <w:lang w:val="en-US"/>
-        </w:rPr>
-        <w:t>Pembuatan</w:t>
-      </w:r>
-      <w:proofErr w:type="spellEnd"/>
-      <w:r>
-        <w:rPr>
-          <w:rFonts w:ascii="Balsamiq Sans" w:hAnsi="Balsamiq Sans"/>
-          <w:b/>
-          <w:bCs/>
-          <w:lang w:val="en-US"/>
-        </w:rPr>
-        <w:t xml:space="preserve"> </w:t>
-      </w:r>
-      <w:proofErr w:type="spellStart"/>
-      <w:r>
-        <w:rPr>
-          <w:rFonts w:ascii="Balsamiq Sans" w:hAnsi="Balsamiq Sans"/>
-          <w:b/>
-          <w:bCs/>
-          <w:lang w:val="en-US"/>
-        </w:rPr>
-        <w:t>instalasi</w:t>
-      </w:r>
-      <w:proofErr w:type="spellEnd"/>
-      <w:r>
-        <w:rPr>
-          <w:rFonts w:ascii="Balsamiq Sans" w:hAnsi="Balsamiq Sans"/>
-          <w:b/>
-          <w:bCs/>
-          <w:lang w:val="en-US"/>
-        </w:rPr>
-        <w:t xml:space="preserve"> </w:t>
-      </w:r>
-      <w:proofErr w:type="spellStart"/>
-      <w:r>
-        <w:rPr>
-          <w:rFonts w:ascii="Balsamiq Sans" w:hAnsi="Balsamiq Sans"/>
-          <w:b/>
-          <w:bCs/>
-          <w:lang w:val="en-US"/>
-        </w:rPr>
-        <w:t>lampu</w:t>
-      </w:r>
-      <w:proofErr w:type="spellEnd"/>
-      <w:r>
-        <w:rPr>
-          <w:rFonts w:ascii="Balsamiq Sans" w:hAnsi="Balsamiq Sans"/>
-          <w:b/>
-          <w:bCs/>
-          <w:lang w:val="en-US"/>
-        </w:rPr>
-        <w:t xml:space="preserve"> </w:t>
-      </w:r>
-      <w:proofErr w:type="spellStart"/>
-      <w:r>
-        <w:rPr>
-          <w:rFonts w:ascii="Balsamiq Sans" w:hAnsi="Balsamiq Sans"/>
-          <w:b/>
-          <w:bCs/>
-          <w:lang w:val="en-US"/>
-        </w:rPr>
-        <w:t>listrik</w:t>
-      </w:r>
-      <w:proofErr w:type="spellEnd"/>
-      <w:r>
-        <w:rPr>
-          <w:rFonts w:ascii="Balsamiq Sans" w:hAnsi="Balsamiq Sans"/>
-          <w:b/>
-          <w:bCs/>
-          <w:lang w:val="en-US"/>
-        </w:rPr>
-        <w:t xml:space="preserve"> </w:t>
-      </w:r>
-      <w:proofErr w:type="spellStart"/>
-      <w:r>
-        <w:rPr>
-          <w:rFonts w:ascii="Balsamiq Sans" w:hAnsi="Balsamiq Sans"/>
-          <w:b/>
-          <w:bCs/>
-          <w:lang w:val="en-US"/>
-        </w:rPr>
-        <w:t>memiliki</w:t>
-      </w:r>
-      <w:proofErr w:type="spellEnd"/>
-      <w:r>
-        <w:rPr>
-          <w:rFonts w:ascii="Balsamiq Sans" w:hAnsi="Balsamiq Sans"/>
-          <w:b/>
-          <w:bCs/>
-          <w:lang w:val="en-US"/>
-        </w:rPr>
-        <w:t xml:space="preserve"> </w:t>
-      </w:r>
-      <w:proofErr w:type="spellStart"/>
-      <w:r>
-        <w:rPr>
-          <w:rFonts w:ascii="Balsamiq Sans" w:hAnsi="Balsamiq Sans"/>
-          <w:b/>
-          <w:bCs/>
-          <w:lang w:val="en-US"/>
-        </w:rPr>
-        <w:t>beberapa</w:t>
-      </w:r>
-      <w:proofErr w:type="spellEnd"/>
-      <w:r>
-        <w:rPr>
-          <w:rFonts w:ascii="Balsamiq Sans" w:hAnsi="Balsamiq Sans"/>
-          <w:b/>
-          <w:bCs/>
-          <w:lang w:val="en-US"/>
-        </w:rPr>
-        <w:t xml:space="preserve"> </w:t>
-      </w:r>
-      <w:proofErr w:type="spellStart"/>
-      <w:r>
-        <w:rPr>
-          <w:rFonts w:ascii="Balsamiq Sans" w:hAnsi="Balsamiq Sans"/>
-          <w:b/>
-          <w:bCs/>
-          <w:lang w:val="en-US"/>
-        </w:rPr>
-        <w:t>tahap</w:t>
-      </w:r>
-      <w:proofErr w:type="spellEnd"/>
-      <w:r>
-        <w:rPr>
-          <w:rFonts w:ascii="Balsamiq Sans" w:hAnsi="Balsamiq Sans"/>
-          <w:b/>
-          <w:bCs/>
-          <w:lang w:val="en-US"/>
-        </w:rPr>
-        <w:t xml:space="preserve">. </w:t>
-      </w:r>
-      <w:proofErr w:type="spellStart"/>
-      <w:r>
-        <w:rPr>
-          <w:rFonts w:ascii="Balsamiq Sans" w:hAnsi="Balsamiq Sans"/>
-          <w:b/>
-          <w:bCs/>
-          <w:lang w:val="en-US"/>
-        </w:rPr>
-        <w:t>Tuliskan</w:t>
-      </w:r>
-      <w:proofErr w:type="spellEnd"/>
-      <w:r>
-        <w:rPr>
-          <w:rFonts w:ascii="Balsamiq Sans" w:hAnsi="Balsamiq Sans"/>
-          <w:b/>
-          <w:bCs/>
-          <w:lang w:val="en-US"/>
-        </w:rPr>
-        <w:t xml:space="preserve"> </w:t>
-      </w:r>
-      <w:proofErr w:type="spellStart"/>
-      <w:r>
-        <w:rPr>
-          <w:rFonts w:ascii="Balsamiq Sans" w:hAnsi="Balsamiq Sans"/>
-          <w:b/>
-          <w:bCs/>
-          <w:lang w:val="en-US"/>
-        </w:rPr>
-        <w:t>tiga</w:t>
-      </w:r>
-      <w:proofErr w:type="spellEnd"/>
-      <w:r>
-        <w:rPr>
-          <w:rFonts w:ascii="Balsamiq Sans" w:hAnsi="Balsamiq Sans"/>
-          <w:b/>
-          <w:bCs/>
-          <w:lang w:val="en-US"/>
-        </w:rPr>
-        <w:t>!</w:t>
-      </w:r>
-    </w:p>
-    <w:p>
-      <w:pPr>
-        <w:rPr>
-          <w:rFonts w:ascii="Balsamiq Sans" w:hAnsi="Balsamiq Sans"/>
-          <w:b/>
-          <w:bCs/>
-          <w:lang w:val="en-US"/>
-        </w:rPr>
-      </w:pPr>
-    </w:p>
-    <w:p>
-      <w:pPr>
-        <w:rPr>
-          <w:rFonts w:ascii="Balsamiq Sans" w:hAnsi="Balsamiq Sans"/>
-          <w:b/>
-          <w:bCs/>
-          <w:lang w:val="en-US"/>
-        </w:rPr>
-      </w:pPr>
-      <w:r>
-        <w:rPr>
-          <w:rFonts w:ascii="Balsamiq Sans" w:hAnsi="Balsamiq Sans"/>
-          <w:b/>
-          <w:bCs/>
-          <w:lang w:val="en-US"/>
-        </w:rPr>
-        <w:t xml:space="preserve">9. Listrik </w:t>
-      </w:r>
-      <w:proofErr w:type="spellStart"/>
-      <w:r>
-        <w:rPr>
-          <w:rFonts w:ascii="Balsamiq Sans" w:hAnsi="Balsamiq Sans"/>
-          <w:b/>
-          <w:bCs/>
-          <w:lang w:val="en-US"/>
-        </w:rPr>
-        <w:t>ditemukan</w:t>
-      </w:r>
-      <w:proofErr w:type="spellEnd"/>
-      <w:r>
-        <w:rPr>
-          <w:rFonts w:ascii="Balsamiq Sans" w:hAnsi="Balsamiq Sans"/>
-          <w:b/>
-          <w:bCs/>
-          <w:lang w:val="en-US"/>
-        </w:rPr>
-        <w:t xml:space="preserve"> </w:t>
-      </w:r>
-      <w:proofErr w:type="spellStart"/>
-      <w:r>
-        <w:rPr>
-          <w:rFonts w:ascii="Balsamiq Sans" w:hAnsi="Balsamiq Sans"/>
-          <w:b/>
-          <w:bCs/>
-          <w:lang w:val="en-US"/>
-        </w:rPr>
-        <w:t>tahun</w:t>
-      </w:r>
-      <w:proofErr w:type="spellEnd"/>
-      <w:r>
-        <w:rPr>
-          <w:rFonts w:ascii="Balsamiq Sans" w:hAnsi="Balsamiq Sans"/>
-          <w:b/>
-          <w:bCs/>
-          <w:lang w:val="en-US"/>
-        </w:rPr>
-        <w:t xml:space="preserve"> .... SM</w:t>
-      </w:r>
-    </w:p>
-    <w:p>
-      <w:pPr>
-        <w:rPr>
-          <w:rFonts w:ascii="Balsamiq Sans" w:hAnsi="Balsamiq Sans"/>
-          <w:b/>
-          <w:bCs/>
-          <w:lang w:val="en-US"/>
-        </w:rPr>
-      </w:pPr>
-    </w:p>
-    <w:p>
-      <w:pPr>
-        <w:rPr>
-          <w:rFonts w:ascii="Balsamiq Sans" w:hAnsi="Balsamiq Sans"/>
-          <w:b/>
-          <w:bCs/>
-          <w:lang w:val="en-US"/>
-        </w:rPr>
-      </w:pPr>
-      <w:r>
-        <w:rPr>
-          <w:rFonts w:ascii="Balsamiq Sans" w:hAnsi="Balsamiq Sans"/>
-          <w:b/>
-          <w:bCs/>
-          <w:lang w:val="en-US"/>
-        </w:rPr>
-        <w:t xml:space="preserve">10. </w:t>
-      </w:r>
-      <w:proofErr w:type="spellStart"/>
-      <w:r>
-        <w:rPr>
-          <w:rFonts w:ascii="Balsamiq Sans" w:hAnsi="Balsamiq Sans"/>
-          <w:b/>
-          <w:bCs/>
-          <w:lang w:val="en-US"/>
-        </w:rPr>
-        <w:t>Untuk</w:t>
-      </w:r>
-      <w:proofErr w:type="spellEnd"/>
-      <w:r>
-        <w:rPr>
-          <w:rFonts w:ascii="Balsamiq Sans" w:hAnsi="Balsamiq Sans"/>
-          <w:b/>
-          <w:bCs/>
-          <w:lang w:val="en-US"/>
-        </w:rPr>
-        <w:t xml:space="preserve"> </w:t>
-      </w:r>
-      <w:proofErr w:type="spellStart"/>
-      <w:r>
-        <w:rPr>
-          <w:rFonts w:ascii="Balsamiq Sans" w:hAnsi="Balsamiq Sans"/>
-          <w:b/>
-          <w:bCs/>
-          <w:lang w:val="en-US"/>
-        </w:rPr>
-        <w:t>membuat</w:t>
-      </w:r>
-      <w:proofErr w:type="spellEnd"/>
-      <w:r>
-        <w:rPr>
-          <w:rFonts w:ascii="Balsamiq Sans" w:hAnsi="Balsamiq Sans"/>
-          <w:b/>
-          <w:bCs/>
-          <w:lang w:val="en-US"/>
-        </w:rPr>
-        <w:t xml:space="preserve"> </w:t>
-      </w:r>
-      <w:proofErr w:type="spellStart"/>
-      <w:r>
-        <w:rPr>
-          <w:rFonts w:ascii="Balsamiq Sans" w:hAnsi="Balsamiq Sans"/>
-          <w:b/>
-          <w:bCs/>
-          <w:lang w:val="en-US"/>
-        </w:rPr>
-        <w:t>sebuah</w:t>
-      </w:r>
-      <w:proofErr w:type="spellEnd"/>
-      <w:r>
-        <w:rPr>
-          <w:rFonts w:ascii="Balsamiq Sans" w:hAnsi="Balsamiq Sans"/>
-          <w:b/>
-          <w:bCs/>
-          <w:lang w:val="en-US"/>
-        </w:rPr>
-        <w:t xml:space="preserve"> </w:t>
-      </w:r>
-      <w:proofErr w:type="spellStart"/>
-      <w:r>
-        <w:rPr>
-          <w:rFonts w:ascii="Balsamiq Sans" w:hAnsi="Balsamiq Sans"/>
-          <w:b/>
-          <w:bCs/>
-          <w:lang w:val="en-US"/>
-        </w:rPr>
-        <w:t>desain</w:t>
-      </w:r>
-      <w:proofErr w:type="spellEnd"/>
-      <w:r>
-        <w:rPr>
-          <w:rFonts w:ascii="Balsamiq Sans" w:hAnsi="Balsamiq Sans"/>
-          <w:b/>
-          <w:bCs/>
-          <w:lang w:val="en-US"/>
-        </w:rPr>
-        <w:t xml:space="preserve"> </w:t>
-      </w:r>
-      <w:proofErr w:type="spellStart"/>
-      <w:r>
-        <w:rPr>
-          <w:rFonts w:ascii="Balsamiq Sans" w:hAnsi="Balsamiq Sans"/>
-          <w:b/>
-          <w:bCs/>
-          <w:lang w:val="en-US"/>
-        </w:rPr>
-        <w:t>instalasi</w:t>
-      </w:r>
-      <w:proofErr w:type="spellEnd"/>
-      <w:r>
-        <w:rPr>
-          <w:rFonts w:ascii="Balsamiq Sans" w:hAnsi="Balsamiq Sans"/>
-          <w:b/>
-          <w:bCs/>
-          <w:lang w:val="en-US"/>
-        </w:rPr>
-        <w:t xml:space="preserve"> </w:t>
-      </w:r>
-      <w:proofErr w:type="spellStart"/>
-      <w:r>
-        <w:rPr>
-          <w:rFonts w:ascii="Balsamiq Sans" w:hAnsi="Balsamiq Sans"/>
-          <w:b/>
-          <w:bCs/>
-          <w:lang w:val="en-US"/>
-        </w:rPr>
-        <w:t>lampu</w:t>
-      </w:r>
-      <w:proofErr w:type="spellEnd"/>
-      <w:r>
-        <w:rPr>
-          <w:rFonts w:ascii="Balsamiq Sans" w:hAnsi="Balsamiq Sans"/>
-          <w:b/>
-          <w:bCs/>
-          <w:lang w:val="en-US"/>
-        </w:rPr>
-        <w:t xml:space="preserve"> </w:t>
-      </w:r>
-      <w:proofErr w:type="spellStart"/>
-      <w:r>
-        <w:rPr>
-          <w:rFonts w:ascii="Balsamiq Sans" w:hAnsi="Balsamiq Sans"/>
-          <w:b/>
-          <w:bCs/>
-          <w:lang w:val="en-US"/>
-        </w:rPr>
-        <w:t>listrik</w:t>
-      </w:r>
-      <w:proofErr w:type="spellEnd"/>
-      <w:r>
-        <w:rPr>
-          <w:rFonts w:ascii="Balsamiq Sans" w:hAnsi="Balsamiq Sans"/>
-          <w:b/>
-          <w:bCs/>
-          <w:lang w:val="en-US"/>
-        </w:rPr>
-        <w:t xml:space="preserve">, </w:t>
-      </w:r>
-      <w:proofErr w:type="spellStart"/>
-      <w:r>
-        <w:rPr>
-          <w:rFonts w:ascii="Balsamiq Sans" w:hAnsi="Balsamiq Sans"/>
-          <w:b/>
-          <w:bCs/>
-          <w:lang w:val="en-US"/>
-        </w:rPr>
-        <w:t>terlebih</w:t>
-      </w:r>
-      <w:proofErr w:type="spellEnd"/>
-      <w:r>
-        <w:rPr>
-          <w:rFonts w:ascii="Balsamiq Sans" w:hAnsi="Balsamiq Sans"/>
-          <w:b/>
-          <w:bCs/>
-          <w:lang w:val="en-US"/>
-        </w:rPr>
-        <w:t xml:space="preserve"> </w:t>
-      </w:r>
-      <w:proofErr w:type="spellStart"/>
-      <w:r>
-        <w:rPr>
-          <w:rFonts w:ascii="Balsamiq Sans" w:hAnsi="Balsamiq Sans"/>
-          <w:b/>
-          <w:bCs/>
-          <w:lang w:val="en-US"/>
-        </w:rPr>
-        <w:t>dahulu</w:t>
-      </w:r>
-      <w:proofErr w:type="spellEnd"/>
-      <w:r>
-        <w:rPr>
-          <w:rFonts w:ascii="Balsamiq Sans" w:hAnsi="Balsamiq Sans"/>
-          <w:b/>
-          <w:bCs/>
-          <w:lang w:val="en-US"/>
-        </w:rPr>
-        <w:t xml:space="preserve"> </w:t>
-      </w:r>
-      <w:proofErr w:type="spellStart"/>
-      <w:r>
-        <w:rPr>
-          <w:rFonts w:ascii="Balsamiq Sans" w:hAnsi="Balsamiq Sans"/>
-          <w:b/>
-          <w:bCs/>
-          <w:lang w:val="en-US"/>
-        </w:rPr>
-        <w:t>kita</w:t>
-      </w:r>
-      <w:proofErr w:type="spellEnd"/>
-      <w:r>
-        <w:rPr>
-          <w:rFonts w:ascii="Balsamiq Sans" w:hAnsi="Balsamiq Sans"/>
-          <w:b/>
-          <w:bCs/>
-          <w:lang w:val="en-US"/>
-        </w:rPr>
-        <w:t xml:space="preserve"> </w:t>
-      </w:r>
-      <w:proofErr w:type="spellStart"/>
-      <w:r>
-        <w:rPr>
-          <w:rFonts w:ascii="Balsamiq Sans" w:hAnsi="Balsamiq Sans"/>
-          <w:b/>
-          <w:bCs/>
-          <w:lang w:val="en-US"/>
-        </w:rPr>
-        <w:t>mempelajari</w:t>
-      </w:r>
-      <w:proofErr w:type="spellEnd"/>
-      <w:r>
-        <w:rPr>
-          <w:rFonts w:ascii="Balsamiq Sans" w:hAnsi="Balsamiq Sans"/>
-          <w:b/>
-          <w:bCs/>
-          <w:lang w:val="en-US"/>
-        </w:rPr>
-        <w:t xml:space="preserve"> ....</w:t>
-      </w:r>
-    </w:p>
-    <w:p>
-      <w:pPr>
-        <w:rPr>
-          <w:rFonts w:ascii="Balsamiq Sans" w:hAnsi="Balsamiq Sans"/>
-          <w:b/>
-          <w:bCs/>
-          <w:lang w:val="en-US"/>
-        </w:rPr>
-      </w:pPr>
-    </w:p>
-    <w:p>
-      <w:pPr>
-        <w:rPr>
-          <w:rFonts w:ascii="Balsamiq Sans" w:hAnsi="Balsamiq Sans"/>
-          <w:b/>
-          <w:bCs/>
-          <w:lang w:val="en-US"/>
-        </w:rPr>
-      </w:pPr>
-      <w:r>
-        <w:rPr>
-          <w:rFonts w:ascii="Balsamiq Sans" w:hAnsi="Balsamiq Sans"/>
-          <w:b/>
-          <w:bCs/>
-          <w:lang w:val="en-US"/>
-        </w:rPr>
-        <w:t>---</w:t>
-      </w:r>
     </w:p>
     <w:sectPr>
-      <w:headerReference w:type="default" r:id="rId8"/>
-      <w:footerReference w:type="default" r:id="rId9"/>
+      <w:headerReference w:type="default" r:id="rId9"/>
+      <w:footerReference w:type="default" r:id="rId10"/>
       <w:pgSz w:w="11906" w:h="16838"/>
       <w:pgMar w:top="1440" w:right="1440" w:bottom="1440" w:left="1440" w:header="708" w:footer="708" w:gutter="0"/>
       <w:cols w:space="708"/>
@@ -4373,6 +4692,7 @@
   <w:style w:type="paragraph" w:default="1" w:styleId="Normal">
     <w:name w:val="Normal"/>
     <w:qFormat/>
+    <w:rsid w:val="002C033D"/>
     <w:rPr>
       <w:lang w:val="id-ID"/>
     </w:rPr>

--- a/jasonpieterkwork/SBK/SEMESTER 1/LATIHAN SOAL SBK BAB 1 - 2.docx
+++ b/jasonpieterkwork/SBK/SEMESTER 1/LATIHAN SOAL SBK BAB 1 - 2.docx
@@ -1064,7 +1064,7 @@
           <w:rFonts w:ascii="Balsamiq Sans" w:hAnsi="Balsamiq Sans"/>
           <w:lang w:val="en-ID"/>
         </w:rPr>
-        <w:t>Pembangkit</w:t>
+        <w:t>Pembangki</w:t>
       </w:r>
       <w:proofErr w:type="spellEnd"/>
       <w:r>
@@ -1072,7 +1072,7 @@
           <w:rFonts w:ascii="Balsamiq Sans" w:hAnsi="Balsamiq Sans"/>
           <w:lang w:val="en-ID"/>
         </w:rPr>
-        <w:t xml:space="preserve"> Listrik Tenaga </w:t>
+        <w:t>t Listrik Tenaga</w:t>
       </w:r>
       <w:proofErr w:type="spellStart"/>
       <w:r>
@@ -1080,7 +1080,7 @@
           <w:rFonts w:ascii="Balsamiq Sans" w:hAnsi="Balsamiq Sans"/>
           <w:lang w:val="en-ID"/>
         </w:rPr>
-        <w:t>Sampah</w:t>
+        <w:t xml:space="preserve"> Sampa</w:t>
       </w:r>
       <w:proofErr w:type="spellEnd"/>
       <w:r>
@@ -1088,7 +1088,7 @@
           <w:rFonts w:ascii="Balsamiq Sans" w:hAnsi="Balsamiq Sans"/>
           <w:lang w:val="en-ID"/>
         </w:rPr>
-        <w:t xml:space="preserve"> </w:t>
+        <w:t>h</w:t>
       </w:r>
     </w:p>
     <w:p>
@@ -1228,76 +1228,76 @@
           <w:bCs/>
           <w:lang w:val="en-US"/>
         </w:rPr>
-        <w:t xml:space="preserve">4. </w:t>
-      </w:r>
-      <w:proofErr w:type="spellStart"/>
-      <w:r>
-        <w:rPr>
-          <w:rFonts w:ascii="Balsamiq Sans" w:hAnsi="Balsamiq Sans"/>
-          <w:b/>
-          <w:bCs/>
-          <w:lang w:val="en-US"/>
-        </w:rPr>
-        <w:t>Jelaskan</w:t>
-      </w:r>
-      <w:proofErr w:type="spellEnd"/>
-      <w:r>
-        <w:rPr>
-          <w:rFonts w:ascii="Balsamiq Sans" w:hAnsi="Balsamiq Sans"/>
-          <w:b/>
-          <w:bCs/>
-          <w:lang w:val="en-US"/>
-        </w:rPr>
-        <w:t xml:space="preserve"> </w:t>
-      </w:r>
-      <w:r>
-        <w:rPr>
-          <w:rFonts w:ascii="Balsamiq Sans" w:hAnsi="Balsamiq Sans"/>
-          <w:b/>
-          <w:bCs/>
-          <w:lang w:val="en-US"/>
-        </w:rPr>
-        <w:t xml:space="preserve">Yang Kamu </w:t>
-      </w:r>
-      <w:proofErr w:type="spellStart"/>
-      <w:r>
-        <w:rPr>
-          <w:rFonts w:ascii="Balsamiq Sans" w:hAnsi="Balsamiq Sans"/>
-          <w:b/>
-          <w:bCs/>
-          <w:lang w:val="en-US"/>
-        </w:rPr>
-        <w:t>Pahami</w:t>
-      </w:r>
-      <w:proofErr w:type="spellEnd"/>
-      <w:r>
-        <w:rPr>
-          <w:rFonts w:ascii="Balsamiq Sans" w:hAnsi="Balsamiq Sans"/>
-          <w:b/>
-          <w:bCs/>
-          <w:lang w:val="en-US"/>
-        </w:rPr>
-        <w:t xml:space="preserve"> </w:t>
-      </w:r>
-      <w:proofErr w:type="spellStart"/>
-      <w:r>
-        <w:rPr>
-          <w:rFonts w:ascii="Balsamiq Sans" w:hAnsi="Balsamiq Sans"/>
-          <w:b/>
-          <w:bCs/>
-          <w:lang w:val="en-US"/>
-        </w:rPr>
-        <w:t>Tentang</w:t>
-      </w:r>
-      <w:proofErr w:type="spellEnd"/>
-      <w:r>
-        <w:rPr>
-          <w:rFonts w:ascii="Balsamiq Sans" w:hAnsi="Balsamiq Sans"/>
-          <w:b/>
-          <w:bCs/>
-          <w:lang w:val="en-US"/>
-        </w:rPr>
-        <w:t xml:space="preserve">: </w:t>
+        <w:t>4.</w:t>
+      </w:r>
+      <w:proofErr w:type="spellStart"/>
+      <w:r>
+        <w:rPr>
+          <w:rFonts w:ascii="Balsamiq Sans" w:hAnsi="Balsamiq Sans"/>
+          <w:b/>
+          <w:bCs/>
+          <w:lang w:val="en-US"/>
+        </w:rPr>
+        <w:t xml:space="preserve"> Jelaska</w:t>
+      </w:r>
+      <w:proofErr w:type="spellEnd"/>
+      <w:r>
+        <w:rPr>
+          <w:rFonts w:ascii="Balsamiq Sans" w:hAnsi="Balsamiq Sans"/>
+          <w:b/>
+          <w:bCs/>
+          <w:lang w:val="en-US"/>
+        </w:rPr>
+        <w:t>n</w:t>
+      </w:r>
+      <w:r>
+        <w:rPr>
+          <w:rFonts w:ascii="Balsamiq Sans" w:hAnsi="Balsamiq Sans"/>
+          <w:b/>
+          <w:bCs/>
+          <w:lang w:val="en-US"/>
+        </w:rPr>
+        <w:t xml:space="preserve"> Yang Kamu</w:t>
+      </w:r>
+      <w:proofErr w:type="spellStart"/>
+      <w:r>
+        <w:rPr>
+          <w:rFonts w:ascii="Balsamiq Sans" w:hAnsi="Balsamiq Sans"/>
+          <w:b/>
+          <w:bCs/>
+          <w:lang w:val="en-US"/>
+        </w:rPr>
+        <w:t xml:space="preserve"> Paham</w:t>
+      </w:r>
+      <w:proofErr w:type="spellEnd"/>
+      <w:r>
+        <w:rPr>
+          <w:rFonts w:ascii="Balsamiq Sans" w:hAnsi="Balsamiq Sans"/>
+          <w:b/>
+          <w:bCs/>
+          <w:lang w:val="en-US"/>
+        </w:rPr>
+        <w:t>i</w:t>
+      </w:r>
+      <w:proofErr w:type="spellStart"/>
+      <w:r>
+        <w:rPr>
+          <w:rFonts w:ascii="Balsamiq Sans" w:hAnsi="Balsamiq Sans"/>
+          <w:b/>
+          <w:bCs/>
+          <w:lang w:val="en-US"/>
+        </w:rPr>
+        <w:t xml:space="preserve"> Tentan</w:t>
+      </w:r>
+      <w:proofErr w:type="spellEnd"/>
+      <w:r>
+        <w:rPr>
+          <w:rFonts w:ascii="Balsamiq Sans" w:hAnsi="Balsamiq Sans"/>
+          <w:b/>
+          <w:bCs/>
+          <w:lang w:val="en-US"/>
+        </w:rPr>
+        <w:t>g:</w:t>
       </w:r>
     </w:p>
     <w:p>
@@ -1398,7 +1398,7 @@
           <w:rFonts w:ascii="Balsamiq Sans" w:hAnsi="Balsamiq Sans"/>
           <w:lang w:val="en-US"/>
         </w:rPr>
-        <w:t>Dalma</w:t>
+        <w:t>Dalam</w:t>
       </w:r>
       <w:proofErr w:type="spellEnd"/>
       <w:r>
@@ -1741,226 +1741,225 @@
           <w:rFonts w:ascii="Balsamiq Sans" w:hAnsi="Balsamiq Sans"/>
           <w:lang w:val="en-US"/>
         </w:rPr>
-        <w:lastRenderedPageBreak/>
-        <w:t xml:space="preserve">Listrik </w:t>
-      </w:r>
-      <w:proofErr w:type="spellStart"/>
-      <w:r>
-        <w:rPr>
-          <w:rFonts w:ascii="Balsamiq Sans" w:hAnsi="Balsamiq Sans"/>
-          <w:lang w:val="en-US"/>
-        </w:rPr>
-        <w:t>Dinamis</w:t>
-      </w:r>
-      <w:proofErr w:type="spellEnd"/>
-      <w:r>
-        <w:rPr>
-          <w:rFonts w:ascii="Balsamiq Sans" w:hAnsi="Balsamiq Sans"/>
-          <w:lang w:val="en-US"/>
-        </w:rPr>
-        <w:t xml:space="preserve"> </w:t>
-      </w:r>
-      <w:proofErr w:type="spellStart"/>
-      <w:r>
-        <w:rPr>
-          <w:rFonts w:ascii="Balsamiq Sans" w:hAnsi="Balsamiq Sans"/>
-          <w:lang w:val="en-US"/>
-        </w:rPr>
-        <w:t>Adalah</w:t>
-      </w:r>
-      <w:proofErr w:type="spellEnd"/>
-      <w:r>
-        <w:rPr>
-          <w:rFonts w:ascii="Balsamiq Sans" w:hAnsi="Balsamiq Sans"/>
-          <w:lang w:val="en-US"/>
-        </w:rPr>
-        <w:t xml:space="preserve"> </w:t>
-      </w:r>
-      <w:proofErr w:type="spellStart"/>
-      <w:r>
-        <w:rPr>
-          <w:rFonts w:ascii="Balsamiq Sans" w:hAnsi="Balsamiq Sans"/>
-          <w:lang w:val="en-US"/>
-        </w:rPr>
-        <w:t>Muatan</w:t>
-      </w:r>
-      <w:proofErr w:type="spellEnd"/>
-      <w:r>
-        <w:rPr>
-          <w:rFonts w:ascii="Balsamiq Sans" w:hAnsi="Balsamiq Sans"/>
-          <w:lang w:val="en-US"/>
-        </w:rPr>
-        <w:t xml:space="preserve"> </w:t>
-      </w:r>
-      <w:r>
-        <w:rPr>
-          <w:rFonts w:ascii="Balsamiq Sans" w:hAnsi="Balsamiq Sans"/>
-          <w:lang w:val="en-US"/>
-        </w:rPr>
-        <w:t xml:space="preserve">Listrik </w:t>
-      </w:r>
-      <w:r>
-        <w:rPr>
-          <w:rFonts w:ascii="Balsamiq Sans" w:hAnsi="Balsamiq Sans"/>
-          <w:lang w:val="en-US"/>
-        </w:rPr>
-        <w:t xml:space="preserve">Yang Terus </w:t>
-      </w:r>
-      <w:proofErr w:type="spellStart"/>
-      <w:r>
-        <w:rPr>
-          <w:rFonts w:ascii="Balsamiq Sans" w:hAnsi="Balsamiq Sans"/>
-          <w:lang w:val="en-US"/>
-        </w:rPr>
-        <w:t>Bergerak</w:t>
-      </w:r>
-      <w:proofErr w:type="spellEnd"/>
-      <w:r>
-        <w:rPr>
-          <w:rFonts w:ascii="Balsamiq Sans" w:hAnsi="Balsamiq Sans"/>
-          <w:lang w:val="en-US"/>
-        </w:rPr>
-        <w:t xml:space="preserve">. </w:t>
-      </w:r>
-      <w:r>
-        <w:rPr>
-          <w:rFonts w:ascii="Balsamiq Sans" w:hAnsi="Balsamiq Sans"/>
-          <w:lang w:val="en-US"/>
-        </w:rPr>
-        <w:t xml:space="preserve">Listrik </w:t>
-      </w:r>
-      <w:proofErr w:type="spellStart"/>
-      <w:r>
-        <w:rPr>
-          <w:rFonts w:ascii="Balsamiq Sans" w:hAnsi="Balsamiq Sans"/>
-          <w:lang w:val="en-US"/>
-        </w:rPr>
-        <w:t>Dinamis</w:t>
-      </w:r>
-      <w:proofErr w:type="spellEnd"/>
-      <w:r>
-        <w:rPr>
-          <w:rFonts w:ascii="Balsamiq Sans" w:hAnsi="Balsamiq Sans"/>
-          <w:lang w:val="en-US"/>
-        </w:rPr>
-        <w:t xml:space="preserve"> </w:t>
-      </w:r>
-      <w:proofErr w:type="spellStart"/>
-      <w:r>
-        <w:rPr>
-          <w:rFonts w:ascii="Balsamiq Sans" w:hAnsi="Balsamiq Sans"/>
-          <w:lang w:val="en-US"/>
-        </w:rPr>
-        <w:t>Sering</w:t>
-      </w:r>
-      <w:proofErr w:type="spellEnd"/>
-      <w:r>
-        <w:rPr>
-          <w:rFonts w:ascii="Balsamiq Sans" w:hAnsi="Balsamiq Sans"/>
-          <w:lang w:val="en-US"/>
-        </w:rPr>
-        <w:t xml:space="preserve"> </w:t>
-      </w:r>
-      <w:proofErr w:type="spellStart"/>
-      <w:r>
-        <w:rPr>
-          <w:rFonts w:ascii="Balsamiq Sans" w:hAnsi="Balsamiq Sans"/>
-          <w:lang w:val="en-US"/>
-        </w:rPr>
-        <w:t>Disebut</w:t>
-      </w:r>
-      <w:proofErr w:type="spellEnd"/>
-      <w:r>
-        <w:rPr>
-          <w:rFonts w:ascii="Balsamiq Sans" w:hAnsi="Balsamiq Sans"/>
-          <w:lang w:val="en-US"/>
-        </w:rPr>
-        <w:t xml:space="preserve"> Juga </w:t>
-      </w:r>
-      <w:proofErr w:type="spellStart"/>
-      <w:r>
-        <w:rPr>
-          <w:rFonts w:ascii="Balsamiq Sans" w:hAnsi="Balsamiq Sans"/>
-          <w:lang w:val="en-US"/>
-        </w:rPr>
-        <w:t>Arus</w:t>
-      </w:r>
-      <w:proofErr w:type="spellEnd"/>
-      <w:r>
-        <w:rPr>
-          <w:rFonts w:ascii="Balsamiq Sans" w:hAnsi="Balsamiq Sans"/>
-          <w:lang w:val="en-US"/>
-        </w:rPr>
-        <w:t xml:space="preserve"> </w:t>
-      </w:r>
-      <w:r>
-        <w:rPr>
-          <w:rFonts w:ascii="Balsamiq Sans" w:hAnsi="Balsamiq Sans"/>
-          <w:lang w:val="en-US"/>
-        </w:rPr>
         <w:t>Listrik</w:t>
       </w:r>
-      <w:r>
-        <w:rPr>
-          <w:rFonts w:ascii="Balsamiq Sans" w:hAnsi="Balsamiq Sans"/>
-          <w:lang w:val="en-US"/>
-        </w:rPr>
-        <w:t xml:space="preserve">. </w:t>
-      </w:r>
-      <w:proofErr w:type="spellStart"/>
-      <w:r>
-        <w:rPr>
-          <w:rFonts w:ascii="Balsamiq Sans" w:hAnsi="Balsamiq Sans"/>
-          <w:lang w:val="en-US"/>
-        </w:rPr>
-        <w:t>Aliran</w:t>
-      </w:r>
-      <w:proofErr w:type="spellEnd"/>
-      <w:r>
-        <w:rPr>
-          <w:rFonts w:ascii="Balsamiq Sans" w:hAnsi="Balsamiq Sans"/>
-          <w:lang w:val="en-US"/>
-        </w:rPr>
-        <w:t xml:space="preserve"> </w:t>
-      </w:r>
-      <w:proofErr w:type="spellStart"/>
-      <w:r>
-        <w:rPr>
-          <w:rFonts w:ascii="Balsamiq Sans" w:hAnsi="Balsamiq Sans"/>
-          <w:lang w:val="en-US"/>
-        </w:rPr>
-        <w:t>Muatan</w:t>
-      </w:r>
-      <w:proofErr w:type="spellEnd"/>
-      <w:r>
-        <w:rPr>
-          <w:rFonts w:ascii="Balsamiq Sans" w:hAnsi="Balsamiq Sans"/>
-          <w:lang w:val="en-US"/>
-        </w:rPr>
-        <w:t xml:space="preserve"> </w:t>
-      </w:r>
-      <w:r>
-        <w:rPr>
-          <w:rFonts w:ascii="Balsamiq Sans" w:hAnsi="Balsamiq Sans"/>
-          <w:lang w:val="en-US"/>
-        </w:rPr>
-        <w:t xml:space="preserve">Listrik </w:t>
-      </w:r>
-      <w:proofErr w:type="spellStart"/>
-      <w:r>
-        <w:rPr>
-          <w:rFonts w:ascii="Balsamiq Sans" w:hAnsi="Balsamiq Sans"/>
-          <w:lang w:val="en-US"/>
-        </w:rPr>
-        <w:t>Terjadi</w:t>
-      </w:r>
-      <w:proofErr w:type="spellEnd"/>
-      <w:r>
-        <w:rPr>
-          <w:rFonts w:ascii="Balsamiq Sans" w:hAnsi="Balsamiq Sans"/>
-          <w:lang w:val="en-US"/>
-        </w:rPr>
-        <w:t xml:space="preserve"> </w:t>
+      <w:proofErr w:type="spellStart"/>
+      <w:r>
+        <w:rPr>
+          <w:rFonts w:ascii="Balsamiq Sans" w:hAnsi="Balsamiq Sans"/>
+          <w:lang w:val="en-US"/>
+        </w:rPr>
+        <w:t xml:space="preserve"> Dinami</w:t>
+      </w:r>
+      <w:proofErr w:type="spellEnd"/>
+      <w:r>
+        <w:rPr>
+          <w:rFonts w:ascii="Balsamiq Sans" w:hAnsi="Balsamiq Sans"/>
+          <w:lang w:val="en-US"/>
+        </w:rPr>
+        <w:t>s</w:t>
+      </w:r>
+      <w:proofErr w:type="spellStart"/>
+      <w:r>
+        <w:rPr>
+          <w:rFonts w:ascii="Balsamiq Sans" w:hAnsi="Balsamiq Sans"/>
+          <w:lang w:val="en-US"/>
+        </w:rPr>
+        <w:t xml:space="preserve"> Adala</w:t>
+      </w:r>
+      <w:proofErr w:type="spellEnd"/>
+      <w:r>
+        <w:rPr>
+          <w:rFonts w:ascii="Balsamiq Sans" w:hAnsi="Balsamiq Sans"/>
+          <w:lang w:val="en-US"/>
+        </w:rPr>
+        <w:t>h</w:t>
+      </w:r>
+      <w:proofErr w:type="spellStart"/>
+      <w:r>
+        <w:rPr>
+          <w:rFonts w:ascii="Balsamiq Sans" w:hAnsi="Balsamiq Sans"/>
+          <w:lang w:val="en-US"/>
+        </w:rPr>
+        <w:t xml:space="preserve"> Muata</w:t>
+      </w:r>
+      <w:proofErr w:type="spellEnd"/>
+      <w:r>
+        <w:rPr>
+          <w:rFonts w:ascii="Balsamiq Sans" w:hAnsi="Balsamiq Sans"/>
+          <w:lang w:val="en-US"/>
+        </w:rPr>
+        <w:t>n</w:t>
+      </w:r>
+      <w:r>
+        <w:rPr>
+          <w:rFonts w:ascii="Balsamiq Sans" w:hAnsi="Balsamiq Sans"/>
+          <w:lang w:val="en-US"/>
+        </w:rPr>
+        <w:t xml:space="preserve"> Listrik</w:t>
+      </w:r>
+      <w:r>
+        <w:rPr>
+          <w:rFonts w:ascii="Balsamiq Sans" w:hAnsi="Balsamiq Sans"/>
+          <w:lang w:val="en-US"/>
+        </w:rPr>
+        <w:t xml:space="preserve"> Yang Terus</w:t>
+      </w:r>
+      <w:proofErr w:type="spellStart"/>
+      <w:r>
+        <w:rPr>
+          <w:rFonts w:ascii="Balsamiq Sans" w:hAnsi="Balsamiq Sans"/>
+          <w:lang w:val="en-US"/>
+        </w:rPr>
+        <w:t xml:space="preserve"> Bergera</w:t>
+      </w:r>
+      <w:proofErr w:type="spellEnd"/>
+      <w:r>
+        <w:rPr>
+          <w:rFonts w:ascii="Balsamiq Sans" w:hAnsi="Balsamiq Sans"/>
+          <w:lang w:val="en-US"/>
+        </w:rPr>
+        <w:t>k.</w:t>
+      </w:r>
+      <w:r>
+        <w:rPr>
+          <w:rFonts w:ascii="Balsamiq Sans" w:hAnsi="Balsamiq Sans"/>
+          <w:lang w:val="en-US"/>
+        </w:rPr>
+        <w:t xml:space="preserve"> Listrik</w:t>
+      </w:r>
+      <w:proofErr w:type="spellStart"/>
+      <w:r>
+        <w:rPr>
+          <w:rFonts w:ascii="Balsamiq Sans" w:hAnsi="Balsamiq Sans"/>
+          <w:lang w:val="en-US"/>
+        </w:rPr>
+        <w:t xml:space="preserve"> Dinami</w:t>
+      </w:r>
+      <w:proofErr w:type="spellEnd"/>
+      <w:r>
+        <w:rPr>
+          <w:rFonts w:ascii="Balsamiq Sans" w:hAnsi="Balsamiq Sans"/>
+          <w:lang w:val="en-US"/>
+        </w:rPr>
+        <w:t>s</w:t>
+      </w:r>
+      <w:proofErr w:type="spellStart"/>
+      <w:r>
+        <w:rPr>
+          <w:rFonts w:ascii="Balsamiq Sans" w:hAnsi="Balsamiq Sans"/>
+          <w:lang w:val="en-US"/>
+        </w:rPr>
+        <w:t xml:space="preserve"> Serin</w:t>
+      </w:r>
+      <w:proofErr w:type="spellEnd"/>
+      <w:r>
+        <w:rPr>
+          <w:rFonts w:ascii="Balsamiq Sans" w:hAnsi="Balsamiq Sans"/>
+          <w:lang w:val="en-US"/>
+        </w:rPr>
+        <w:t>g</w:t>
+      </w:r>
+      <w:proofErr w:type="spellStart"/>
+      <w:r>
+        <w:rPr>
+          <w:rFonts w:ascii="Balsamiq Sans" w:hAnsi="Balsamiq Sans"/>
+          <w:lang w:val="en-US"/>
+        </w:rPr>
+        <w:t xml:space="preserve"> Disebu</w:t>
+      </w:r>
+      <w:proofErr w:type="spellEnd"/>
+      <w:r>
+        <w:rPr>
+          <w:rFonts w:ascii="Balsamiq Sans" w:hAnsi="Balsamiq Sans"/>
+          <w:lang w:val="en-US"/>
+        </w:rPr>
+        <w:t>t Juga</w:t>
+      </w:r>
+      <w:proofErr w:type="spellStart"/>
+      <w:r>
+        <w:rPr>
+          <w:rFonts w:ascii="Balsamiq Sans" w:hAnsi="Balsamiq Sans"/>
+          <w:lang w:val="en-US"/>
+        </w:rPr>
+        <w:t xml:space="preserve"> Aru</w:t>
+      </w:r>
+      <w:proofErr w:type="spellEnd"/>
+      <w:r>
+        <w:rPr>
+          <w:rFonts w:ascii="Balsamiq Sans" w:hAnsi="Balsamiq Sans"/>
+          <w:lang w:val="en-US"/>
+        </w:rPr>
+        <w:t>s</w:t>
+      </w:r>
+      <w:r>
+        <w:rPr>
+          <w:rFonts w:ascii="Balsamiq Sans" w:hAnsi="Balsamiq Sans"/>
+          <w:lang w:val="en-US"/>
+        </w:rPr>
+        <w:t xml:space="preserve"> Listri</w:t>
+      </w:r>
+      <w:r>
+        <w:rPr>
+          <w:rFonts w:ascii="Balsamiq Sans" w:hAnsi="Balsamiq Sans"/>
+          <w:lang w:val="en-US"/>
+        </w:rPr>
+        <w:t>k.</w:t>
+      </w:r>
+      <w:proofErr w:type="spellStart"/>
+      <w:r>
+        <w:rPr>
+          <w:rFonts w:ascii="Balsamiq Sans" w:hAnsi="Balsamiq Sans"/>
+          <w:lang w:val="en-US"/>
+        </w:rPr>
+        <w:t xml:space="preserve"> Alira</w:t>
+      </w:r>
+      <w:proofErr w:type="spellEnd"/>
+      <w:r>
+        <w:rPr>
+          <w:rFonts w:ascii="Balsamiq Sans" w:hAnsi="Balsamiq Sans"/>
+          <w:lang w:val="en-US"/>
+        </w:rPr>
+        <w:t>n</w:t>
+      </w:r>
+      <w:proofErr w:type="spellStart"/>
+      <w:r>
+        <w:rPr>
+          <w:rFonts w:ascii="Balsamiq Sans" w:hAnsi="Balsamiq Sans"/>
+          <w:lang w:val="en-US"/>
+        </w:rPr>
+        <w:t xml:space="preserve"> Muata</w:t>
+      </w:r>
+      <w:proofErr w:type="spellEnd"/>
+      <w:r>
+        <w:rPr>
+          <w:rFonts w:ascii="Balsamiq Sans" w:hAnsi="Balsamiq Sans"/>
+          <w:lang w:val="en-US"/>
+        </w:rPr>
+        <w:t>n</w:t>
+      </w:r>
+      <w:r>
+        <w:rPr>
+          <w:rFonts w:ascii="Balsamiq Sans" w:hAnsi="Balsamiq Sans"/>
+          <w:lang w:val="en-US"/>
+        </w:rPr>
+        <w:t xml:space="preserve"> Listrik</w:t>
+      </w:r>
+      <w:proofErr w:type="spellStart"/>
+      <w:r>
+        <w:rPr>
+          <w:rFonts w:ascii="Balsamiq Sans" w:hAnsi="Balsamiq Sans"/>
+          <w:lang w:val="en-US"/>
+        </w:rPr>
+        <w:t xml:space="preserve"> Terjad</w:t>
+      </w:r>
+      <w:proofErr w:type="spellEnd"/>
+      <w:r>
+        <w:rPr>
+          <w:rFonts w:ascii="Balsamiq Sans" w:hAnsi="Balsamiq Sans"/>
+          <w:lang w:val="en-US"/>
+        </w:rPr>
+        <w:t>i</w:t>
       </w:r>
       <w:proofErr w:type="gramStart"/>
       <w:r>
@@ -1968,7 +1967,7 @@
           <w:rFonts w:ascii="Balsamiq Sans" w:hAnsi="Balsamiq Sans"/>
           <w:lang w:val="en-US"/>
         </w:rPr>
-        <w:t>Di</w:t>
+        <w:t xml:space="preserve"> D</w:t>
       </w:r>
       <w:proofErr w:type="gramEnd"/>
       <w:r>
@@ -1976,347 +1975,347 @@
           <w:rFonts w:ascii="Balsamiq Sans" w:hAnsi="Balsamiq Sans"/>
           <w:lang w:val="en-US"/>
         </w:rPr>
-        <w:t xml:space="preserve"> </w:t>
-      </w:r>
-      <w:proofErr w:type="spellStart"/>
-      <w:r>
-        <w:rPr>
-          <w:rFonts w:ascii="Balsamiq Sans" w:hAnsi="Balsamiq Sans"/>
-          <w:lang w:val="en-US"/>
-        </w:rPr>
-        <w:t>Dalam</w:t>
-      </w:r>
-      <w:proofErr w:type="spellEnd"/>
-      <w:r>
-        <w:rPr>
-          <w:rFonts w:ascii="Balsamiq Sans" w:hAnsi="Balsamiq Sans"/>
-          <w:lang w:val="en-US"/>
-        </w:rPr>
-        <w:t xml:space="preserve"> </w:t>
-      </w:r>
-      <w:proofErr w:type="spellStart"/>
-      <w:r>
-        <w:rPr>
-          <w:rFonts w:ascii="Balsamiq Sans" w:hAnsi="Balsamiq Sans"/>
-          <w:lang w:val="en-US"/>
-        </w:rPr>
-        <w:t>Sebuah</w:t>
-      </w:r>
-      <w:proofErr w:type="spellEnd"/>
-      <w:r>
-        <w:rPr>
-          <w:rFonts w:ascii="Balsamiq Sans" w:hAnsi="Balsamiq Sans"/>
-          <w:lang w:val="en-US"/>
-        </w:rPr>
-        <w:t xml:space="preserve"> </w:t>
-      </w:r>
-      <w:proofErr w:type="spellStart"/>
-      <w:r>
-        <w:rPr>
-          <w:rFonts w:ascii="Balsamiq Sans" w:hAnsi="Balsamiq Sans"/>
-          <w:lang w:val="en-US"/>
-        </w:rPr>
-        <w:t>Penghantar</w:t>
-      </w:r>
-      <w:proofErr w:type="spellEnd"/>
-      <w:r>
-        <w:rPr>
-          <w:rFonts w:ascii="Balsamiq Sans" w:hAnsi="Balsamiq Sans"/>
-          <w:lang w:val="en-US"/>
-        </w:rPr>
-        <w:t xml:space="preserve">. </w:t>
-      </w:r>
-      <w:r>
-        <w:rPr>
-          <w:rFonts w:ascii="Balsamiq Sans" w:hAnsi="Balsamiq Sans"/>
-          <w:lang w:val="en-US"/>
-        </w:rPr>
-        <w:t xml:space="preserve">Listrik </w:t>
-      </w:r>
-      <w:proofErr w:type="spellStart"/>
-      <w:r>
-        <w:rPr>
-          <w:rFonts w:ascii="Balsamiq Sans" w:hAnsi="Balsamiq Sans"/>
-          <w:lang w:val="en-US"/>
-        </w:rPr>
-        <w:t>Dinamis</w:t>
-      </w:r>
-      <w:proofErr w:type="spellEnd"/>
-      <w:r>
-        <w:rPr>
-          <w:rFonts w:ascii="Balsamiq Sans" w:hAnsi="Balsamiq Sans"/>
-          <w:lang w:val="en-US"/>
-        </w:rPr>
-        <w:t xml:space="preserve"> Juga </w:t>
-      </w:r>
-      <w:proofErr w:type="spellStart"/>
-      <w:r>
-        <w:rPr>
-          <w:rFonts w:ascii="Balsamiq Sans" w:hAnsi="Balsamiq Sans"/>
-          <w:lang w:val="en-US"/>
-        </w:rPr>
-        <w:t>Hnaya</w:t>
-      </w:r>
-      <w:proofErr w:type="spellEnd"/>
-      <w:r>
-        <w:rPr>
-          <w:rFonts w:ascii="Balsamiq Sans" w:hAnsi="Balsamiq Sans"/>
-          <w:lang w:val="en-US"/>
-        </w:rPr>
-        <w:t xml:space="preserve"> </w:t>
-      </w:r>
-      <w:proofErr w:type="spellStart"/>
-      <w:r>
-        <w:rPr>
-          <w:rFonts w:ascii="Balsamiq Sans" w:hAnsi="Balsamiq Sans"/>
-          <w:lang w:val="en-US"/>
-        </w:rPr>
-        <w:t>Dapat</w:t>
-      </w:r>
-      <w:proofErr w:type="spellEnd"/>
-      <w:r>
-        <w:rPr>
-          <w:rFonts w:ascii="Balsamiq Sans" w:hAnsi="Balsamiq Sans"/>
-          <w:lang w:val="en-US"/>
-        </w:rPr>
-        <w:t xml:space="preserve"> </w:t>
-      </w:r>
-      <w:proofErr w:type="spellStart"/>
-      <w:r>
-        <w:rPr>
-          <w:rFonts w:ascii="Balsamiq Sans" w:hAnsi="Balsamiq Sans"/>
-          <w:lang w:val="en-US"/>
-        </w:rPr>
-        <w:t>Terjadi</w:t>
-      </w:r>
-      <w:proofErr w:type="spellEnd"/>
-      <w:r>
-        <w:rPr>
-          <w:rFonts w:ascii="Balsamiq Sans" w:hAnsi="Balsamiq Sans"/>
-          <w:lang w:val="en-US"/>
-        </w:rPr>
-        <w:t xml:space="preserve"> Pada </w:t>
-      </w:r>
-      <w:proofErr w:type="spellStart"/>
-      <w:r>
-        <w:rPr>
-          <w:rFonts w:ascii="Balsamiq Sans" w:hAnsi="Balsamiq Sans"/>
-          <w:lang w:val="en-US"/>
-        </w:rPr>
-        <w:t>Rangkaian</w:t>
-      </w:r>
-      <w:proofErr w:type="spellEnd"/>
-      <w:r>
-        <w:rPr>
-          <w:rFonts w:ascii="Balsamiq Sans" w:hAnsi="Balsamiq Sans"/>
-          <w:lang w:val="en-US"/>
-        </w:rPr>
-        <w:t xml:space="preserve"> </w:t>
-      </w:r>
-      <w:proofErr w:type="spellStart"/>
-      <w:r>
-        <w:rPr>
-          <w:rFonts w:ascii="Balsamiq Sans" w:hAnsi="Balsamiq Sans"/>
-          <w:lang w:val="en-US"/>
-        </w:rPr>
-        <w:t>Tertutup</w:t>
-      </w:r>
-      <w:proofErr w:type="spellEnd"/>
-      <w:r>
-        <w:rPr>
-          <w:rFonts w:ascii="Balsamiq Sans" w:hAnsi="Balsamiq Sans"/>
-          <w:lang w:val="en-US"/>
-        </w:rPr>
-        <w:t xml:space="preserve">. </w:t>
-      </w:r>
-      <w:r>
-        <w:rPr>
-          <w:rFonts w:ascii="Balsamiq Sans" w:hAnsi="Balsamiq Sans"/>
-          <w:lang w:val="en-US"/>
-        </w:rPr>
-        <w:t xml:space="preserve">Listrik </w:t>
-      </w:r>
-      <w:proofErr w:type="spellStart"/>
-      <w:r>
-        <w:rPr>
-          <w:rFonts w:ascii="Balsamiq Sans" w:hAnsi="Balsamiq Sans"/>
-          <w:lang w:val="en-US"/>
-        </w:rPr>
-        <w:t>Dinamis</w:t>
-      </w:r>
-      <w:proofErr w:type="spellEnd"/>
-      <w:r>
-        <w:rPr>
-          <w:rFonts w:ascii="Balsamiq Sans" w:hAnsi="Balsamiq Sans"/>
-          <w:lang w:val="en-US"/>
-        </w:rPr>
-        <w:t xml:space="preserve"> </w:t>
-      </w:r>
-      <w:proofErr w:type="spellStart"/>
-      <w:r>
-        <w:rPr>
-          <w:rFonts w:ascii="Balsamiq Sans" w:hAnsi="Balsamiq Sans"/>
-          <w:lang w:val="en-US"/>
-        </w:rPr>
-        <w:t>Dalam</w:t>
-      </w:r>
-      <w:proofErr w:type="spellEnd"/>
-      <w:r>
-        <w:rPr>
-          <w:rFonts w:ascii="Balsamiq Sans" w:hAnsi="Balsamiq Sans"/>
-          <w:lang w:val="en-US"/>
-        </w:rPr>
-        <w:t xml:space="preserve"> </w:t>
-      </w:r>
-      <w:proofErr w:type="spellStart"/>
-      <w:r>
-        <w:rPr>
-          <w:rFonts w:ascii="Balsamiq Sans" w:hAnsi="Balsamiq Sans"/>
-          <w:lang w:val="en-US"/>
-        </w:rPr>
-        <w:t>Kehidupan</w:t>
-      </w:r>
-      <w:proofErr w:type="spellEnd"/>
-      <w:r>
-        <w:rPr>
-          <w:rFonts w:ascii="Balsamiq Sans" w:hAnsi="Balsamiq Sans"/>
-          <w:lang w:val="en-US"/>
-        </w:rPr>
-        <w:t xml:space="preserve"> </w:t>
-      </w:r>
-      <w:proofErr w:type="spellStart"/>
-      <w:r>
-        <w:rPr>
-          <w:rFonts w:ascii="Balsamiq Sans" w:hAnsi="Balsamiq Sans"/>
-          <w:lang w:val="en-US"/>
-        </w:rPr>
-        <w:t>Sehari</w:t>
-      </w:r>
-      <w:proofErr w:type="spellEnd"/>
-      <w:r>
-        <w:rPr>
-          <w:rFonts w:ascii="Balsamiq Sans" w:hAnsi="Balsamiq Sans"/>
-          <w:lang w:val="en-US"/>
-        </w:rPr>
-        <w:t xml:space="preserve"> – Hari </w:t>
-      </w:r>
-      <w:proofErr w:type="spellStart"/>
-      <w:r>
-        <w:rPr>
-          <w:rFonts w:ascii="Balsamiq Sans" w:hAnsi="Balsamiq Sans"/>
-          <w:lang w:val="en-US"/>
-        </w:rPr>
-        <w:t>Digunakan</w:t>
-      </w:r>
-      <w:proofErr w:type="spellEnd"/>
-      <w:r>
-        <w:rPr>
-          <w:rFonts w:ascii="Balsamiq Sans" w:hAnsi="Balsamiq Sans"/>
-          <w:lang w:val="en-US"/>
-        </w:rPr>
-        <w:t xml:space="preserve"> </w:t>
-      </w:r>
-      <w:proofErr w:type="spellStart"/>
-      <w:r>
-        <w:rPr>
-          <w:rFonts w:ascii="Balsamiq Sans" w:hAnsi="Balsamiq Sans"/>
-          <w:lang w:val="en-US"/>
-        </w:rPr>
-        <w:t>Untuk</w:t>
-      </w:r>
-      <w:proofErr w:type="spellEnd"/>
-      <w:r>
-        <w:rPr>
-          <w:rFonts w:ascii="Balsamiq Sans" w:hAnsi="Balsamiq Sans"/>
-          <w:lang w:val="en-US"/>
-        </w:rPr>
-        <w:t xml:space="preserve"> </w:t>
-      </w:r>
-      <w:proofErr w:type="spellStart"/>
-      <w:r>
-        <w:rPr>
-          <w:rFonts w:ascii="Balsamiq Sans" w:hAnsi="Balsamiq Sans"/>
-          <w:lang w:val="en-US"/>
-        </w:rPr>
-        <w:t>Menyalakan</w:t>
-      </w:r>
-      <w:proofErr w:type="spellEnd"/>
-      <w:r>
-        <w:rPr>
-          <w:rFonts w:ascii="Balsamiq Sans" w:hAnsi="Balsamiq Sans"/>
-          <w:lang w:val="en-US"/>
-        </w:rPr>
-        <w:t xml:space="preserve"> </w:t>
-      </w:r>
-      <w:proofErr w:type="spellStart"/>
-      <w:r>
-        <w:rPr>
-          <w:rFonts w:ascii="Balsamiq Sans" w:hAnsi="Balsamiq Sans"/>
-          <w:lang w:val="en-US"/>
-        </w:rPr>
-        <w:t>Peralatan</w:t>
-      </w:r>
-      <w:proofErr w:type="spellEnd"/>
-      <w:r>
-        <w:rPr>
-          <w:rFonts w:ascii="Balsamiq Sans" w:hAnsi="Balsamiq Sans"/>
-          <w:lang w:val="en-US"/>
-        </w:rPr>
-        <w:t xml:space="preserve"> </w:t>
-      </w:r>
-      <w:r>
-        <w:rPr>
-          <w:rFonts w:ascii="Balsamiq Sans" w:hAnsi="Balsamiq Sans"/>
-          <w:lang w:val="en-US"/>
-        </w:rPr>
-        <w:t xml:space="preserve">Listrik </w:t>
-      </w:r>
-      <w:r>
-        <w:rPr>
-          <w:rFonts w:ascii="Balsamiq Sans" w:hAnsi="Balsamiq Sans"/>
-          <w:lang w:val="en-US"/>
-        </w:rPr>
-        <w:t xml:space="preserve">Pada </w:t>
-      </w:r>
-      <w:proofErr w:type="spellStart"/>
-      <w:r>
-        <w:rPr>
-          <w:rFonts w:ascii="Balsamiq Sans" w:hAnsi="Balsamiq Sans"/>
-          <w:lang w:val="en-US"/>
-        </w:rPr>
-        <w:t>Umumnya</w:t>
-      </w:r>
-      <w:proofErr w:type="spellEnd"/>
-      <w:r>
-        <w:rPr>
-          <w:rFonts w:ascii="Balsamiq Sans" w:hAnsi="Balsamiq Sans"/>
-          <w:lang w:val="en-US"/>
-        </w:rPr>
-        <w:t xml:space="preserve">. </w:t>
-      </w:r>
-      <w:proofErr w:type="spellStart"/>
-      <w:r>
-        <w:rPr>
-          <w:rFonts w:ascii="Balsamiq Sans" w:hAnsi="Balsamiq Sans"/>
-          <w:lang w:val="en-US"/>
-        </w:rPr>
-        <w:t>Contohnya</w:t>
-      </w:r>
-      <w:proofErr w:type="spellEnd"/>
-      <w:r>
-        <w:rPr>
-          <w:rFonts w:ascii="Balsamiq Sans" w:hAnsi="Balsamiq Sans"/>
-          <w:lang w:val="en-US"/>
-        </w:rPr>
-        <w:t xml:space="preserve">: Computer, </w:t>
-      </w:r>
-      <w:proofErr w:type="spellStart"/>
-      <w:r>
-        <w:rPr>
-          <w:rFonts w:ascii="Balsamiq Sans" w:hAnsi="Balsamiq Sans"/>
-          <w:lang w:val="en-US"/>
-        </w:rPr>
-        <w:t>Raidio</w:t>
+        <w:t>i</w:t>
+      </w:r>
+      <w:proofErr w:type="spellStart"/>
+      <w:r>
+        <w:rPr>
+          <w:rFonts w:ascii="Balsamiq Sans" w:hAnsi="Balsamiq Sans"/>
+          <w:lang w:val="en-US"/>
+        </w:rPr>
+        <w:t xml:space="preserve"> Dala</w:t>
+      </w:r>
+      <w:proofErr w:type="spellEnd"/>
+      <w:r>
+        <w:rPr>
+          <w:rFonts w:ascii="Balsamiq Sans" w:hAnsi="Balsamiq Sans"/>
+          <w:lang w:val="en-US"/>
+        </w:rPr>
+        <w:t>m</w:t>
+      </w:r>
+      <w:proofErr w:type="spellStart"/>
+      <w:r>
+        <w:rPr>
+          <w:rFonts w:ascii="Balsamiq Sans" w:hAnsi="Balsamiq Sans"/>
+          <w:lang w:val="en-US"/>
+        </w:rPr>
+        <w:t xml:space="preserve"> Sebua</w:t>
+      </w:r>
+      <w:proofErr w:type="spellEnd"/>
+      <w:r>
+        <w:rPr>
+          <w:rFonts w:ascii="Balsamiq Sans" w:hAnsi="Balsamiq Sans"/>
+          <w:lang w:val="en-US"/>
+        </w:rPr>
+        <w:t>h</w:t>
+      </w:r>
+      <w:proofErr w:type="spellStart"/>
+      <w:r>
+        <w:rPr>
+          <w:rFonts w:ascii="Balsamiq Sans" w:hAnsi="Balsamiq Sans"/>
+          <w:lang w:val="en-US"/>
+        </w:rPr>
+        <w:t xml:space="preserve"> Penghanta</w:t>
+      </w:r>
+      <w:proofErr w:type="spellEnd"/>
+      <w:r>
+        <w:rPr>
+          <w:rFonts w:ascii="Balsamiq Sans" w:hAnsi="Balsamiq Sans"/>
+          <w:lang w:val="en-US"/>
+        </w:rPr>
+        <w:t>r.</w:t>
+      </w:r>
+      <w:r>
+        <w:rPr>
+          <w:rFonts w:ascii="Balsamiq Sans" w:hAnsi="Balsamiq Sans"/>
+          <w:lang w:val="en-US"/>
+        </w:rPr>
+        <w:t xml:space="preserve"> Listrik</w:t>
+      </w:r>
+      <w:proofErr w:type="spellStart"/>
+      <w:r>
+        <w:rPr>
+          <w:rFonts w:ascii="Balsamiq Sans" w:hAnsi="Balsamiq Sans"/>
+          <w:lang w:val="en-US"/>
+        </w:rPr>
+        <w:t xml:space="preserve"> Dinami</w:t>
+      </w:r>
+      <w:proofErr w:type="spellEnd"/>
+      <w:r>
+        <w:rPr>
+          <w:rFonts w:ascii="Balsamiq Sans" w:hAnsi="Balsamiq Sans"/>
+          <w:lang w:val="en-US"/>
+        </w:rPr>
+        <w:t>s Juga</w:t>
+      </w:r>
+      <w:proofErr w:type="spellStart"/>
+      <w:r>
+        <w:rPr>
+          <w:rFonts w:ascii="Balsamiq Sans" w:hAnsi="Balsamiq Sans"/>
+          <w:lang w:val="en-US"/>
+        </w:rPr>
+        <w:t xml:space="preserve"> Hany</w:t>
+      </w:r>
+      <w:proofErr w:type="spellEnd"/>
+      <w:r>
+        <w:rPr>
+          <w:rFonts w:ascii="Balsamiq Sans" w:hAnsi="Balsamiq Sans"/>
+          <w:lang w:val="en-US"/>
+        </w:rPr>
+        <w:t>a</w:t>
+      </w:r>
+      <w:proofErr w:type="spellStart"/>
+      <w:r>
+        <w:rPr>
+          <w:rFonts w:ascii="Balsamiq Sans" w:hAnsi="Balsamiq Sans"/>
+          <w:lang w:val="en-US"/>
+        </w:rPr>
+        <w:t xml:space="preserve"> Dapa</w:t>
+      </w:r>
+      <w:proofErr w:type="spellEnd"/>
+      <w:r>
+        <w:rPr>
+          <w:rFonts w:ascii="Balsamiq Sans" w:hAnsi="Balsamiq Sans"/>
+          <w:lang w:val="en-US"/>
+        </w:rPr>
+        <w:t>t</w:t>
+      </w:r>
+      <w:proofErr w:type="spellStart"/>
+      <w:r>
+        <w:rPr>
+          <w:rFonts w:ascii="Balsamiq Sans" w:hAnsi="Balsamiq Sans"/>
+          <w:lang w:val="en-US"/>
+        </w:rPr>
+        <w:t xml:space="preserve"> Terjad</w:t>
+      </w:r>
+      <w:proofErr w:type="spellEnd"/>
+      <w:r>
+        <w:rPr>
+          <w:rFonts w:ascii="Balsamiq Sans" w:hAnsi="Balsamiq Sans"/>
+          <w:lang w:val="en-US"/>
+        </w:rPr>
+        <w:t>i Pada</w:t>
+      </w:r>
+      <w:proofErr w:type="spellStart"/>
+      <w:r>
+        <w:rPr>
+          <w:rFonts w:ascii="Balsamiq Sans" w:hAnsi="Balsamiq Sans"/>
+          <w:lang w:val="en-US"/>
+        </w:rPr>
+        <w:t xml:space="preserve"> Rangkaia</w:t>
+      </w:r>
+      <w:proofErr w:type="spellEnd"/>
+      <w:r>
+        <w:rPr>
+          <w:rFonts w:ascii="Balsamiq Sans" w:hAnsi="Balsamiq Sans"/>
+          <w:lang w:val="en-US"/>
+        </w:rPr>
+        <w:t>n</w:t>
+      </w:r>
+      <w:proofErr w:type="spellStart"/>
+      <w:r>
+        <w:rPr>
+          <w:rFonts w:ascii="Balsamiq Sans" w:hAnsi="Balsamiq Sans"/>
+          <w:lang w:val="en-US"/>
+        </w:rPr>
+        <w:t xml:space="preserve"> Tertutu</w:t>
+      </w:r>
+      <w:proofErr w:type="spellEnd"/>
+      <w:r>
+        <w:rPr>
+          <w:rFonts w:ascii="Balsamiq Sans" w:hAnsi="Balsamiq Sans"/>
+          <w:lang w:val="en-US"/>
+        </w:rPr>
+        <w:t>p.</w:t>
+      </w:r>
+      <w:r>
+        <w:rPr>
+          <w:rFonts w:ascii="Balsamiq Sans" w:hAnsi="Balsamiq Sans"/>
+          <w:lang w:val="en-US"/>
+        </w:rPr>
+        <w:t xml:space="preserve"> Listrik</w:t>
+      </w:r>
+      <w:proofErr w:type="spellStart"/>
+      <w:r>
+        <w:rPr>
+          <w:rFonts w:ascii="Balsamiq Sans" w:hAnsi="Balsamiq Sans"/>
+          <w:lang w:val="en-US"/>
+        </w:rPr>
+        <w:t xml:space="preserve"> Dinami</w:t>
+      </w:r>
+      <w:proofErr w:type="spellEnd"/>
+      <w:r>
+        <w:rPr>
+          <w:rFonts w:ascii="Balsamiq Sans" w:hAnsi="Balsamiq Sans"/>
+          <w:lang w:val="en-US"/>
+        </w:rPr>
+        <w:t>s</w:t>
+      </w:r>
+      <w:proofErr w:type="spellStart"/>
+      <w:r>
+        <w:rPr>
+          <w:rFonts w:ascii="Balsamiq Sans" w:hAnsi="Balsamiq Sans"/>
+          <w:lang w:val="en-US"/>
+        </w:rPr>
+        <w:t xml:space="preserve"> Dala</w:t>
+      </w:r>
+      <w:proofErr w:type="spellEnd"/>
+      <w:r>
+        <w:rPr>
+          <w:rFonts w:ascii="Balsamiq Sans" w:hAnsi="Balsamiq Sans"/>
+          <w:lang w:val="en-US"/>
+        </w:rPr>
+        <w:t>m</w:t>
+      </w:r>
+      <w:proofErr w:type="spellStart"/>
+      <w:r>
+        <w:rPr>
+          <w:rFonts w:ascii="Balsamiq Sans" w:hAnsi="Balsamiq Sans"/>
+          <w:lang w:val="en-US"/>
+        </w:rPr>
+        <w:t xml:space="preserve"> Kehidupa</w:t>
+      </w:r>
+      <w:proofErr w:type="spellEnd"/>
+      <w:r>
+        <w:rPr>
+          <w:rFonts w:ascii="Balsamiq Sans" w:hAnsi="Balsamiq Sans"/>
+          <w:lang w:val="en-US"/>
+        </w:rPr>
+        <w:t>n</w:t>
+      </w:r>
+      <w:proofErr w:type="spellStart"/>
+      <w:r>
+        <w:rPr>
+          <w:rFonts w:ascii="Balsamiq Sans" w:hAnsi="Balsamiq Sans"/>
+          <w:lang w:val="en-US"/>
+        </w:rPr>
+        <w:t xml:space="preserve"> Sehar</w:t>
+      </w:r>
+      <w:proofErr w:type="spellEnd"/>
+      <w:r>
+        <w:rPr>
+          <w:rFonts w:ascii="Balsamiq Sans" w:hAnsi="Balsamiq Sans"/>
+          <w:lang w:val="en-US"/>
+        </w:rPr>
+        <w:t>i – Hari</w:t>
+      </w:r>
+      <w:proofErr w:type="spellStart"/>
+      <w:r>
+        <w:rPr>
+          <w:rFonts w:ascii="Balsamiq Sans" w:hAnsi="Balsamiq Sans"/>
+          <w:lang w:val="en-US"/>
+        </w:rPr>
+        <w:t xml:space="preserve"> Digunaka</w:t>
+      </w:r>
+      <w:proofErr w:type="spellEnd"/>
+      <w:r>
+        <w:rPr>
+          <w:rFonts w:ascii="Balsamiq Sans" w:hAnsi="Balsamiq Sans"/>
+          <w:lang w:val="en-US"/>
+        </w:rPr>
+        <w:t>n</w:t>
+      </w:r>
+      <w:proofErr w:type="spellStart"/>
+      <w:r>
+        <w:rPr>
+          <w:rFonts w:ascii="Balsamiq Sans" w:hAnsi="Balsamiq Sans"/>
+          <w:lang w:val="en-US"/>
+        </w:rPr>
+        <w:t xml:space="preserve"> Untu</w:t>
+      </w:r>
+      <w:proofErr w:type="spellEnd"/>
+      <w:r>
+        <w:rPr>
+          <w:rFonts w:ascii="Balsamiq Sans" w:hAnsi="Balsamiq Sans"/>
+          <w:lang w:val="en-US"/>
+        </w:rPr>
+        <w:t>k</w:t>
+      </w:r>
+      <w:proofErr w:type="spellStart"/>
+      <w:r>
+        <w:rPr>
+          <w:rFonts w:ascii="Balsamiq Sans" w:hAnsi="Balsamiq Sans"/>
+          <w:lang w:val="en-US"/>
+        </w:rPr>
+        <w:t xml:space="preserve"> Menyalaka</w:t>
+      </w:r>
+      <w:proofErr w:type="spellEnd"/>
+      <w:r>
+        <w:rPr>
+          <w:rFonts w:ascii="Balsamiq Sans" w:hAnsi="Balsamiq Sans"/>
+          <w:lang w:val="en-US"/>
+        </w:rPr>
+        <w:t>n</w:t>
+      </w:r>
+      <w:proofErr w:type="spellStart"/>
+      <w:r>
+        <w:rPr>
+          <w:rFonts w:ascii="Balsamiq Sans" w:hAnsi="Balsamiq Sans"/>
+          <w:lang w:val="en-US"/>
+        </w:rPr>
+        <w:t xml:space="preserve"> Peralata</w:t>
+      </w:r>
+      <w:proofErr w:type="spellEnd"/>
+      <w:r>
+        <w:rPr>
+          <w:rFonts w:ascii="Balsamiq Sans" w:hAnsi="Balsamiq Sans"/>
+          <w:lang w:val="en-US"/>
+        </w:rPr>
+        <w:t>n</w:t>
+      </w:r>
+      <w:r>
+        <w:rPr>
+          <w:rFonts w:ascii="Balsamiq Sans" w:hAnsi="Balsamiq Sans"/>
+          <w:lang w:val="en-US"/>
+        </w:rPr>
+        <w:t xml:space="preserve"> Listrik</w:t>
+      </w:r>
+      <w:r>
+        <w:rPr>
+          <w:rFonts w:ascii="Balsamiq Sans" w:hAnsi="Balsamiq Sans"/>
+          <w:lang w:val="en-US"/>
+        </w:rPr>
+        <w:t xml:space="preserve"> Pada</w:t>
+      </w:r>
+      <w:proofErr w:type="spellStart"/>
+      <w:r>
+        <w:rPr>
+          <w:rFonts w:ascii="Balsamiq Sans" w:hAnsi="Balsamiq Sans"/>
+          <w:lang w:val="en-US"/>
+        </w:rPr>
+        <w:t xml:space="preserve"> Umumny</w:t>
+      </w:r>
+      <w:proofErr w:type="spellEnd"/>
+      <w:r>
+        <w:rPr>
+          <w:rFonts w:ascii="Balsamiq Sans" w:hAnsi="Balsamiq Sans"/>
+          <w:lang w:val="en-US"/>
+        </w:rPr>
+        <w:t>a.</w:t>
+      </w:r>
+      <w:proofErr w:type="spellStart"/>
+      <w:r>
+        <w:rPr>
+          <w:rFonts w:ascii="Balsamiq Sans" w:hAnsi="Balsamiq Sans"/>
+          <w:lang w:val="en-US"/>
+        </w:rPr>
+        <w:t xml:space="preserve"> Contohny</w:t>
+      </w:r>
+      <w:proofErr w:type="spellEnd"/>
+      <w:r>
+        <w:rPr>
+          <w:rFonts w:ascii="Balsamiq Sans" w:hAnsi="Balsamiq Sans"/>
+          <w:lang w:val="en-US"/>
+        </w:rPr>
+        <w:t>a: Computer,</w:t>
+      </w:r>
+      <w:proofErr w:type="spellStart"/>
+      <w:r>
+        <w:rPr>
+          <w:rFonts w:ascii="Balsamiq Sans" w:hAnsi="Balsamiq Sans"/>
+          <w:lang w:val="en-US"/>
+        </w:rPr>
+        <w:t xml:space="preserve"> Radio</w:t>
       </w:r>
       <w:proofErr w:type="spellEnd"/>
       <w:r>
@@ -2730,7 +2729,7 @@
           <w:rFonts w:ascii="Balsamiq Sans" w:hAnsi="Balsamiq Sans"/>
           <w:lang w:val="en-US"/>
         </w:rPr>
-        <w:t xml:space="preserve"> Tl</w:t>
+        <w:t xml:space="preserve"> TL</w:t>
       </w:r>
     </w:p>
     <w:p>
@@ -2754,7 +2753,7 @@
           <w:rFonts w:ascii="Balsamiq Sans" w:hAnsi="Balsamiq Sans"/>
           <w:lang w:val="en-US"/>
         </w:rPr>
-        <w:t>Sekelar</w:t>
+        <w:t>Sakelar</w:t>
       </w:r>
       <w:proofErr w:type="spellEnd"/>
       <w:r>
@@ -3584,168 +3583,167 @@
           <w:bCs/>
           <w:lang w:val="en-US"/>
         </w:rPr>
-        <w:lastRenderedPageBreak/>
-        <w:t xml:space="preserve">10. </w:t>
-      </w:r>
-      <w:proofErr w:type="spellStart"/>
-      <w:r>
-        <w:rPr>
-          <w:rFonts w:ascii="Balsamiq Sans" w:hAnsi="Balsamiq Sans"/>
-          <w:b/>
-          <w:bCs/>
-          <w:lang w:val="en-US"/>
-        </w:rPr>
-        <w:t>Untuk</w:t>
-      </w:r>
-      <w:proofErr w:type="spellEnd"/>
-      <w:r>
-        <w:rPr>
-          <w:rFonts w:ascii="Balsamiq Sans" w:hAnsi="Balsamiq Sans"/>
-          <w:b/>
-          <w:bCs/>
-          <w:lang w:val="en-US"/>
-        </w:rPr>
-        <w:t xml:space="preserve"> </w:t>
-      </w:r>
-      <w:proofErr w:type="spellStart"/>
-      <w:r>
-        <w:rPr>
-          <w:rFonts w:ascii="Balsamiq Sans" w:hAnsi="Balsamiq Sans"/>
-          <w:b/>
-          <w:bCs/>
-          <w:lang w:val="en-US"/>
-        </w:rPr>
-        <w:t>Membuat</w:t>
-      </w:r>
-      <w:proofErr w:type="spellEnd"/>
-      <w:r>
-        <w:rPr>
-          <w:rFonts w:ascii="Balsamiq Sans" w:hAnsi="Balsamiq Sans"/>
-          <w:b/>
-          <w:bCs/>
-          <w:lang w:val="en-US"/>
-        </w:rPr>
-        <w:t xml:space="preserve"> </w:t>
-      </w:r>
-      <w:proofErr w:type="spellStart"/>
-      <w:r>
-        <w:rPr>
-          <w:rFonts w:ascii="Balsamiq Sans" w:hAnsi="Balsamiq Sans"/>
-          <w:b/>
-          <w:bCs/>
-          <w:lang w:val="en-US"/>
-        </w:rPr>
-        <w:t>Sebuah</w:t>
-      </w:r>
-      <w:proofErr w:type="spellEnd"/>
-      <w:r>
-        <w:rPr>
-          <w:rFonts w:ascii="Balsamiq Sans" w:hAnsi="Balsamiq Sans"/>
-          <w:b/>
-          <w:bCs/>
-          <w:lang w:val="en-US"/>
-        </w:rPr>
-        <w:t xml:space="preserve"> Desain </w:t>
-      </w:r>
-      <w:proofErr w:type="spellStart"/>
-      <w:r>
-        <w:rPr>
-          <w:rFonts w:ascii="Balsamiq Sans" w:hAnsi="Balsamiq Sans"/>
-          <w:b/>
-          <w:bCs/>
-          <w:lang w:val="en-US"/>
-        </w:rPr>
-        <w:t>Instalasi</w:t>
-      </w:r>
-      <w:proofErr w:type="spellEnd"/>
-      <w:r>
-        <w:rPr>
-          <w:rFonts w:ascii="Balsamiq Sans" w:hAnsi="Balsamiq Sans"/>
-          <w:b/>
-          <w:bCs/>
-          <w:lang w:val="en-US"/>
-        </w:rPr>
-        <w:t xml:space="preserve"> </w:t>
-      </w:r>
-      <w:proofErr w:type="spellStart"/>
-      <w:r>
-        <w:rPr>
-          <w:rFonts w:ascii="Balsamiq Sans" w:hAnsi="Balsamiq Sans"/>
-          <w:b/>
-          <w:bCs/>
-          <w:lang w:val="en-US"/>
-        </w:rPr>
-        <w:t>Lampu</w:t>
-      </w:r>
-      <w:proofErr w:type="spellEnd"/>
-      <w:r>
-        <w:rPr>
-          <w:rFonts w:ascii="Balsamiq Sans" w:hAnsi="Balsamiq Sans"/>
-          <w:b/>
-          <w:bCs/>
-          <w:lang w:val="en-US"/>
-        </w:rPr>
-        <w:t xml:space="preserve"> Listrik, </w:t>
-      </w:r>
-      <w:proofErr w:type="spellStart"/>
-      <w:r>
-        <w:rPr>
-          <w:rFonts w:ascii="Balsamiq Sans" w:hAnsi="Balsamiq Sans"/>
-          <w:b/>
-          <w:bCs/>
-          <w:lang w:val="en-US"/>
-        </w:rPr>
-        <w:t>Terlebih</w:t>
-      </w:r>
-      <w:proofErr w:type="spellEnd"/>
-      <w:r>
-        <w:rPr>
-          <w:rFonts w:ascii="Balsamiq Sans" w:hAnsi="Balsamiq Sans"/>
-          <w:b/>
-          <w:bCs/>
-          <w:lang w:val="en-US"/>
-        </w:rPr>
-        <w:t xml:space="preserve"> </w:t>
-      </w:r>
-      <w:proofErr w:type="spellStart"/>
-      <w:r>
-        <w:rPr>
-          <w:rFonts w:ascii="Balsamiq Sans" w:hAnsi="Balsamiq Sans"/>
-          <w:b/>
-          <w:bCs/>
-          <w:lang w:val="en-US"/>
-        </w:rPr>
-        <w:t>Dahulu</w:t>
-      </w:r>
-      <w:proofErr w:type="spellEnd"/>
-      <w:r>
-        <w:rPr>
-          <w:rFonts w:ascii="Balsamiq Sans" w:hAnsi="Balsamiq Sans"/>
-          <w:b/>
-          <w:bCs/>
-          <w:lang w:val="en-US"/>
-        </w:rPr>
-        <w:t xml:space="preserve"> Kita </w:t>
-      </w:r>
-      <w:proofErr w:type="spellStart"/>
-      <w:r>
-        <w:rPr>
-          <w:rFonts w:ascii="Balsamiq Sans" w:hAnsi="Balsamiq Sans"/>
-          <w:b/>
-          <w:bCs/>
-          <w:lang w:val="en-US"/>
-        </w:rPr>
-        <w:t>Mempelajari</w:t>
-      </w:r>
-      <w:proofErr w:type="spellEnd"/>
-      <w:r>
-        <w:rPr>
-          <w:rFonts w:ascii="Balsamiq Sans" w:hAnsi="Balsamiq Sans"/>
-          <w:b/>
-          <w:bCs/>
-          <w:lang w:val="en-US"/>
-        </w:rPr>
-        <w:t xml:space="preserve"> </w:t>
+        <w:t>10.</w:t>
+      </w:r>
+      <w:proofErr w:type="spellStart"/>
+      <w:r>
+        <w:rPr>
+          <w:rFonts w:ascii="Balsamiq Sans" w:hAnsi="Balsamiq Sans"/>
+          <w:b/>
+          <w:bCs/>
+          <w:lang w:val="en-US"/>
+        </w:rPr>
+        <w:t xml:space="preserve"> Untu</w:t>
+      </w:r>
+      <w:proofErr w:type="spellEnd"/>
+      <w:r>
+        <w:rPr>
+          <w:rFonts w:ascii="Balsamiq Sans" w:hAnsi="Balsamiq Sans"/>
+          <w:b/>
+          <w:bCs/>
+          <w:lang w:val="en-US"/>
+        </w:rPr>
+        <w:t>k</w:t>
+      </w:r>
+      <w:proofErr w:type="spellStart"/>
+      <w:r>
+        <w:rPr>
+          <w:rFonts w:ascii="Balsamiq Sans" w:hAnsi="Balsamiq Sans"/>
+          <w:b/>
+          <w:bCs/>
+          <w:lang w:val="en-US"/>
+        </w:rPr>
+        <w:t xml:space="preserve"> Membua</w:t>
+      </w:r>
+      <w:proofErr w:type="spellEnd"/>
+      <w:r>
+        <w:rPr>
+          <w:rFonts w:ascii="Balsamiq Sans" w:hAnsi="Balsamiq Sans"/>
+          <w:b/>
+          <w:bCs/>
+          <w:lang w:val="en-US"/>
+        </w:rPr>
+        <w:t>t</w:t>
+      </w:r>
+      <w:proofErr w:type="spellStart"/>
+      <w:r>
+        <w:rPr>
+          <w:rFonts w:ascii="Balsamiq Sans" w:hAnsi="Balsamiq Sans"/>
+          <w:b/>
+          <w:bCs/>
+          <w:lang w:val="en-US"/>
+        </w:rPr>
+        <w:t xml:space="preserve"> Sebua</w:t>
+      </w:r>
+      <w:proofErr w:type="spellEnd"/>
+      <w:r>
+        <w:rPr>
+          <w:rFonts w:ascii="Balsamiq Sans" w:hAnsi="Balsamiq Sans"/>
+          <w:b/>
+          <w:bCs/>
+          <w:lang w:val="en-US"/>
+        </w:rPr>
+        <w:t>h Desain</w:t>
+      </w:r>
+      <w:proofErr w:type="spellStart"/>
+      <w:r>
+        <w:rPr>
+          <w:rFonts w:ascii="Balsamiq Sans" w:hAnsi="Balsamiq Sans"/>
+          <w:b/>
+          <w:bCs/>
+          <w:lang w:val="en-US"/>
+        </w:rPr>
+        <w:t xml:space="preserve"> Instalas</w:t>
+      </w:r>
+      <w:proofErr w:type="spellEnd"/>
+      <w:r>
+        <w:rPr>
+          <w:rFonts w:ascii="Balsamiq Sans" w:hAnsi="Balsamiq Sans"/>
+          <w:b/>
+          <w:bCs/>
+          <w:lang w:val="en-US"/>
+        </w:rPr>
+        <w:t>i</w:t>
+      </w:r>
+      <w:proofErr w:type="spellStart"/>
+      <w:r>
+        <w:rPr>
+          <w:rFonts w:ascii="Balsamiq Sans" w:hAnsi="Balsamiq Sans"/>
+          <w:b/>
+          <w:bCs/>
+          <w:lang w:val="en-US"/>
+        </w:rPr>
+        <w:t xml:space="preserve"> Lamp</w:t>
+      </w:r>
+      <w:proofErr w:type="spellEnd"/>
+      <w:r>
+        <w:rPr>
+          <w:rFonts w:ascii="Balsamiq Sans" w:hAnsi="Balsamiq Sans"/>
+          <w:b/>
+          <w:bCs/>
+          <w:lang w:val="en-US"/>
+        </w:rPr>
+        <w:t>u Listrik,</w:t>
+      </w:r>
+      <w:proofErr w:type="spellStart"/>
+      <w:r>
+        <w:rPr>
+          <w:rFonts w:ascii="Balsamiq Sans" w:hAnsi="Balsamiq Sans"/>
+          <w:b/>
+          <w:bCs/>
+          <w:lang w:val="en-US"/>
+        </w:rPr>
+        <w:t xml:space="preserve"> Terlebi</w:t>
+      </w:r>
+      <w:proofErr w:type="spellEnd"/>
+      <w:r>
+        <w:rPr>
+          <w:rFonts w:ascii="Balsamiq Sans" w:hAnsi="Balsamiq Sans"/>
+          <w:b/>
+          <w:bCs/>
+          <w:lang w:val="en-US"/>
+        </w:rPr>
+        <w:t>h</w:t>
+      </w:r>
+      <w:proofErr w:type="spellStart"/>
+      <w:r>
+        <w:rPr>
+          <w:rFonts w:ascii="Balsamiq Sans" w:hAnsi="Balsamiq Sans"/>
+          <w:b/>
+          <w:bCs/>
+          <w:lang w:val="en-US"/>
+        </w:rPr>
+        <w:t xml:space="preserve"> Dahul</w:t>
+      </w:r>
+      <w:proofErr w:type="spellEnd"/>
+      <w:r>
+        <w:rPr>
+          <w:rFonts w:ascii="Balsamiq Sans" w:hAnsi="Balsamiq Sans"/>
+          <w:b/>
+          <w:bCs/>
+          <w:lang w:val="en-US"/>
+        </w:rPr>
+        <w:t>u Kita</w:t>
+      </w:r>
+      <w:proofErr w:type="spellStart"/>
+      <w:r>
+        <w:rPr>
+          <w:rFonts w:ascii="Balsamiq Sans" w:hAnsi="Balsamiq Sans"/>
+          <w:b/>
+          <w:bCs/>
+          <w:lang w:val="en-US"/>
+        </w:rPr>
+        <w:t xml:space="preserve"> Mempelajar</w:t>
+      </w:r>
+      <w:proofErr w:type="spellEnd"/>
+      <w:r>
+        <w:rPr>
+          <w:rFonts w:ascii="Balsamiq Sans" w:hAnsi="Balsamiq Sans"/>
+          <w:b/>
+          <w:bCs/>
+          <w:lang w:val="en-US"/>
+        </w:rPr>
+        <w:t>i</w:t>
       </w:r>
     </w:p>
     <w:p>
@@ -3823,7 +3821,7 @@
           <w:rFonts w:ascii="Balsamiq Sans" w:hAnsi="Balsamiq Sans"/>
           <w:lang w:val="en-ID"/>
         </w:rPr>
-        <w:t xml:space="preserve">, Gambar </w:t>
+        <w:t>, Gambar I</w:t>
       </w:r>
       <w:proofErr w:type="spellStart"/>
       <w:r>
@@ -3831,7 +3829,7 @@
           <w:rFonts w:ascii="Balsamiq Sans" w:hAnsi="Balsamiq Sans"/>
           <w:lang w:val="en-ID"/>
         </w:rPr>
-        <w:t>Instalasi</w:t>
+        <w:t xml:space="preserve">nstalasi </w:t>
       </w:r>
       <w:proofErr w:type="spellEnd"/>
       <w:r>
@@ -3839,7 +3837,7 @@
           <w:rFonts w:ascii="Balsamiq Sans" w:hAnsi="Balsamiq Sans"/>
           <w:lang w:val="en-ID"/>
         </w:rPr>
-        <w:t xml:space="preserve"> Listrik Dan </w:t>
+        <w:t>Listrik Dan S</w:t>
       </w:r>
       <w:proofErr w:type="spellStart"/>
       <w:r>
@@ -3847,7 +3845,7 @@
           <w:rFonts w:ascii="Balsamiq Sans" w:hAnsi="Balsamiq Sans"/>
           <w:lang w:val="en-ID"/>
         </w:rPr>
-        <w:t>Simbol-Simbol</w:t>
+        <w:t>imbol – Simbo</w:t>
       </w:r>
       <w:proofErr w:type="spellEnd"/>
       <w:r>
@@ -3855,7 +3853,7 @@
           <w:rFonts w:ascii="Balsamiq Sans" w:hAnsi="Balsamiq Sans"/>
           <w:lang w:val="en-ID"/>
         </w:rPr>
-        <w:t xml:space="preserve"> Listrik.</w:t>
+        <w:t>l Listrik.</w:t>
       </w:r>
     </w:p>
     <w:p>
